--- a/Srs.docx
+++ b/Srs.docx
@@ -380,12 +380,6 @@
         <w:tblStyle w:val="TableGrid"/>
         <w:tblW w:w="7121" w:type="dxa"/>
         <w:tblInd w:w="1246" w:type="dxa"/>
-        <w:tblCellMar>
-          <w:top w:w="0" w:type="dxa"/>
-          <w:left w:w="0" w:type="dxa"/>
-          <w:bottom w:w="0" w:type="dxa"/>
-          <w:right w:w="0" w:type="dxa"/>
-        </w:tblCellMar>
         <w:tblLook w:val="04A0" w:firstRow="1" w:lastRow="0" w:firstColumn="1" w:lastColumn="0" w:noHBand="0" w:noVBand="1"/>
       </w:tblPr>
       <w:tblGrid>
@@ -8535,7 +8529,6 @@
         <w:tblCellMar>
           <w:top w:w="48" w:type="dxa"/>
           <w:left w:w="106" w:type="dxa"/>
-          <w:bottom w:w="0" w:type="dxa"/>
           <w:right w:w="59" w:type="dxa"/>
         </w:tblCellMar>
         <w:tblLook w:val="04A0" w:firstRow="1" w:lastRow="0" w:firstColumn="1" w:lastColumn="0" w:noHBand="0" w:noVBand="1"/>
@@ -9788,7 +9781,6 @@
         <w:tblCellMar>
           <w:top w:w="48" w:type="dxa"/>
           <w:left w:w="106" w:type="dxa"/>
-          <w:bottom w:w="0" w:type="dxa"/>
           <w:right w:w="58" w:type="dxa"/>
         </w:tblCellMar>
         <w:tblLook w:val="04A0" w:firstRow="1" w:lastRow="0" w:firstColumn="1" w:lastColumn="0" w:noHBand="0" w:noVBand="1"/>
@@ -10942,7 +10934,6 @@
         <w:tblCellMar>
           <w:top w:w="48" w:type="dxa"/>
           <w:left w:w="106" w:type="dxa"/>
-          <w:bottom w:w="0" w:type="dxa"/>
           <w:right w:w="60" w:type="dxa"/>
         </w:tblCellMar>
         <w:tblLook w:val="04A0" w:firstRow="1" w:lastRow="0" w:firstColumn="1" w:lastColumn="0" w:noHBand="0" w:noVBand="1"/>
@@ -12462,7 +12453,6 @@
         <w:tblCellMar>
           <w:top w:w="48" w:type="dxa"/>
           <w:left w:w="106" w:type="dxa"/>
-          <w:bottom w:w="0" w:type="dxa"/>
           <w:right w:w="115" w:type="dxa"/>
         </w:tblCellMar>
         <w:tblLook w:val="04A0" w:firstRow="1" w:lastRow="0" w:firstColumn="1" w:lastColumn="0" w:noHBand="0" w:noVBand="1"/>
@@ -13286,7 +13276,6 @@
         <w:tblCellMar>
           <w:top w:w="48" w:type="dxa"/>
           <w:left w:w="106" w:type="dxa"/>
-          <w:bottom w:w="0" w:type="dxa"/>
           <w:right w:w="58" w:type="dxa"/>
         </w:tblCellMar>
         <w:tblLook w:val="04A0" w:firstRow="1" w:lastRow="0" w:firstColumn="1" w:lastColumn="0" w:noHBand="0" w:noVBand="1"/>
@@ -14090,7 +14079,6 @@
         <w:tblCellMar>
           <w:top w:w="48" w:type="dxa"/>
           <w:left w:w="106" w:type="dxa"/>
-          <w:bottom w:w="0" w:type="dxa"/>
           <w:right w:w="115" w:type="dxa"/>
         </w:tblCellMar>
         <w:tblLook w:val="04A0" w:firstRow="1" w:lastRow="0" w:firstColumn="1" w:lastColumn="0" w:noHBand="0" w:noVBand="1"/>
@@ -14686,7 +14674,6 @@
         <w:tblCellMar>
           <w:top w:w="48" w:type="dxa"/>
           <w:left w:w="106" w:type="dxa"/>
-          <w:bottom w:w="0" w:type="dxa"/>
           <w:right w:w="115" w:type="dxa"/>
         </w:tblCellMar>
         <w:tblLook w:val="04A0" w:firstRow="1" w:lastRow="0" w:firstColumn="1" w:lastColumn="0" w:noHBand="0" w:noVBand="1"/>
@@ -15117,8 +15104,6 @@
               <w:lastRenderedPageBreak/>
               <w:t>Contact</w:t>
             </w:r>
-            <w:bookmarkStart w:id="33" w:name="_GoBack"/>
-            <w:bookmarkEnd w:id="33"/>
             <w:r>
               <w:rPr>
                 <w:b/>
@@ -15251,11 +15236,11 @@
         <w:ind w:left="417" w:right="0" w:hanging="432"/>
         <w:jc w:val="left"/>
       </w:pPr>
-      <w:bookmarkStart w:id="34" w:name="_Toc188520852"/>
+      <w:bookmarkStart w:id="33" w:name="_Toc188520852"/>
       <w:r>
         <w:t>Stories and Scenario</w:t>
       </w:r>
-      <w:bookmarkEnd w:id="34"/>
+      <w:bookmarkEnd w:id="33"/>
       <w:r>
         <w:t xml:space="preserve"> </w:t>
       </w:r>
@@ -15265,13 +15250,25 @@
         <w:pStyle w:val="Heading2"/>
         <w:ind w:left="561" w:hanging="576"/>
       </w:pPr>
-      <w:bookmarkStart w:id="35" w:name="_Toc188520853"/>
-      <w:r>
-        <w:t>Story-1: Add New Book in Library Catalogue</w:t>
-      </w:r>
-      <w:bookmarkEnd w:id="35"/>
+      <w:bookmarkStart w:id="34" w:name="_Toc188520853"/>
+      <w:r>
+        <w:t xml:space="preserve">Story-1: Add New </w:t>
+      </w:r>
+      <w:r>
+        <w:t>Product</w:t>
+      </w:r>
+      <w:r>
+        <w:t xml:space="preserve"> in </w:t>
+      </w:r>
+      <w:r>
+        <w:t>Supermarket</w:t>
+      </w:r>
       <w:r>
         <w:t xml:space="preserve"> </w:t>
+      </w:r>
+      <w:bookmarkEnd w:id="34"/>
+      <w:r>
+        <w:t>Inventory</w:t>
       </w:r>
     </w:p>
     <w:p>
@@ -15292,7 +15289,6 @@
         <w:tblCellMar>
           <w:top w:w="46" w:type="dxa"/>
           <w:left w:w="46" w:type="dxa"/>
-          <w:bottom w:w="0" w:type="dxa"/>
           <w:right w:w="61" w:type="dxa"/>
         </w:tblCellMar>
         <w:tblLook w:val="04A0" w:firstRow="1" w:lastRow="0" w:firstColumn="1" w:lastColumn="0" w:noHBand="0" w:noVBand="1"/>
@@ -15400,7 +15396,19 @@
               <w:rPr>
                 <w:sz w:val="24"/>
               </w:rPr>
-              <w:t xml:space="preserve"> Librarian,  </w:t>
+              <w:t xml:space="preserve"> </w:t>
+            </w:r>
+            <w:r>
+              <w:rPr>
+                <w:sz w:val="24"/>
+              </w:rPr>
+              <w:t>Manager</w:t>
+            </w:r>
+            <w:r>
+              <w:rPr>
+                <w:sz w:val="24"/>
+              </w:rPr>
+              <w:t xml:space="preserve">,  </w:t>
             </w:r>
           </w:p>
           <w:p>
@@ -15420,7 +15428,19 @@
               <w:rPr>
                 <w:sz w:val="24"/>
               </w:rPr>
-              <w:t xml:space="preserve"> add a new book in library catalogue </w:t>
+              <w:t xml:space="preserve"> add a </w:t>
+            </w:r>
+            <w:r>
+              <w:rPr>
+                <w:sz w:val="24"/>
+              </w:rPr>
+              <w:t xml:space="preserve">new product in supermarket inventory. </w:t>
+            </w:r>
+            <w:r>
+              <w:rPr>
+                <w:sz w:val="24"/>
+              </w:rPr>
+              <w:t xml:space="preserve"> </w:t>
             </w:r>
           </w:p>
           <w:p>
@@ -15440,7 +15460,19 @@
               <w:rPr>
                 <w:sz w:val="24"/>
               </w:rPr>
-              <w:t xml:space="preserve"> everyone can easily find and borrow it. </w:t>
+              <w:t xml:space="preserve"> everyone can easily </w:t>
+            </w:r>
+            <w:r>
+              <w:rPr>
+                <w:sz w:val="24"/>
+              </w:rPr>
+              <w:t>find and purchase it</w:t>
+            </w:r>
+            <w:r>
+              <w:rPr>
+                <w:sz w:val="24"/>
+              </w:rPr>
+              <w:t xml:space="preserve">. </w:t>
             </w:r>
           </w:p>
         </w:tc>
@@ -15678,12 +15710,17 @@
               <w:spacing w:after="0" w:line="259" w:lineRule="auto"/>
               <w:ind w:left="62" w:firstLine="0"/>
               <w:jc w:val="left"/>
-            </w:pPr>
-            <w:r>
-              <w:rPr>
-                <w:sz w:val="24"/>
-              </w:rPr>
-              <w:t xml:space="preserve">The addition of a new book to the library catalogue is crucial for ensuring that the library's collection is up-to-date and accessible to everyone. </w:t>
+              <w:rPr>
+                <w:sz w:val="24"/>
+                <w:szCs w:val="24"/>
+              </w:rPr>
+            </w:pPr>
+            <w:r>
+              <w:rPr>
+                <w:sz w:val="24"/>
+                <w:szCs w:val="24"/>
+              </w:rPr>
+              <w:t>The addition of a new product to the inventory is essential for keeping the supermarket’s offerings up-to-date and accessible to customers.</w:t>
             </w:r>
           </w:p>
         </w:tc>
@@ -15704,11 +15741,11 @@
         <w:pStyle w:val="Heading3"/>
         <w:ind w:left="705" w:hanging="720"/>
       </w:pPr>
-      <w:bookmarkStart w:id="36" w:name="_Toc188520854"/>
+      <w:bookmarkStart w:id="35" w:name="_Toc188520854"/>
       <w:r>
         <w:t>Scenario# S1.1</w:t>
       </w:r>
-      <w:bookmarkEnd w:id="36"/>
+      <w:bookmarkEnd w:id="35"/>
       <w:r>
         <w:t xml:space="preserve"> </w:t>
       </w:r>
@@ -15720,8 +15757,6 @@
         <w:tblInd w:w="0" w:type="dxa"/>
         <w:tblCellMar>
           <w:top w:w="45" w:type="dxa"/>
-          <w:left w:w="0" w:type="dxa"/>
-          <w:bottom w:w="0" w:type="dxa"/>
           <w:right w:w="58" w:type="dxa"/>
         </w:tblCellMar>
         <w:tblLook w:val="04A0" w:firstRow="1" w:lastRow="0" w:firstColumn="1" w:lastColumn="0" w:noHBand="0" w:noVBand="1"/>
@@ -15822,7 +15857,19 @@
               <w:rPr>
                 <w:sz w:val="24"/>
               </w:rPr>
-              <w:t xml:space="preserve">Adding a New Book with Valid Information </w:t>
+              <w:t xml:space="preserve">Adding a New </w:t>
+            </w:r>
+            <w:r>
+              <w:rPr>
+                <w:sz w:val="24"/>
+              </w:rPr>
+              <w:t>Product</w:t>
+            </w:r>
+            <w:r>
+              <w:rPr>
+                <w:sz w:val="24"/>
+              </w:rPr>
+              <w:t xml:space="preserve"> with Valid Information </w:t>
             </w:r>
           </w:p>
         </w:tc>
@@ -15903,7 +15950,25 @@
               <w:rPr>
                 <w:sz w:val="24"/>
               </w:rPr>
-              <w:t xml:space="preserve">Librarian is logged in to the Library management system. </w:t>
+              <w:t>Manager</w:t>
+            </w:r>
+            <w:r>
+              <w:rPr>
+                <w:sz w:val="24"/>
+              </w:rPr>
+              <w:t xml:space="preserve"> is logged in to the </w:t>
+            </w:r>
+            <w:r>
+              <w:rPr>
+                <w:sz w:val="24"/>
+              </w:rPr>
+              <w:t>Supermarket</w:t>
+            </w:r>
+            <w:r>
+              <w:rPr>
+                <w:sz w:val="24"/>
+              </w:rPr>
+              <w:t xml:space="preserve"> management system. </w:t>
             </w:r>
           </w:p>
         </w:tc>
@@ -16004,21 +16069,67 @@
               <w:rPr>
                 <w:sz w:val="24"/>
               </w:rPr>
-              <w:t xml:space="preserve"> The Librarian is navigated to the library </w:t>
-            </w:r>
-            <w:proofErr w:type="spellStart"/>
+              <w:t xml:space="preserve">The </w:t>
+            </w:r>
+            <w:r>
+              <w:rPr>
+                <w:sz w:val="24"/>
+              </w:rPr>
+              <w:t>Manager</w:t>
+            </w:r>
+            <w:r>
+              <w:rPr>
+                <w:sz w:val="24"/>
+              </w:rPr>
+              <w:t xml:space="preserve"> is navigated to the </w:t>
+            </w:r>
+            <w:r>
+              <w:rPr>
+                <w:sz w:val="24"/>
+              </w:rPr>
+              <w:t xml:space="preserve">supermarket </w:t>
+            </w:r>
             <w:r>
               <w:rPr>
                 <w:sz w:val="24"/>
               </w:rPr>
               <w:t>catalog</w:t>
             </w:r>
-            <w:proofErr w:type="spellEnd"/>
-            <w:r>
-              <w:rPr>
-                <w:sz w:val="24"/>
-              </w:rPr>
-              <w:t xml:space="preserve"> management page. Valid book information, including title, author, ISBN, and other relevant details is added. </w:t>
+            <w:r>
+              <w:rPr>
+                <w:sz w:val="24"/>
+              </w:rPr>
+              <w:t>ue</w:t>
+            </w:r>
+            <w:r>
+              <w:rPr>
+                <w:sz w:val="24"/>
+              </w:rPr>
+              <w:t xml:space="preserve"> management page. Valid </w:t>
+            </w:r>
+            <w:r>
+              <w:rPr>
+                <w:sz w:val="24"/>
+              </w:rPr>
+              <w:t>product</w:t>
+            </w:r>
+            <w:r>
+              <w:rPr>
+                <w:sz w:val="24"/>
+              </w:rPr>
+              <w:t xml:space="preserve"> information, including </w:t>
+            </w:r>
+            <w:r>
+              <w:rPr>
+                <w:sz w:val="24"/>
+              </w:rPr>
+              <w:t>name, price, barcode</w:t>
+            </w:r>
+            <w:r>
+              <w:rPr>
+                <w:sz w:val="24"/>
+              </w:rPr>
+              <w:t xml:space="preserve">, and other relevant details is added. </w:t>
             </w:r>
           </w:p>
           <w:p>
@@ -16051,7 +16162,31 @@
               <w:rPr>
                 <w:sz w:val="24"/>
               </w:rPr>
-              <w:t xml:space="preserve">The librarian selects the "Add New Book" option </w:t>
+              <w:t xml:space="preserve">The </w:t>
+            </w:r>
+            <w:r>
+              <w:rPr>
+                <w:sz w:val="24"/>
+              </w:rPr>
+              <w:t>manager</w:t>
+            </w:r>
+            <w:r>
+              <w:rPr>
+                <w:sz w:val="24"/>
+              </w:rPr>
+              <w:t xml:space="preserve"> selects the "Add New </w:t>
+            </w:r>
+            <w:r>
+              <w:rPr>
+                <w:sz w:val="24"/>
+              </w:rPr>
+              <w:t>Product</w:t>
+            </w:r>
+            <w:r>
+              <w:rPr>
+                <w:sz w:val="24"/>
+              </w:rPr>
+              <w:t xml:space="preserve">" option </w:t>
             </w:r>
           </w:p>
           <w:p>
@@ -16064,7 +16199,25 @@
               <w:rPr>
                 <w:sz w:val="24"/>
               </w:rPr>
-              <w:t xml:space="preserve">And The librarian enters valid book details </w:t>
+              <w:t>And The Manager</w:t>
+            </w:r>
+            <w:r>
+              <w:rPr>
+                <w:sz w:val="24"/>
+              </w:rPr>
+              <w:t xml:space="preserve"> enters valid </w:t>
+            </w:r>
+            <w:r>
+              <w:rPr>
+                <w:sz w:val="24"/>
+              </w:rPr>
+              <w:t>product</w:t>
+            </w:r>
+            <w:r>
+              <w:rPr>
+                <w:sz w:val="24"/>
+              </w:rPr>
+              <w:t xml:space="preserve"> details </w:t>
             </w:r>
           </w:p>
           <w:p>
@@ -16077,16 +16230,50 @@
               <w:rPr>
                 <w:sz w:val="24"/>
               </w:rPr>
-              <w:t xml:space="preserve">The librarian clicks the "Save" button to add the book to the </w:t>
-            </w:r>
-            <w:proofErr w:type="spellStart"/>
-            <w:r>
-              <w:rPr>
-                <w:sz w:val="24"/>
-              </w:rPr>
-              <w:t>catalog</w:t>
-            </w:r>
-            <w:proofErr w:type="spellEnd"/>
+              <w:t xml:space="preserve">The </w:t>
+            </w:r>
+            <w:r>
+              <w:rPr>
+                <w:sz w:val="24"/>
+              </w:rPr>
+              <w:t>Manager</w:t>
+            </w:r>
+            <w:r>
+              <w:rPr>
+                <w:sz w:val="24"/>
+              </w:rPr>
+              <w:t xml:space="preserve"> clicks the "</w:t>
+            </w:r>
+            <w:r>
+              <w:rPr>
+                <w:sz w:val="24"/>
+              </w:rPr>
+              <w:t>Add</w:t>
+            </w:r>
+            <w:r>
+              <w:rPr>
+                <w:sz w:val="24"/>
+              </w:rPr>
+              <w:t xml:space="preserve">" button to add the </w:t>
+            </w:r>
+            <w:r>
+              <w:rPr>
+                <w:sz w:val="24"/>
+              </w:rPr>
+              <w:t>product</w:t>
+            </w:r>
+            <w:r>
+              <w:rPr>
+                <w:sz w:val="24"/>
+              </w:rPr>
+              <w:t xml:space="preserve"> to the catalog</w:t>
+            </w:r>
+            <w:r>
+              <w:rPr>
+                <w:sz w:val="24"/>
+              </w:rPr>
+              <w:t>ue</w:t>
+            </w:r>
             <w:r>
               <w:rPr>
                 <w:sz w:val="24"/>
@@ -16123,21 +16310,55 @@
               <w:rPr>
                 <w:sz w:val="24"/>
               </w:rPr>
-              <w:t xml:space="preserve">he system successfully adds the book to the </w:t>
-            </w:r>
-            <w:proofErr w:type="spellStart"/>
-            <w:r>
-              <w:rPr>
-                <w:sz w:val="24"/>
-              </w:rPr>
-              <w:t>catalog</w:t>
-            </w:r>
-            <w:proofErr w:type="spellEnd"/>
-            <w:r>
-              <w:rPr>
-                <w:sz w:val="24"/>
-              </w:rPr>
-              <w:t xml:space="preserve"> and the librarian receives a confirmation message with the book's identification number. </w:t>
+              <w:t xml:space="preserve">he system successfully adds the </w:t>
+            </w:r>
+            <w:r>
+              <w:rPr>
+                <w:sz w:val="24"/>
+              </w:rPr>
+              <w:t>product</w:t>
+            </w:r>
+            <w:r>
+              <w:rPr>
+                <w:sz w:val="24"/>
+              </w:rPr>
+              <w:t xml:space="preserve"> to the catalog</w:t>
+            </w:r>
+            <w:r>
+              <w:rPr>
+                <w:sz w:val="24"/>
+              </w:rPr>
+              <w:t>ue</w:t>
+            </w:r>
+            <w:r>
+              <w:rPr>
+                <w:sz w:val="24"/>
+              </w:rPr>
+              <w:t xml:space="preserve"> and the </w:t>
+            </w:r>
+            <w:r>
+              <w:rPr>
+                <w:sz w:val="24"/>
+              </w:rPr>
+              <w:t>manager</w:t>
+            </w:r>
+            <w:r>
+              <w:rPr>
+                <w:sz w:val="24"/>
+              </w:rPr>
+              <w:t xml:space="preserve"> receives a confirmation message with the </w:t>
+            </w:r>
+            <w:r>
+              <w:rPr>
+                <w:sz w:val="24"/>
+              </w:rPr>
+              <w:t>product’s</w:t>
+            </w:r>
+            <w:r>
+              <w:rPr>
+                <w:sz w:val="24"/>
+              </w:rPr>
+              <w:t xml:space="preserve"> identification number. </w:t>
             </w:r>
           </w:p>
         </w:tc>
@@ -16158,11 +16379,11 @@
         <w:pStyle w:val="Heading3"/>
         <w:ind w:left="705" w:hanging="720"/>
       </w:pPr>
-      <w:bookmarkStart w:id="37" w:name="_Toc188520855"/>
+      <w:bookmarkStart w:id="36" w:name="_Toc188520855"/>
       <w:r>
         <w:t>Scenario# S1.2</w:t>
       </w:r>
-      <w:bookmarkEnd w:id="37"/>
+      <w:bookmarkEnd w:id="36"/>
       <w:r>
         <w:t xml:space="preserve"> </w:t>
       </w:r>
@@ -16174,8 +16395,6 @@
         <w:tblInd w:w="0" w:type="dxa"/>
         <w:tblCellMar>
           <w:top w:w="45" w:type="dxa"/>
-          <w:left w:w="0" w:type="dxa"/>
-          <w:bottom w:w="0" w:type="dxa"/>
           <w:right w:w="57" w:type="dxa"/>
         </w:tblCellMar>
         <w:tblLook w:val="04A0" w:firstRow="1" w:lastRow="0" w:firstColumn="1" w:lastColumn="0" w:noHBand="0" w:noVBand="1"/>
@@ -16276,7 +16495,19 @@
               <w:rPr>
                 <w:sz w:val="24"/>
               </w:rPr>
-              <w:t xml:space="preserve">Adding a New Book with Invalid Information. </w:t>
+              <w:t xml:space="preserve">Adding a New </w:t>
+            </w:r>
+            <w:r>
+              <w:rPr>
+                <w:sz w:val="24"/>
+              </w:rPr>
+              <w:t>Product</w:t>
+            </w:r>
+            <w:r>
+              <w:rPr>
+                <w:sz w:val="24"/>
+              </w:rPr>
+              <w:t xml:space="preserve"> with Invalid Information. </w:t>
             </w:r>
           </w:p>
         </w:tc>
@@ -16357,7 +16588,31 @@
               <w:rPr>
                 <w:sz w:val="24"/>
               </w:rPr>
-              <w:t xml:space="preserve">The librarian is logged into the library management system. </w:t>
+              <w:t xml:space="preserve">The </w:t>
+            </w:r>
+            <w:r>
+              <w:rPr>
+                <w:sz w:val="24"/>
+              </w:rPr>
+              <w:t>Manager</w:t>
+            </w:r>
+            <w:r>
+              <w:rPr>
+                <w:sz w:val="24"/>
+              </w:rPr>
+              <w:t xml:space="preserve"> is logged into the </w:t>
+            </w:r>
+            <w:r>
+              <w:rPr>
+                <w:sz w:val="24"/>
+              </w:rPr>
+              <w:t>Supermarket</w:t>
+            </w:r>
+            <w:r>
+              <w:rPr>
+                <w:sz w:val="24"/>
+              </w:rPr>
+              <w:t xml:space="preserve"> management system. </w:t>
             </w:r>
           </w:p>
         </w:tc>
@@ -16459,7 +16714,31 @@
               <w:rPr>
                 <w:sz w:val="24"/>
               </w:rPr>
-              <w:t xml:space="preserve"> The librarian is on the library catalogue management page</w:t>
+              <w:t xml:space="preserve"> The </w:t>
+            </w:r>
+            <w:r>
+              <w:rPr>
+                <w:sz w:val="24"/>
+              </w:rPr>
+              <w:t>Manager</w:t>
+            </w:r>
+            <w:r>
+              <w:rPr>
+                <w:sz w:val="24"/>
+              </w:rPr>
+              <w:t xml:space="preserve"> is on the </w:t>
+            </w:r>
+            <w:r>
+              <w:rPr>
+                <w:sz w:val="24"/>
+              </w:rPr>
+              <w:t>Supermarket</w:t>
+            </w:r>
+            <w:r>
+              <w:rPr>
+                <w:sz w:val="24"/>
+              </w:rPr>
+              <w:t xml:space="preserve"> catalogue management page</w:t>
             </w:r>
             <w:r>
               <w:rPr>
@@ -16485,7 +16764,85 @@
               <w:rPr>
                 <w:sz w:val="24"/>
               </w:rPr>
-              <w:t xml:space="preserve">The librarian selects the "Add New Book" option and the librarian enters an incomplete or incorrect book details and librarian clicks the "Save" button to add the book to the catalogue. </w:t>
+              <w:t>The Manager</w:t>
+            </w:r>
+            <w:r>
+              <w:rPr>
+                <w:sz w:val="24"/>
+              </w:rPr>
+              <w:t xml:space="preserve"> selects the "Add New </w:t>
+            </w:r>
+            <w:r>
+              <w:rPr>
+                <w:sz w:val="24"/>
+              </w:rPr>
+              <w:t>Product</w:t>
+            </w:r>
+            <w:r>
+              <w:rPr>
+                <w:sz w:val="24"/>
+              </w:rPr>
+              <w:t xml:space="preserve">" option and the </w:t>
+            </w:r>
+            <w:r>
+              <w:rPr>
+                <w:sz w:val="24"/>
+              </w:rPr>
+              <w:t>manager</w:t>
+            </w:r>
+            <w:r>
+              <w:rPr>
+                <w:sz w:val="24"/>
+              </w:rPr>
+              <w:t xml:space="preserve"> enters an incomplete or incorrect </w:t>
+            </w:r>
+            <w:r>
+              <w:rPr>
+                <w:sz w:val="24"/>
+              </w:rPr>
+              <w:t>product</w:t>
+            </w:r>
+            <w:r>
+              <w:rPr>
+                <w:sz w:val="24"/>
+              </w:rPr>
+              <w:t xml:space="preserve"> details and </w:t>
+            </w:r>
+            <w:r>
+              <w:rPr>
+                <w:sz w:val="24"/>
+              </w:rPr>
+              <w:t>manager</w:t>
+            </w:r>
+            <w:r>
+              <w:rPr>
+                <w:sz w:val="24"/>
+              </w:rPr>
+              <w:t xml:space="preserve"> clicks the "</w:t>
+            </w:r>
+            <w:r>
+              <w:rPr>
+                <w:sz w:val="24"/>
+              </w:rPr>
+              <w:t>Add</w:t>
+            </w:r>
+            <w:r>
+              <w:rPr>
+                <w:sz w:val="24"/>
+              </w:rPr>
+              <w:t xml:space="preserve">" button to add the </w:t>
+            </w:r>
+            <w:r>
+              <w:rPr>
+                <w:sz w:val="24"/>
+              </w:rPr>
+              <w:t>product</w:t>
+            </w:r>
+            <w:r>
+              <w:rPr>
+                <w:sz w:val="24"/>
+              </w:rPr>
+              <w:t xml:space="preserve"> to the catalogue. </w:t>
             </w:r>
           </w:p>
           <w:p>
@@ -16504,7 +16861,19 @@
               <w:rPr>
                 <w:sz w:val="24"/>
               </w:rPr>
-              <w:t xml:space="preserve">he system displays error messages for the incorrect or missing information and the book is not added to the catalogue. </w:t>
+              <w:t xml:space="preserve">he system displays error messages for the incorrect or missing information and the </w:t>
+            </w:r>
+            <w:r>
+              <w:rPr>
+                <w:sz w:val="24"/>
+              </w:rPr>
+              <w:t>product</w:t>
+            </w:r>
+            <w:r>
+              <w:rPr>
+                <w:sz w:val="24"/>
+              </w:rPr>
+              <w:t xml:space="preserve"> is not added to the catalogue. </w:t>
             </w:r>
           </w:p>
         </w:tc>
@@ -16525,11 +16894,12 @@
         <w:pStyle w:val="Heading3"/>
         <w:ind w:left="705" w:hanging="720"/>
       </w:pPr>
-      <w:bookmarkStart w:id="38" w:name="_Toc188520856"/>
-      <w:r>
+      <w:bookmarkStart w:id="37" w:name="_Toc188520856"/>
+      <w:r>
+        <w:lastRenderedPageBreak/>
         <w:t>Scenario# S1.3</w:t>
       </w:r>
-      <w:bookmarkEnd w:id="38"/>
+      <w:bookmarkEnd w:id="37"/>
       <w:r>
         <w:t xml:space="preserve"> </w:t>
       </w:r>
@@ -16541,8 +16911,6 @@
         <w:tblInd w:w="0" w:type="dxa"/>
         <w:tblCellMar>
           <w:top w:w="45" w:type="dxa"/>
-          <w:left w:w="0" w:type="dxa"/>
-          <w:bottom w:w="0" w:type="dxa"/>
           <w:right w:w="61" w:type="dxa"/>
         </w:tblCellMar>
         <w:tblLook w:val="04A0" w:firstRow="1" w:lastRow="0" w:firstColumn="1" w:lastColumn="0" w:noHBand="0" w:noVBand="1"/>
@@ -16643,7 +17011,19 @@
               <w:rPr>
                 <w:sz w:val="24"/>
               </w:rPr>
-              <w:t xml:space="preserve">Attempting to Add a Duplicate Book </w:t>
+              <w:t xml:space="preserve">Attempting to Add a Duplicate </w:t>
+            </w:r>
+            <w:r>
+              <w:rPr>
+                <w:sz w:val="24"/>
+              </w:rPr>
+              <w:t>Product</w:t>
+            </w:r>
+            <w:r>
+              <w:rPr>
+                <w:sz w:val="24"/>
+              </w:rPr>
+              <w:t xml:space="preserve"> </w:t>
             </w:r>
           </w:p>
         </w:tc>
@@ -16674,7 +17054,6 @@
                 <w:b/>
                 <w:sz w:val="24"/>
               </w:rPr>
-              <w:lastRenderedPageBreak/>
               <w:t xml:space="preserve">Prerequisite </w:t>
             </w:r>
           </w:p>
@@ -16725,7 +17104,43 @@
               <w:rPr>
                 <w:sz w:val="24"/>
               </w:rPr>
-              <w:t xml:space="preserve">The librarian is logged into the library management system and the librarian is on the library catalogue management page </w:t>
+              <w:t xml:space="preserve">The </w:t>
+            </w:r>
+            <w:r>
+              <w:rPr>
+                <w:sz w:val="24"/>
+              </w:rPr>
+              <w:t>manager is logged into the supermarket</w:t>
+            </w:r>
+            <w:r>
+              <w:rPr>
+                <w:sz w:val="24"/>
+              </w:rPr>
+              <w:t xml:space="preserve"> management system and the </w:t>
+            </w:r>
+            <w:r>
+              <w:rPr>
+                <w:sz w:val="24"/>
+              </w:rPr>
+              <w:t>manager</w:t>
+            </w:r>
+            <w:r>
+              <w:rPr>
+                <w:sz w:val="24"/>
+              </w:rPr>
+              <w:t xml:space="preserve"> is on the </w:t>
+            </w:r>
+            <w:r>
+              <w:rPr>
+                <w:sz w:val="24"/>
+              </w:rPr>
+              <w:t>supermarket</w:t>
+            </w:r>
+            <w:r>
+              <w:rPr>
+                <w:sz w:val="24"/>
+              </w:rPr>
+              <w:t xml:space="preserve"> catalogue management page </w:t>
             </w:r>
           </w:p>
         </w:tc>
@@ -16826,7 +17241,61 @@
               <w:rPr>
                 <w:sz w:val="24"/>
               </w:rPr>
-              <w:t xml:space="preserve">: The book information, including title, author, ISBN, and other relevant details, is available and the book with the same ISBN is already in the catalogue. </w:t>
+              <w:t xml:space="preserve">: The </w:t>
+            </w:r>
+            <w:r>
+              <w:rPr>
+                <w:sz w:val="24"/>
+              </w:rPr>
+              <w:t>product</w:t>
+            </w:r>
+            <w:r>
+              <w:rPr>
+                <w:sz w:val="24"/>
+              </w:rPr>
+              <w:t xml:space="preserve"> information, </w:t>
+            </w:r>
+            <w:r>
+              <w:rPr>
+                <w:sz w:val="24"/>
+              </w:rPr>
+              <w:t>including name, price, barcode, and other relevant details</w:t>
+            </w:r>
+            <w:r>
+              <w:rPr>
+                <w:sz w:val="24"/>
+              </w:rPr>
+              <w:t>,</w:t>
+            </w:r>
+            <w:r>
+              <w:rPr>
+                <w:sz w:val="24"/>
+              </w:rPr>
+              <w:t xml:space="preserve"> is available and the </w:t>
+            </w:r>
+            <w:r>
+              <w:rPr>
+                <w:sz w:val="24"/>
+              </w:rPr>
+              <w:t>product</w:t>
+            </w:r>
+            <w:r>
+              <w:rPr>
+                <w:sz w:val="24"/>
+              </w:rPr>
+              <w:t xml:space="preserve"> with the same </w:t>
+            </w:r>
+            <w:r>
+              <w:rPr>
+                <w:sz w:val="24"/>
+              </w:rPr>
+              <w:t>barcode</w:t>
+            </w:r>
+            <w:r>
+              <w:rPr>
+                <w:sz w:val="24"/>
+              </w:rPr>
+              <w:t xml:space="preserve"> is already in the catalogue. </w:t>
             </w:r>
           </w:p>
           <w:p>
@@ -16845,7 +17314,31 @@
               <w:rPr>
                 <w:sz w:val="24"/>
               </w:rPr>
-              <w:t xml:space="preserve">: User Clicks on “Add book” button. Enter a number of copies with the same book detail mentioned in the field. </w:t>
+              <w:t xml:space="preserve">: User Clicks on “Add </w:t>
+            </w:r>
+            <w:r>
+              <w:rPr>
+                <w:sz w:val="24"/>
+              </w:rPr>
+              <w:t>Product</w:t>
+            </w:r>
+            <w:r>
+              <w:rPr>
+                <w:sz w:val="24"/>
+              </w:rPr>
+              <w:t xml:space="preserve">” button. Enter a </w:t>
+            </w:r>
+            <w:r>
+              <w:rPr>
+                <w:sz w:val="24"/>
+              </w:rPr>
+              <w:t>number of copies with the same product</w:t>
+            </w:r>
+            <w:r>
+              <w:rPr>
+                <w:sz w:val="24"/>
+              </w:rPr>
+              <w:t xml:space="preserve"> detail mentioned in the field. </w:t>
             </w:r>
           </w:p>
         </w:tc>
@@ -16900,7 +17393,31 @@
               <w:rPr>
                 <w:sz w:val="24"/>
               </w:rPr>
-              <w:t xml:space="preserve">: Generate unique book id, barcode and spine label for various book of same title. </w:t>
+              <w:t xml:space="preserve">: Generate unique </w:t>
+            </w:r>
+            <w:r>
+              <w:rPr>
+                <w:sz w:val="24"/>
+              </w:rPr>
+              <w:t>product</w:t>
+            </w:r>
+            <w:r>
+              <w:rPr>
+                <w:sz w:val="24"/>
+              </w:rPr>
+              <w:t xml:space="preserve"> id, barcode and spine label for various </w:t>
+            </w:r>
+            <w:r>
+              <w:rPr>
+                <w:sz w:val="24"/>
+              </w:rPr>
+              <w:t>product</w:t>
+            </w:r>
+            <w:r>
+              <w:rPr>
+                <w:sz w:val="24"/>
+              </w:rPr>
+              <w:t xml:space="preserve"> of same title. </w:t>
             </w:r>
           </w:p>
         </w:tc>
@@ -16921,13 +17438,13 @@
         <w:pStyle w:val="Heading2"/>
         <w:ind w:left="561" w:hanging="576"/>
       </w:pPr>
-      <w:bookmarkStart w:id="39" w:name="_Toc188520857"/>
-      <w:r>
-        <w:t>Story-2: Search Book</w:t>
-      </w:r>
-      <w:bookmarkEnd w:id="39"/>
-      <w:r>
-        <w:t xml:space="preserve"> </w:t>
+      <w:bookmarkStart w:id="38" w:name="_Toc188520857"/>
+      <w:r>
+        <w:t xml:space="preserve">Story-2: </w:t>
+      </w:r>
+      <w:bookmarkEnd w:id="38"/>
+      <w:r>
+        <w:t>Update Product Information in Supermarket Inventory</w:t>
       </w:r>
     </w:p>
     <w:tbl>
@@ -16938,7 +17455,6 @@
         <w:tblCellMar>
           <w:top w:w="46" w:type="dxa"/>
           <w:left w:w="46" w:type="dxa"/>
-          <w:bottom w:w="0" w:type="dxa"/>
           <w:right w:w="59" w:type="dxa"/>
         </w:tblCellMar>
         <w:tblLook w:val="04A0" w:firstRow="1" w:lastRow="0" w:firstColumn="1" w:lastColumn="0" w:noHBand="0" w:noVBand="1"/>
@@ -17033,19 +17549,39 @@
               <w:spacing w:after="0" w:line="259" w:lineRule="auto"/>
               <w:ind w:left="62" w:firstLine="0"/>
               <w:jc w:val="left"/>
+              <w:rPr>
+                <w:sz w:val="24"/>
+                <w:szCs w:val="24"/>
+              </w:rPr>
             </w:pPr>
             <w:r>
               <w:rPr>
                 <w:b/>
                 <w:sz w:val="24"/>
+                <w:szCs w:val="24"/>
               </w:rPr>
               <w:t>As a</w:t>
             </w:r>
             <w:r>
               <w:rPr>
                 <w:sz w:val="24"/>
-              </w:rPr>
-              <w:t xml:space="preserve"> Librarian or member, </w:t>
+                <w:szCs w:val="24"/>
+              </w:rPr>
+              <w:t xml:space="preserve"> </w:t>
+            </w:r>
+            <w:r>
+              <w:rPr>
+                <w:sz w:val="24"/>
+                <w:szCs w:val="24"/>
+              </w:rPr>
+              <w:t>Supermarket Manager</w:t>
+            </w:r>
+            <w:r>
+              <w:rPr>
+                <w:sz w:val="24"/>
+                <w:szCs w:val="24"/>
+              </w:rPr>
+              <w:t xml:space="preserve">, </w:t>
             </w:r>
           </w:p>
           <w:p>
@@ -17053,53 +17589,47 @@
               <w:spacing w:after="0" w:line="259" w:lineRule="auto"/>
               <w:ind w:left="62" w:firstLine="0"/>
               <w:jc w:val="left"/>
+              <w:rPr>
+                <w:sz w:val="24"/>
+                <w:szCs w:val="24"/>
+              </w:rPr>
             </w:pPr>
             <w:r>
               <w:rPr>
                 <w:b/>
                 <w:sz w:val="24"/>
-              </w:rPr>
-              <w:t xml:space="preserve">I want to </w:t>
-            </w:r>
-            <w:r>
-              <w:rPr>
-                <w:sz w:val="24"/>
-              </w:rPr>
-              <w:t>search for books by title, author, or keyword,</w:t>
+                <w:szCs w:val="24"/>
+              </w:rPr>
+              <w:t>I want to</w:t>
+            </w:r>
+            <w:r>
+              <w:rPr>
+                <w:sz w:val="24"/>
+                <w:szCs w:val="24"/>
+              </w:rPr>
+              <w:t xml:space="preserve"> update the details of an existing product in the inventory</w:t>
+            </w:r>
+            <w:r>
+              <w:rPr>
+                <w:sz w:val="24"/>
+                <w:szCs w:val="24"/>
+              </w:rPr>
+              <w:br/>
             </w:r>
             <w:r>
               <w:rPr>
                 <w:b/>
                 <w:sz w:val="24"/>
-              </w:rPr>
-              <w:t xml:space="preserve"> </w:t>
-            </w:r>
-          </w:p>
-          <w:p>
-            <w:pPr>
-              <w:spacing w:after="0" w:line="259" w:lineRule="auto"/>
-              <w:ind w:left="62" w:firstLine="0"/>
-              <w:jc w:val="left"/>
-            </w:pPr>
-            <w:r>
-              <w:rPr>
-                <w:b/>
-                <w:sz w:val="24"/>
+                <w:szCs w:val="24"/>
               </w:rPr>
               <w:t>So that</w:t>
             </w:r>
             <w:r>
               <w:rPr>
                 <w:sz w:val="24"/>
-              </w:rPr>
-              <w:t xml:space="preserve"> I can quickly find books that match my interests.</w:t>
-            </w:r>
-            <w:r>
-              <w:rPr>
-                <w:b/>
-                <w:sz w:val="24"/>
-              </w:rPr>
-              <w:t xml:space="preserve"> </w:t>
+                <w:szCs w:val="24"/>
+              </w:rPr>
+              <w:t xml:space="preserve"> the information remains up-to-date for customers.</w:t>
             </w:r>
           </w:p>
         </w:tc>
@@ -17180,7 +17710,7 @@
               <w:rPr>
                 <w:sz w:val="24"/>
               </w:rPr>
-              <w:t xml:space="preserve">High </w:t>
+              <w:t>Medium</w:t>
             </w:r>
           </w:p>
         </w:tc>
@@ -17336,12 +17866,1463 @@
             <w:pPr>
               <w:spacing w:after="0" w:line="259" w:lineRule="auto"/>
               <w:ind w:left="62" w:right="54" w:firstLine="0"/>
-            </w:pPr>
-            <w:r>
-              <w:rPr>
-                <w:sz w:val="24"/>
-              </w:rPr>
-              <w:t xml:space="preserve">Implementing a search functionality is essential for enhancing the user experience, as it allows librarian and member to efficiently discover and access the library's resources. </w:t>
+              <w:rPr>
+                <w:sz w:val="24"/>
+                <w:szCs w:val="24"/>
+              </w:rPr>
+            </w:pPr>
+            <w:r>
+              <w:rPr>
+                <w:sz w:val="24"/>
+                <w:szCs w:val="24"/>
+              </w:rPr>
+              <w:t>Updating product details is essential for maintaining accurate pricing, descriptions, and stock levels, ensuring that customers receive correct information.</w:t>
+            </w:r>
+          </w:p>
+        </w:tc>
+      </w:tr>
+    </w:tbl>
+    <w:p>
+      <w:pPr>
+        <w:pStyle w:val="Heading3"/>
+        <w:numPr>
+          <w:ilvl w:val="0"/>
+          <w:numId w:val="0"/>
+        </w:numPr>
+      </w:pPr>
+    </w:p>
+    <w:p>
+      <w:pPr>
+        <w:pStyle w:val="Heading3"/>
+      </w:pPr>
+      <w:r>
+        <w:t xml:space="preserve"> </w:t>
+      </w:r>
+      <w:r>
+        <w:t>Scenario# S2</w:t>
+      </w:r>
+      <w:r>
+        <w:t xml:space="preserve">.1 </w:t>
+      </w:r>
+    </w:p>
+    <w:tbl>
+      <w:tblPr>
+        <w:tblStyle w:val="TableGrid"/>
+        <w:tblW w:w="9265" w:type="dxa"/>
+        <w:tblInd w:w="0" w:type="dxa"/>
+        <w:tblCellMar>
+          <w:top w:w="45" w:type="dxa"/>
+          <w:right w:w="58" w:type="dxa"/>
+        </w:tblCellMar>
+        <w:tblLook w:val="04A0" w:firstRow="1" w:lastRow="0" w:firstColumn="1" w:lastColumn="0" w:noHBand="0" w:noVBand="1"/>
+      </w:tblPr>
+      <w:tblGrid>
+        <w:gridCol w:w="1610"/>
+        <w:gridCol w:w="190"/>
+        <w:gridCol w:w="7465"/>
+      </w:tblGrid>
+      <w:tr>
+        <w:trPr>
+          <w:trHeight w:val="302"/>
+        </w:trPr>
+        <w:tc>
+          <w:tcPr>
+            <w:tcW w:w="1610" w:type="dxa"/>
+            <w:tcBorders>
+              <w:top w:val="single" w:sz="4" w:space="0" w:color="7F7F7F"/>
+              <w:left w:val="nil"/>
+              <w:bottom w:val="single" w:sz="4" w:space="0" w:color="7F7F7F"/>
+              <w:right w:val="nil"/>
+            </w:tcBorders>
+            <w:shd w:val="clear" w:color="auto" w:fill="F2F2F2"/>
+          </w:tcPr>
+          <w:p>
+            <w:pPr>
+              <w:spacing w:after="0" w:line="259" w:lineRule="auto"/>
+              <w:ind w:left="108" w:firstLine="0"/>
+              <w:jc w:val="left"/>
+            </w:pPr>
+            <w:r>
+              <w:rPr>
+                <w:i/>
+                <w:sz w:val="20"/>
+              </w:rPr>
+              <w:t xml:space="preserve">Scenario# </w:t>
+            </w:r>
+            <w:r>
+              <w:rPr>
+                <w:b/>
+                <w:i/>
+                <w:sz w:val="20"/>
+              </w:rPr>
+              <w:t>S1.1</w:t>
+            </w:r>
+            <w:r>
+              <w:rPr>
+                <w:b/>
+                <w:sz w:val="24"/>
+              </w:rPr>
+              <w:t xml:space="preserve"> </w:t>
+            </w:r>
+          </w:p>
+        </w:tc>
+        <w:tc>
+          <w:tcPr>
+            <w:tcW w:w="190" w:type="dxa"/>
+            <w:tcBorders>
+              <w:top w:val="single" w:sz="4" w:space="0" w:color="7F7F7F"/>
+              <w:left w:val="nil"/>
+              <w:bottom w:val="single" w:sz="4" w:space="0" w:color="7F7F7F"/>
+              <w:right w:val="nil"/>
+            </w:tcBorders>
+            <w:shd w:val="clear" w:color="auto" w:fill="F2F2F2"/>
+          </w:tcPr>
+          <w:p>
+            <w:pPr>
+              <w:spacing w:after="0" w:line="259" w:lineRule="auto"/>
+              <w:ind w:left="0" w:firstLine="0"/>
+              <w:jc w:val="left"/>
+            </w:pPr>
+            <w:r>
+              <w:rPr>
+                <w:b/>
+                <w:sz w:val="24"/>
+              </w:rPr>
+              <w:t xml:space="preserve">: </w:t>
+            </w:r>
+          </w:p>
+        </w:tc>
+        <w:tc>
+          <w:tcPr>
+            <w:tcW w:w="7465" w:type="dxa"/>
+            <w:tcBorders>
+              <w:top w:val="single" w:sz="4" w:space="0" w:color="7F7F7F"/>
+              <w:left w:val="nil"/>
+              <w:bottom w:val="single" w:sz="4" w:space="0" w:color="7F7F7F"/>
+              <w:right w:val="nil"/>
+            </w:tcBorders>
+          </w:tcPr>
+          <w:p>
+            <w:pPr>
+              <w:spacing w:after="0" w:line="259" w:lineRule="auto"/>
+              <w:ind w:left="108" w:firstLine="0"/>
+              <w:jc w:val="left"/>
+            </w:pPr>
+            <w:r>
+              <w:rPr>
+                <w:sz w:val="24"/>
+              </w:rPr>
+              <w:t>Updating</w:t>
+            </w:r>
+            <w:r>
+              <w:rPr>
+                <w:sz w:val="24"/>
+              </w:rPr>
+              <w:t xml:space="preserve"> a New Product with Valid Information </w:t>
+            </w:r>
+          </w:p>
+        </w:tc>
+      </w:tr>
+      <w:tr>
+        <w:trPr>
+          <w:trHeight w:val="304"/>
+        </w:trPr>
+        <w:tc>
+          <w:tcPr>
+            <w:tcW w:w="1610" w:type="dxa"/>
+            <w:tcBorders>
+              <w:top w:val="single" w:sz="4" w:space="0" w:color="7F7F7F"/>
+              <w:left w:val="nil"/>
+              <w:bottom w:val="single" w:sz="4" w:space="0" w:color="7F7F7F"/>
+              <w:right w:val="nil"/>
+            </w:tcBorders>
+            <w:shd w:val="clear" w:color="auto" w:fill="F2F2F2"/>
+          </w:tcPr>
+          <w:p>
+            <w:pPr>
+              <w:spacing w:after="0" w:line="259" w:lineRule="auto"/>
+              <w:ind w:left="108" w:firstLine="0"/>
+              <w:jc w:val="left"/>
+            </w:pPr>
+            <w:r>
+              <w:rPr>
+                <w:b/>
+                <w:sz w:val="24"/>
+              </w:rPr>
+              <w:t xml:space="preserve">Prerequisite </w:t>
+            </w:r>
+          </w:p>
+        </w:tc>
+        <w:tc>
+          <w:tcPr>
+            <w:tcW w:w="190" w:type="dxa"/>
+            <w:tcBorders>
+              <w:top w:val="single" w:sz="4" w:space="0" w:color="7F7F7F"/>
+              <w:left w:val="nil"/>
+              <w:bottom w:val="single" w:sz="4" w:space="0" w:color="7F7F7F"/>
+              <w:right w:val="nil"/>
+            </w:tcBorders>
+            <w:shd w:val="clear" w:color="auto" w:fill="F2F2F2"/>
+          </w:tcPr>
+          <w:p>
+            <w:pPr>
+              <w:spacing w:after="0" w:line="259" w:lineRule="auto"/>
+              <w:ind w:left="0" w:firstLine="0"/>
+              <w:jc w:val="left"/>
+            </w:pPr>
+            <w:r>
+              <w:rPr>
+                <w:b/>
+                <w:sz w:val="24"/>
+              </w:rPr>
+              <w:t xml:space="preserve">: </w:t>
+            </w:r>
+          </w:p>
+        </w:tc>
+        <w:tc>
+          <w:tcPr>
+            <w:tcW w:w="7465" w:type="dxa"/>
+            <w:tcBorders>
+              <w:top w:val="single" w:sz="4" w:space="0" w:color="7F7F7F"/>
+              <w:left w:val="nil"/>
+              <w:bottom w:val="single" w:sz="4" w:space="0" w:color="7F7F7F"/>
+              <w:right w:val="nil"/>
+            </w:tcBorders>
+          </w:tcPr>
+          <w:p>
+            <w:pPr>
+              <w:spacing w:after="0" w:line="259" w:lineRule="auto"/>
+              <w:ind w:left="108" w:firstLine="0"/>
+              <w:jc w:val="left"/>
+            </w:pPr>
+            <w:r>
+              <w:rPr>
+                <w:sz w:val="24"/>
+              </w:rPr>
+              <w:t xml:space="preserve">Manager is logged in to the Supermarket management system. </w:t>
+            </w:r>
+          </w:p>
+        </w:tc>
+      </w:tr>
+      <w:tr>
+        <w:trPr>
+          <w:trHeight w:val="3178"/>
+        </w:trPr>
+        <w:tc>
+          <w:tcPr>
+            <w:tcW w:w="1610" w:type="dxa"/>
+            <w:tcBorders>
+              <w:top w:val="single" w:sz="4" w:space="0" w:color="7F7F7F"/>
+              <w:left w:val="nil"/>
+              <w:bottom w:val="single" w:sz="4" w:space="0" w:color="7F7F7F"/>
+              <w:right w:val="nil"/>
+            </w:tcBorders>
+            <w:shd w:val="clear" w:color="auto" w:fill="F2F2F2"/>
+          </w:tcPr>
+          <w:p>
+            <w:pPr>
+              <w:spacing w:after="0" w:line="259" w:lineRule="auto"/>
+              <w:ind w:left="108" w:firstLine="0"/>
+              <w:jc w:val="left"/>
+            </w:pPr>
+            <w:r>
+              <w:rPr>
+                <w:b/>
+                <w:sz w:val="24"/>
+              </w:rPr>
+              <w:t xml:space="preserve">Acceptance </w:t>
+            </w:r>
+          </w:p>
+          <w:p>
+            <w:pPr>
+              <w:spacing w:after="0" w:line="259" w:lineRule="auto"/>
+              <w:ind w:left="108" w:firstLine="0"/>
+              <w:jc w:val="left"/>
+            </w:pPr>
+            <w:r>
+              <w:rPr>
+                <w:b/>
+                <w:sz w:val="24"/>
+              </w:rPr>
+              <w:t xml:space="preserve">Criteria </w:t>
+            </w:r>
+          </w:p>
+        </w:tc>
+        <w:tc>
+          <w:tcPr>
+            <w:tcW w:w="190" w:type="dxa"/>
+            <w:tcBorders>
+              <w:top w:val="single" w:sz="4" w:space="0" w:color="7F7F7F"/>
+              <w:left w:val="nil"/>
+              <w:bottom w:val="single" w:sz="4" w:space="0" w:color="7F7F7F"/>
+              <w:right w:val="nil"/>
+            </w:tcBorders>
+            <w:shd w:val="clear" w:color="auto" w:fill="F2F2F2"/>
+          </w:tcPr>
+          <w:p>
+            <w:pPr>
+              <w:spacing w:after="0" w:line="259" w:lineRule="auto"/>
+              <w:ind w:left="0" w:firstLine="0"/>
+              <w:jc w:val="left"/>
+            </w:pPr>
+            <w:r>
+              <w:rPr>
+                <w:b/>
+                <w:sz w:val="24"/>
+              </w:rPr>
+              <w:t xml:space="preserve">: </w:t>
+            </w:r>
+          </w:p>
+        </w:tc>
+        <w:tc>
+          <w:tcPr>
+            <w:tcW w:w="7465" w:type="dxa"/>
+            <w:tcBorders>
+              <w:top w:val="single" w:sz="4" w:space="0" w:color="7F7F7F"/>
+              <w:left w:val="nil"/>
+              <w:bottom w:val="single" w:sz="4" w:space="0" w:color="7F7F7F"/>
+              <w:right w:val="nil"/>
+            </w:tcBorders>
+          </w:tcPr>
+          <w:p>
+            <w:pPr>
+              <w:spacing w:after="120" w:line="240" w:lineRule="auto"/>
+              <w:ind w:left="108" w:right="52" w:firstLine="0"/>
+            </w:pPr>
+            <w:r>
+              <w:rPr>
+                <w:b/>
+                <w:sz w:val="24"/>
+              </w:rPr>
+              <w:t xml:space="preserve">Given: </w:t>
+            </w:r>
+            <w:r>
+              <w:rPr>
+                <w:sz w:val="24"/>
+              </w:rPr>
+              <w:t xml:space="preserve"> The </w:t>
+            </w:r>
+            <w:r>
+              <w:rPr>
+                <w:sz w:val="24"/>
+              </w:rPr>
+              <w:t>Manager</w:t>
+            </w:r>
+            <w:r>
+              <w:rPr>
+                <w:sz w:val="24"/>
+              </w:rPr>
+              <w:t xml:space="preserve"> is navigated to the supermarket catalogue management page. </w:t>
+            </w:r>
+          </w:p>
+          <w:p>
+            <w:pPr>
+              <w:spacing w:after="0" w:line="259" w:lineRule="auto"/>
+              <w:ind w:left="108" w:firstLine="0"/>
+              <w:jc w:val="left"/>
+            </w:pPr>
+            <w:r>
+              <w:rPr>
+                <w:b/>
+                <w:sz w:val="24"/>
+              </w:rPr>
+              <w:t>When:</w:t>
+            </w:r>
+            <w:r>
+              <w:rPr>
+                <w:sz w:val="24"/>
+              </w:rPr>
+              <w:t xml:space="preserve"> </w:t>
+            </w:r>
+          </w:p>
+          <w:p>
+            <w:pPr>
+              <w:spacing w:after="0" w:line="259" w:lineRule="auto"/>
+              <w:ind w:left="108" w:firstLine="0"/>
+              <w:jc w:val="left"/>
+            </w:pPr>
+            <w:r>
+              <w:rPr>
+                <w:sz w:val="24"/>
+              </w:rPr>
+              <w:t>The manager selects the "</w:t>
+            </w:r>
+            <w:r>
+              <w:rPr>
+                <w:sz w:val="24"/>
+              </w:rPr>
+              <w:t>Update</w:t>
+            </w:r>
+            <w:r>
+              <w:rPr>
+                <w:sz w:val="24"/>
+              </w:rPr>
+              <w:t xml:space="preserve"> New Product" option </w:t>
+            </w:r>
+          </w:p>
+          <w:p>
+            <w:pPr>
+              <w:spacing w:after="0" w:line="259" w:lineRule="auto"/>
+              <w:ind w:left="108" w:firstLine="0"/>
+              <w:jc w:val="left"/>
+            </w:pPr>
+            <w:r>
+              <w:rPr>
+                <w:sz w:val="24"/>
+              </w:rPr>
+              <w:t xml:space="preserve">And The Manager </w:t>
+            </w:r>
+            <w:r>
+              <w:rPr>
+                <w:sz w:val="24"/>
+              </w:rPr>
+              <w:t>updates</w:t>
+            </w:r>
+            <w:r>
+              <w:rPr>
+                <w:sz w:val="24"/>
+              </w:rPr>
+              <w:t xml:space="preserve"> valid product details </w:t>
+            </w:r>
+          </w:p>
+          <w:p>
+            <w:pPr>
+              <w:spacing w:after="0" w:line="259" w:lineRule="auto"/>
+              <w:ind w:left="108" w:firstLine="0"/>
+              <w:jc w:val="left"/>
+            </w:pPr>
+            <w:r>
+              <w:rPr>
+                <w:sz w:val="24"/>
+              </w:rPr>
+              <w:t>The Manager clicks the "</w:t>
+            </w:r>
+            <w:r>
+              <w:rPr>
+                <w:sz w:val="24"/>
+              </w:rPr>
+              <w:t>Save</w:t>
+            </w:r>
+            <w:r>
+              <w:rPr>
+                <w:sz w:val="24"/>
+              </w:rPr>
+              <w:t xml:space="preserve">" button to </w:t>
+            </w:r>
+            <w:r>
+              <w:rPr>
+                <w:sz w:val="24"/>
+              </w:rPr>
+              <w:t>update</w:t>
+            </w:r>
+            <w:r>
+              <w:rPr>
+                <w:sz w:val="24"/>
+              </w:rPr>
+              <w:t xml:space="preserve"> the product to the catalogue. </w:t>
+            </w:r>
+          </w:p>
+          <w:p>
+            <w:pPr>
+              <w:spacing w:after="0" w:line="259" w:lineRule="auto"/>
+              <w:ind w:left="108" w:firstLine="0"/>
+              <w:jc w:val="left"/>
+            </w:pPr>
+            <w:r>
+              <w:rPr>
+                <w:sz w:val="24"/>
+              </w:rPr>
+              <w:t xml:space="preserve"> </w:t>
+            </w:r>
+          </w:p>
+          <w:p>
+            <w:pPr>
+              <w:spacing w:after="0" w:line="259" w:lineRule="auto"/>
+              <w:ind w:left="108" w:firstLine="0"/>
+            </w:pPr>
+            <w:r>
+              <w:rPr>
+                <w:b/>
+                <w:sz w:val="24"/>
+              </w:rPr>
+              <w:t>Then t</w:t>
+            </w:r>
+            <w:r>
+              <w:rPr>
+                <w:sz w:val="24"/>
+              </w:rPr>
+              <w:t xml:space="preserve">he system successfully </w:t>
+            </w:r>
+            <w:r>
+              <w:rPr>
+                <w:sz w:val="24"/>
+              </w:rPr>
+              <w:t>updates</w:t>
+            </w:r>
+            <w:r>
+              <w:rPr>
+                <w:sz w:val="24"/>
+              </w:rPr>
+              <w:t xml:space="preserve"> the product to the catalogue and the </w:t>
+            </w:r>
+            <w:r>
+              <w:rPr>
+                <w:sz w:val="24"/>
+              </w:rPr>
+              <w:t>manager</w:t>
+            </w:r>
+            <w:r>
+              <w:rPr>
+                <w:sz w:val="24"/>
+              </w:rPr>
+              <w:t xml:space="preserve"> receives a confirmation message with the product’s identification number. </w:t>
+            </w:r>
+          </w:p>
+        </w:tc>
+      </w:tr>
+    </w:tbl>
+    <w:p>
+      <w:pPr>
+        <w:spacing w:after="74" w:line="259" w:lineRule="auto"/>
+        <w:ind w:left="0" w:firstLine="0"/>
+        <w:jc w:val="left"/>
+      </w:pPr>
+      <w:r>
+        <w:t xml:space="preserve"> </w:t>
+      </w:r>
+    </w:p>
+    <w:p>
+      <w:pPr>
+        <w:pStyle w:val="Heading3"/>
+        <w:ind w:left="705" w:hanging="720"/>
+      </w:pPr>
+      <w:r>
+        <w:t>Scenario# S2</w:t>
+      </w:r>
+      <w:r>
+        <w:t xml:space="preserve">.2 </w:t>
+      </w:r>
+    </w:p>
+    <w:tbl>
+      <w:tblPr>
+        <w:tblStyle w:val="TableGrid"/>
+        <w:tblW w:w="9265" w:type="dxa"/>
+        <w:tblInd w:w="0" w:type="dxa"/>
+        <w:tblCellMar>
+          <w:top w:w="45" w:type="dxa"/>
+          <w:right w:w="57" w:type="dxa"/>
+        </w:tblCellMar>
+        <w:tblLook w:val="04A0" w:firstRow="1" w:lastRow="0" w:firstColumn="1" w:lastColumn="0" w:noHBand="0" w:noVBand="1"/>
+      </w:tblPr>
+      <w:tblGrid>
+        <w:gridCol w:w="1610"/>
+        <w:gridCol w:w="190"/>
+        <w:gridCol w:w="7465"/>
+      </w:tblGrid>
+      <w:tr>
+        <w:trPr>
+          <w:trHeight w:val="301"/>
+        </w:trPr>
+        <w:tc>
+          <w:tcPr>
+            <w:tcW w:w="1610" w:type="dxa"/>
+            <w:tcBorders>
+              <w:top w:val="single" w:sz="4" w:space="0" w:color="7F7F7F"/>
+              <w:left w:val="nil"/>
+              <w:bottom w:val="single" w:sz="4" w:space="0" w:color="7F7F7F"/>
+              <w:right w:val="nil"/>
+            </w:tcBorders>
+            <w:shd w:val="clear" w:color="auto" w:fill="F2F2F2"/>
+          </w:tcPr>
+          <w:p>
+            <w:pPr>
+              <w:spacing w:after="0" w:line="259" w:lineRule="auto"/>
+              <w:ind w:left="108" w:firstLine="0"/>
+              <w:jc w:val="left"/>
+            </w:pPr>
+            <w:r>
+              <w:rPr>
+                <w:i/>
+                <w:sz w:val="20"/>
+              </w:rPr>
+              <w:t xml:space="preserve">Scenario# </w:t>
+            </w:r>
+            <w:r>
+              <w:rPr>
+                <w:b/>
+                <w:i/>
+                <w:sz w:val="20"/>
+              </w:rPr>
+              <w:t>S1.2</w:t>
+            </w:r>
+            <w:r>
+              <w:rPr>
+                <w:b/>
+                <w:sz w:val="24"/>
+              </w:rPr>
+              <w:t xml:space="preserve"> </w:t>
+            </w:r>
+          </w:p>
+        </w:tc>
+        <w:tc>
+          <w:tcPr>
+            <w:tcW w:w="190" w:type="dxa"/>
+            <w:tcBorders>
+              <w:top w:val="single" w:sz="4" w:space="0" w:color="7F7F7F"/>
+              <w:left w:val="nil"/>
+              <w:bottom w:val="single" w:sz="4" w:space="0" w:color="7F7F7F"/>
+              <w:right w:val="nil"/>
+            </w:tcBorders>
+            <w:shd w:val="clear" w:color="auto" w:fill="F2F2F2"/>
+          </w:tcPr>
+          <w:p>
+            <w:pPr>
+              <w:spacing w:after="0" w:line="259" w:lineRule="auto"/>
+              <w:ind w:left="0" w:firstLine="0"/>
+              <w:jc w:val="left"/>
+            </w:pPr>
+            <w:r>
+              <w:rPr>
+                <w:b/>
+                <w:sz w:val="24"/>
+              </w:rPr>
+              <w:t xml:space="preserve">: </w:t>
+            </w:r>
+          </w:p>
+        </w:tc>
+        <w:tc>
+          <w:tcPr>
+            <w:tcW w:w="7465" w:type="dxa"/>
+            <w:tcBorders>
+              <w:top w:val="single" w:sz="4" w:space="0" w:color="7F7F7F"/>
+              <w:left w:val="nil"/>
+              <w:bottom w:val="single" w:sz="4" w:space="0" w:color="7F7F7F"/>
+              <w:right w:val="nil"/>
+            </w:tcBorders>
+          </w:tcPr>
+          <w:p>
+            <w:pPr>
+              <w:spacing w:after="0" w:line="259" w:lineRule="auto"/>
+              <w:ind w:left="108" w:firstLine="0"/>
+              <w:jc w:val="left"/>
+            </w:pPr>
+            <w:r>
+              <w:rPr>
+                <w:sz w:val="24"/>
+              </w:rPr>
+              <w:t>Updating</w:t>
+            </w:r>
+            <w:r>
+              <w:rPr>
+                <w:sz w:val="24"/>
+              </w:rPr>
+              <w:t xml:space="preserve"> a New Product with Invalid Information. </w:t>
+            </w:r>
+          </w:p>
+        </w:tc>
+      </w:tr>
+      <w:tr>
+        <w:trPr>
+          <w:trHeight w:val="304"/>
+        </w:trPr>
+        <w:tc>
+          <w:tcPr>
+            <w:tcW w:w="1610" w:type="dxa"/>
+            <w:tcBorders>
+              <w:top w:val="single" w:sz="4" w:space="0" w:color="7F7F7F"/>
+              <w:left w:val="nil"/>
+              <w:bottom w:val="single" w:sz="4" w:space="0" w:color="7F7F7F"/>
+              <w:right w:val="nil"/>
+            </w:tcBorders>
+            <w:shd w:val="clear" w:color="auto" w:fill="F2F2F2"/>
+          </w:tcPr>
+          <w:p>
+            <w:pPr>
+              <w:spacing w:after="0" w:line="259" w:lineRule="auto"/>
+              <w:ind w:left="108" w:firstLine="0"/>
+              <w:jc w:val="left"/>
+            </w:pPr>
+            <w:r>
+              <w:rPr>
+                <w:b/>
+                <w:sz w:val="24"/>
+              </w:rPr>
+              <w:t xml:space="preserve">Prerequisite </w:t>
+            </w:r>
+          </w:p>
+        </w:tc>
+        <w:tc>
+          <w:tcPr>
+            <w:tcW w:w="190" w:type="dxa"/>
+            <w:tcBorders>
+              <w:top w:val="single" w:sz="4" w:space="0" w:color="7F7F7F"/>
+              <w:left w:val="nil"/>
+              <w:bottom w:val="single" w:sz="4" w:space="0" w:color="7F7F7F"/>
+              <w:right w:val="nil"/>
+            </w:tcBorders>
+            <w:shd w:val="clear" w:color="auto" w:fill="F2F2F2"/>
+          </w:tcPr>
+          <w:p>
+            <w:pPr>
+              <w:spacing w:after="0" w:line="259" w:lineRule="auto"/>
+              <w:ind w:left="0" w:firstLine="0"/>
+              <w:jc w:val="left"/>
+            </w:pPr>
+            <w:r>
+              <w:rPr>
+                <w:b/>
+                <w:sz w:val="24"/>
+              </w:rPr>
+              <w:t xml:space="preserve">: </w:t>
+            </w:r>
+          </w:p>
+        </w:tc>
+        <w:tc>
+          <w:tcPr>
+            <w:tcW w:w="7465" w:type="dxa"/>
+            <w:tcBorders>
+              <w:top w:val="single" w:sz="4" w:space="0" w:color="7F7F7F"/>
+              <w:left w:val="nil"/>
+              <w:bottom w:val="single" w:sz="4" w:space="0" w:color="7F7F7F"/>
+              <w:right w:val="nil"/>
+            </w:tcBorders>
+          </w:tcPr>
+          <w:p>
+            <w:pPr>
+              <w:spacing w:after="0" w:line="259" w:lineRule="auto"/>
+              <w:ind w:left="108" w:firstLine="0"/>
+              <w:jc w:val="left"/>
+            </w:pPr>
+            <w:r>
+              <w:rPr>
+                <w:sz w:val="24"/>
+              </w:rPr>
+              <w:t xml:space="preserve">The Manager is logged into the Supermarket management system. </w:t>
+            </w:r>
+          </w:p>
+        </w:tc>
+      </w:tr>
+      <w:tr>
+        <w:trPr>
+          <w:trHeight w:val="1886"/>
+        </w:trPr>
+        <w:tc>
+          <w:tcPr>
+            <w:tcW w:w="1610" w:type="dxa"/>
+            <w:tcBorders>
+              <w:top w:val="single" w:sz="4" w:space="0" w:color="7F7F7F"/>
+              <w:left w:val="nil"/>
+              <w:bottom w:val="single" w:sz="4" w:space="0" w:color="7F7F7F"/>
+              <w:right w:val="nil"/>
+            </w:tcBorders>
+            <w:shd w:val="clear" w:color="auto" w:fill="F2F2F2"/>
+          </w:tcPr>
+          <w:p>
+            <w:pPr>
+              <w:spacing w:after="0" w:line="259" w:lineRule="auto"/>
+              <w:ind w:left="108" w:firstLine="0"/>
+              <w:jc w:val="left"/>
+            </w:pPr>
+            <w:r>
+              <w:rPr>
+                <w:b/>
+                <w:sz w:val="24"/>
+              </w:rPr>
+              <w:lastRenderedPageBreak/>
+              <w:t xml:space="preserve">Acceptance </w:t>
+            </w:r>
+          </w:p>
+          <w:p>
+            <w:pPr>
+              <w:spacing w:after="0" w:line="259" w:lineRule="auto"/>
+              <w:ind w:left="108" w:firstLine="0"/>
+              <w:jc w:val="left"/>
+            </w:pPr>
+            <w:r>
+              <w:rPr>
+                <w:b/>
+                <w:sz w:val="24"/>
+              </w:rPr>
+              <w:t xml:space="preserve">Criteria </w:t>
+            </w:r>
+          </w:p>
+        </w:tc>
+        <w:tc>
+          <w:tcPr>
+            <w:tcW w:w="190" w:type="dxa"/>
+            <w:tcBorders>
+              <w:top w:val="single" w:sz="4" w:space="0" w:color="7F7F7F"/>
+              <w:left w:val="nil"/>
+              <w:bottom w:val="single" w:sz="4" w:space="0" w:color="7F7F7F"/>
+              <w:right w:val="nil"/>
+            </w:tcBorders>
+            <w:shd w:val="clear" w:color="auto" w:fill="F2F2F2"/>
+          </w:tcPr>
+          <w:p>
+            <w:pPr>
+              <w:spacing w:after="0" w:line="259" w:lineRule="auto"/>
+              <w:ind w:left="0" w:firstLine="0"/>
+              <w:jc w:val="left"/>
+            </w:pPr>
+            <w:r>
+              <w:rPr>
+                <w:b/>
+                <w:sz w:val="24"/>
+              </w:rPr>
+              <w:t xml:space="preserve">: </w:t>
+            </w:r>
+          </w:p>
+        </w:tc>
+        <w:tc>
+          <w:tcPr>
+            <w:tcW w:w="7465" w:type="dxa"/>
+            <w:tcBorders>
+              <w:top w:val="single" w:sz="4" w:space="0" w:color="7F7F7F"/>
+              <w:left w:val="nil"/>
+              <w:bottom w:val="single" w:sz="4" w:space="0" w:color="7F7F7F"/>
+              <w:right w:val="nil"/>
+            </w:tcBorders>
+          </w:tcPr>
+          <w:p>
+            <w:pPr>
+              <w:spacing w:after="0" w:line="259" w:lineRule="auto"/>
+              <w:ind w:left="108" w:firstLine="0"/>
+              <w:jc w:val="left"/>
+            </w:pPr>
+            <w:r>
+              <w:rPr>
+                <w:b/>
+                <w:sz w:val="24"/>
+              </w:rPr>
+              <w:t>Given:</w:t>
+            </w:r>
+            <w:r>
+              <w:rPr>
+                <w:sz w:val="24"/>
+              </w:rPr>
+              <w:t xml:space="preserve"> The Manager is on the Supermarket catalogue management page</w:t>
+            </w:r>
+            <w:r>
+              <w:rPr>
+                <w:b/>
+                <w:sz w:val="24"/>
+              </w:rPr>
+              <w:t xml:space="preserve">  </w:t>
+            </w:r>
+          </w:p>
+          <w:p>
+            <w:pPr>
+              <w:spacing w:after="0" w:line="240" w:lineRule="auto"/>
+              <w:ind w:left="108" w:right="53" w:firstLine="0"/>
+              <w:rPr>
+                <w:sz w:val="24"/>
+              </w:rPr>
+            </w:pPr>
+            <w:r>
+              <w:rPr>
+                <w:b/>
+                <w:sz w:val="24"/>
+              </w:rPr>
+              <w:t xml:space="preserve">When: </w:t>
+            </w:r>
+            <w:r>
+              <w:rPr>
+                <w:sz w:val="24"/>
+              </w:rPr>
+              <w:t>The Manager selects the "</w:t>
+            </w:r>
+            <w:r>
+              <w:rPr>
+                <w:sz w:val="24"/>
+              </w:rPr>
+              <w:t>Update</w:t>
+            </w:r>
+            <w:r>
+              <w:rPr>
+                <w:sz w:val="24"/>
+              </w:rPr>
+              <w:t xml:space="preserve"> New Product" option and the manager enters an incomplete or incorrect product details and manager clicks the "</w:t>
+            </w:r>
+            <w:r>
+              <w:rPr>
+                <w:sz w:val="24"/>
+              </w:rPr>
+              <w:t>Save</w:t>
+            </w:r>
+            <w:r>
+              <w:rPr>
+                <w:sz w:val="24"/>
+              </w:rPr>
+              <w:t xml:space="preserve">" button to </w:t>
+            </w:r>
+            <w:r>
+              <w:rPr>
+                <w:sz w:val="24"/>
+              </w:rPr>
+              <w:t>update</w:t>
+            </w:r>
+            <w:r>
+              <w:rPr>
+                <w:sz w:val="24"/>
+              </w:rPr>
+              <w:t xml:space="preserve"> the product to the catalogue. </w:t>
+            </w:r>
+          </w:p>
+          <w:p>
+            <w:pPr>
+              <w:spacing w:after="0" w:line="240" w:lineRule="auto"/>
+              <w:ind w:left="108" w:right="53" w:firstLine="0"/>
+            </w:pPr>
+          </w:p>
+          <w:p>
+            <w:pPr>
+              <w:spacing w:after="0" w:line="259" w:lineRule="auto"/>
+              <w:ind w:left="108" w:firstLine="0"/>
+            </w:pPr>
+            <w:r>
+              <w:rPr>
+                <w:b/>
+                <w:sz w:val="24"/>
+              </w:rPr>
+              <w:t>Then t</w:t>
+            </w:r>
+            <w:r>
+              <w:rPr>
+                <w:sz w:val="24"/>
+              </w:rPr>
+              <w:t xml:space="preserve">he system displays error messages for the incorrect or missing information and the product is not </w:t>
+            </w:r>
+            <w:r>
+              <w:rPr>
+                <w:sz w:val="24"/>
+              </w:rPr>
+              <w:t>updated</w:t>
+            </w:r>
+            <w:r>
+              <w:rPr>
+                <w:sz w:val="24"/>
+              </w:rPr>
+              <w:t xml:space="preserve"> to the catalogue. </w:t>
+            </w:r>
+          </w:p>
+        </w:tc>
+      </w:tr>
+    </w:tbl>
+    <w:p>
+      <w:pPr>
+        <w:spacing w:after="74" w:line="259" w:lineRule="auto"/>
+        <w:ind w:left="0" w:firstLine="0"/>
+        <w:jc w:val="left"/>
+      </w:pPr>
+      <w:r>
+        <w:t xml:space="preserve"> </w:t>
+      </w:r>
+    </w:p>
+    <w:p>
+      <w:pPr>
+        <w:pStyle w:val="Heading3"/>
+        <w:ind w:left="705" w:hanging="720"/>
+      </w:pPr>
+      <w:r>
+        <w:t>Scenario# S2</w:t>
+      </w:r>
+      <w:r>
+        <w:t xml:space="preserve">.3 </w:t>
+      </w:r>
+    </w:p>
+    <w:tbl>
+      <w:tblPr>
+        <w:tblStyle w:val="TableGrid"/>
+        <w:tblW w:w="9265" w:type="dxa"/>
+        <w:tblInd w:w="0" w:type="dxa"/>
+        <w:tblCellMar>
+          <w:top w:w="45" w:type="dxa"/>
+          <w:right w:w="61" w:type="dxa"/>
+        </w:tblCellMar>
+        <w:tblLook w:val="04A0" w:firstRow="1" w:lastRow="0" w:firstColumn="1" w:lastColumn="0" w:noHBand="0" w:noVBand="1"/>
+      </w:tblPr>
+      <w:tblGrid>
+        <w:gridCol w:w="1610"/>
+        <w:gridCol w:w="190"/>
+        <w:gridCol w:w="7465"/>
+      </w:tblGrid>
+      <w:tr>
+        <w:trPr>
+          <w:trHeight w:val="301"/>
+        </w:trPr>
+        <w:tc>
+          <w:tcPr>
+            <w:tcW w:w="1610" w:type="dxa"/>
+            <w:tcBorders>
+              <w:top w:val="single" w:sz="4" w:space="0" w:color="7F7F7F"/>
+              <w:left w:val="nil"/>
+              <w:bottom w:val="single" w:sz="4" w:space="0" w:color="7F7F7F"/>
+              <w:right w:val="nil"/>
+            </w:tcBorders>
+            <w:shd w:val="clear" w:color="auto" w:fill="F2F2F2"/>
+          </w:tcPr>
+          <w:p>
+            <w:pPr>
+              <w:spacing w:after="0" w:line="259" w:lineRule="auto"/>
+              <w:ind w:left="108" w:firstLine="0"/>
+              <w:jc w:val="left"/>
+            </w:pPr>
+            <w:r>
+              <w:rPr>
+                <w:i/>
+                <w:sz w:val="20"/>
+              </w:rPr>
+              <w:t xml:space="preserve">Scenario# </w:t>
+            </w:r>
+            <w:r>
+              <w:rPr>
+                <w:b/>
+                <w:i/>
+                <w:sz w:val="20"/>
+              </w:rPr>
+              <w:t>S1.3</w:t>
+            </w:r>
+            <w:r>
+              <w:rPr>
+                <w:b/>
+                <w:sz w:val="24"/>
+              </w:rPr>
+              <w:t xml:space="preserve"> </w:t>
+            </w:r>
+          </w:p>
+        </w:tc>
+        <w:tc>
+          <w:tcPr>
+            <w:tcW w:w="190" w:type="dxa"/>
+            <w:tcBorders>
+              <w:top w:val="single" w:sz="4" w:space="0" w:color="7F7F7F"/>
+              <w:left w:val="nil"/>
+              <w:bottom w:val="single" w:sz="4" w:space="0" w:color="7F7F7F"/>
+              <w:right w:val="nil"/>
+            </w:tcBorders>
+            <w:shd w:val="clear" w:color="auto" w:fill="F2F2F2"/>
+          </w:tcPr>
+          <w:p>
+            <w:pPr>
+              <w:spacing w:after="0" w:line="259" w:lineRule="auto"/>
+              <w:ind w:left="0" w:firstLine="0"/>
+              <w:jc w:val="left"/>
+            </w:pPr>
+            <w:r>
+              <w:rPr>
+                <w:b/>
+                <w:sz w:val="24"/>
+              </w:rPr>
+              <w:t xml:space="preserve">: </w:t>
+            </w:r>
+          </w:p>
+        </w:tc>
+        <w:tc>
+          <w:tcPr>
+            <w:tcW w:w="7465" w:type="dxa"/>
+            <w:tcBorders>
+              <w:top w:val="single" w:sz="4" w:space="0" w:color="7F7F7F"/>
+              <w:left w:val="nil"/>
+              <w:bottom w:val="single" w:sz="4" w:space="0" w:color="7F7F7F"/>
+              <w:right w:val="nil"/>
+            </w:tcBorders>
+          </w:tcPr>
+          <w:p>
+            <w:pPr>
+              <w:spacing w:after="0" w:line="259" w:lineRule="auto"/>
+              <w:ind w:left="108" w:firstLine="0"/>
+              <w:jc w:val="left"/>
+            </w:pPr>
+            <w:r>
+              <w:rPr>
+                <w:sz w:val="24"/>
+              </w:rPr>
+              <w:t xml:space="preserve">Attempting to </w:t>
+            </w:r>
+            <w:r>
+              <w:rPr>
+                <w:sz w:val="24"/>
+              </w:rPr>
+              <w:t>Update</w:t>
+            </w:r>
+            <w:r>
+              <w:rPr>
+                <w:sz w:val="24"/>
+              </w:rPr>
+              <w:t xml:space="preserve"> a </w:t>
+            </w:r>
+            <w:r>
+              <w:rPr>
+                <w:sz w:val="24"/>
+              </w:rPr>
+              <w:t xml:space="preserve">Non Existing </w:t>
+            </w:r>
+            <w:r>
+              <w:rPr>
+                <w:sz w:val="24"/>
+              </w:rPr>
+              <w:t xml:space="preserve">Product </w:t>
+            </w:r>
+          </w:p>
+        </w:tc>
+      </w:tr>
+      <w:tr>
+        <w:trPr>
+          <w:trHeight w:val="596"/>
+        </w:trPr>
+        <w:tc>
+          <w:tcPr>
+            <w:tcW w:w="1610" w:type="dxa"/>
+            <w:tcBorders>
+              <w:top w:val="single" w:sz="4" w:space="0" w:color="7F7F7F"/>
+              <w:left w:val="nil"/>
+              <w:bottom w:val="single" w:sz="4" w:space="0" w:color="7F7F7F"/>
+              <w:right w:val="nil"/>
+            </w:tcBorders>
+            <w:shd w:val="clear" w:color="auto" w:fill="F2F2F2"/>
+          </w:tcPr>
+          <w:p>
+            <w:pPr>
+              <w:spacing w:after="0" w:line="259" w:lineRule="auto"/>
+              <w:ind w:left="108" w:firstLine="0"/>
+              <w:jc w:val="left"/>
+            </w:pPr>
+            <w:r>
+              <w:rPr>
+                <w:b/>
+                <w:sz w:val="24"/>
+              </w:rPr>
+              <w:t xml:space="preserve">Prerequisite </w:t>
+            </w:r>
+          </w:p>
+        </w:tc>
+        <w:tc>
+          <w:tcPr>
+            <w:tcW w:w="190" w:type="dxa"/>
+            <w:tcBorders>
+              <w:top w:val="single" w:sz="4" w:space="0" w:color="7F7F7F"/>
+              <w:left w:val="nil"/>
+              <w:bottom w:val="single" w:sz="4" w:space="0" w:color="7F7F7F"/>
+              <w:right w:val="nil"/>
+            </w:tcBorders>
+            <w:shd w:val="clear" w:color="auto" w:fill="F2F2F2"/>
+          </w:tcPr>
+          <w:p>
+            <w:pPr>
+              <w:spacing w:after="0" w:line="259" w:lineRule="auto"/>
+              <w:ind w:left="0" w:firstLine="0"/>
+              <w:jc w:val="left"/>
+            </w:pPr>
+            <w:r>
+              <w:rPr>
+                <w:b/>
+                <w:sz w:val="24"/>
+              </w:rPr>
+              <w:t xml:space="preserve">: </w:t>
+            </w:r>
+          </w:p>
+        </w:tc>
+        <w:tc>
+          <w:tcPr>
+            <w:tcW w:w="7465" w:type="dxa"/>
+            <w:tcBorders>
+              <w:top w:val="single" w:sz="4" w:space="0" w:color="7F7F7F"/>
+              <w:left w:val="nil"/>
+              <w:bottom w:val="single" w:sz="4" w:space="0" w:color="7F7F7F"/>
+              <w:right w:val="nil"/>
+            </w:tcBorders>
+          </w:tcPr>
+          <w:p>
+            <w:pPr>
+              <w:spacing w:after="0" w:line="259" w:lineRule="auto"/>
+              <w:ind w:left="108" w:firstLine="0"/>
+              <w:jc w:val="left"/>
+            </w:pPr>
+            <w:r>
+              <w:rPr>
+                <w:sz w:val="24"/>
+              </w:rPr>
+              <w:t>The manager is logged into the supermarket management system and the manager is on the supermarket</w:t>
+            </w:r>
+            <w:r>
+              <w:rPr>
+                <w:sz w:val="24"/>
+              </w:rPr>
+              <w:t xml:space="preserve"> catalogue management page.</w:t>
+            </w:r>
+          </w:p>
+        </w:tc>
+      </w:tr>
+      <w:tr>
+        <w:trPr>
+          <w:trHeight w:val="1594"/>
+        </w:trPr>
+        <w:tc>
+          <w:tcPr>
+            <w:tcW w:w="1610" w:type="dxa"/>
+            <w:tcBorders>
+              <w:top w:val="single" w:sz="4" w:space="0" w:color="7F7F7F"/>
+              <w:left w:val="nil"/>
+              <w:bottom w:val="single" w:sz="4" w:space="0" w:color="7F7F7F"/>
+              <w:right w:val="nil"/>
+            </w:tcBorders>
+            <w:shd w:val="clear" w:color="auto" w:fill="F2F2F2"/>
+          </w:tcPr>
+          <w:p>
+            <w:pPr>
+              <w:spacing w:after="0" w:line="259" w:lineRule="auto"/>
+              <w:ind w:left="108" w:firstLine="0"/>
+              <w:jc w:val="left"/>
+            </w:pPr>
+            <w:r>
+              <w:rPr>
+                <w:b/>
+                <w:sz w:val="24"/>
+              </w:rPr>
+              <w:t xml:space="preserve">Acceptance </w:t>
+            </w:r>
+          </w:p>
+          <w:p>
+            <w:pPr>
+              <w:spacing w:after="0" w:line="259" w:lineRule="auto"/>
+              <w:ind w:left="108" w:firstLine="0"/>
+              <w:jc w:val="left"/>
+            </w:pPr>
+            <w:r>
+              <w:rPr>
+                <w:b/>
+                <w:sz w:val="24"/>
+              </w:rPr>
+              <w:t xml:space="preserve">Criteria </w:t>
+            </w:r>
+          </w:p>
+        </w:tc>
+        <w:tc>
+          <w:tcPr>
+            <w:tcW w:w="190" w:type="dxa"/>
+            <w:tcBorders>
+              <w:top w:val="single" w:sz="4" w:space="0" w:color="7F7F7F"/>
+              <w:left w:val="nil"/>
+              <w:bottom w:val="single" w:sz="4" w:space="0" w:color="7F7F7F"/>
+              <w:right w:val="nil"/>
+            </w:tcBorders>
+            <w:shd w:val="clear" w:color="auto" w:fill="F2F2F2"/>
+          </w:tcPr>
+          <w:p>
+            <w:pPr>
+              <w:spacing w:after="0" w:line="259" w:lineRule="auto"/>
+              <w:ind w:left="0" w:firstLine="0"/>
+              <w:jc w:val="left"/>
+            </w:pPr>
+            <w:r>
+              <w:rPr>
+                <w:b/>
+                <w:sz w:val="24"/>
+              </w:rPr>
+              <w:t xml:space="preserve">: </w:t>
+            </w:r>
+          </w:p>
+        </w:tc>
+        <w:tc>
+          <w:tcPr>
+            <w:tcW w:w="7465" w:type="dxa"/>
+            <w:tcBorders>
+              <w:top w:val="single" w:sz="4" w:space="0" w:color="7F7F7F"/>
+              <w:left w:val="nil"/>
+              <w:bottom w:val="single" w:sz="4" w:space="0" w:color="7F7F7F"/>
+              <w:right w:val="nil"/>
+            </w:tcBorders>
+          </w:tcPr>
+          <w:p>
+            <w:pPr>
+              <w:spacing w:after="120" w:line="240" w:lineRule="auto"/>
+              <w:ind w:left="108" w:right="52" w:firstLine="0"/>
+            </w:pPr>
+            <w:r>
+              <w:rPr>
+                <w:b/>
+                <w:sz w:val="24"/>
+              </w:rPr>
+              <w:t>Given</w:t>
+            </w:r>
+            <w:r>
+              <w:rPr>
+                <w:sz w:val="24"/>
+              </w:rPr>
+              <w:t xml:space="preserve">: </w:t>
+            </w:r>
+            <w:r>
+              <w:rPr>
+                <w:sz w:val="24"/>
+                <w:szCs w:val="24"/>
+              </w:rPr>
+              <w:t>The manager is searching for a product by name or barcode, but the product is not present in the inventory</w:t>
+            </w:r>
+            <w:r>
+              <w:rPr>
+                <w:sz w:val="24"/>
+                <w:szCs w:val="24"/>
+              </w:rPr>
+              <w:t>.</w:t>
+            </w:r>
+            <w:r>
+              <w:rPr>
+                <w:sz w:val="24"/>
+              </w:rPr>
+              <w:t xml:space="preserve"> </w:t>
+            </w:r>
+          </w:p>
+          <w:p>
+            <w:pPr>
+              <w:spacing w:after="0" w:line="240" w:lineRule="auto"/>
+              <w:ind w:left="0" w:firstLine="0"/>
+              <w:jc w:val="left"/>
+              <w:rPr>
+                <w:rFonts w:ascii="Times New Roman" w:eastAsia="Times New Roman" w:hAnsi="Times New Roman" w:cs="Times New Roman"/>
+                <w:color w:val="auto"/>
+                <w:sz w:val="24"/>
+                <w:szCs w:val="24"/>
+              </w:rPr>
+            </w:pPr>
+            <w:r>
+              <w:rPr>
+                <w:b/>
+                <w:sz w:val="24"/>
+              </w:rPr>
+              <w:t>When</w:t>
+            </w:r>
+            <w:r>
+              <w:rPr>
+                <w:sz w:val="24"/>
+              </w:rPr>
+              <w:t xml:space="preserve">: </w:t>
+            </w:r>
+            <w:r>
+              <w:rPr>
+                <w:rFonts w:ascii="Times New Roman" w:eastAsia="Times New Roman" w:hAnsi="Times New Roman" w:cs="Times New Roman"/>
+                <w:color w:val="auto"/>
+                <w:sz w:val="24"/>
+                <w:szCs w:val="24"/>
+              </w:rPr>
+              <w:t xml:space="preserve">  </w:t>
+            </w:r>
+            <w:r>
+              <w:rPr>
+                <w:rFonts w:asciiTheme="minorHAnsi" w:eastAsia="Times New Roman" w:hAnsiTheme="minorHAnsi" w:cstheme="minorHAnsi"/>
+                <w:color w:val="auto"/>
+                <w:sz w:val="24"/>
+                <w:szCs w:val="24"/>
+              </w:rPr>
+              <w:t>The manager searches for the product by name, barcode, or category. The manager attempts to update the product details.</w:t>
+            </w:r>
+            <w:r>
+              <w:rPr>
+                <w:rFonts w:asciiTheme="minorHAnsi" w:eastAsia="Times New Roman" w:hAnsiTheme="minorHAnsi" w:cstheme="minorHAnsi"/>
+                <w:color w:val="auto"/>
+                <w:sz w:val="24"/>
+                <w:szCs w:val="24"/>
+              </w:rPr>
+              <w:br/>
+            </w:r>
+          </w:p>
+        </w:tc>
+      </w:tr>
+      <w:tr>
+        <w:trPr>
+          <w:trHeight w:val="593"/>
+        </w:trPr>
+        <w:tc>
+          <w:tcPr>
+            <w:tcW w:w="1800" w:type="dxa"/>
+            <w:gridSpan w:val="2"/>
+            <w:tcBorders>
+              <w:top w:val="single" w:sz="4" w:space="0" w:color="7F7F7F"/>
+              <w:left w:val="nil"/>
+              <w:bottom w:val="single" w:sz="4" w:space="0" w:color="7F7F7F"/>
+              <w:right w:val="nil"/>
+            </w:tcBorders>
+            <w:shd w:val="clear" w:color="auto" w:fill="F2F2F2"/>
+          </w:tcPr>
+          <w:p>
+            <w:pPr>
+              <w:spacing w:after="160" w:line="259" w:lineRule="auto"/>
+              <w:ind w:left="0" w:firstLine="0"/>
+              <w:jc w:val="left"/>
+            </w:pPr>
+          </w:p>
+        </w:tc>
+        <w:tc>
+          <w:tcPr>
+            <w:tcW w:w="7465" w:type="dxa"/>
+            <w:tcBorders>
+              <w:top w:val="single" w:sz="4" w:space="0" w:color="7F7F7F"/>
+              <w:left w:val="nil"/>
+              <w:bottom w:val="single" w:sz="4" w:space="0" w:color="7F7F7F"/>
+              <w:right w:val="nil"/>
+            </w:tcBorders>
+          </w:tcPr>
+          <w:p>
+            <w:pPr>
+              <w:spacing w:after="0" w:line="259" w:lineRule="auto"/>
+              <w:ind w:left="0" w:firstLine="0"/>
+            </w:pPr>
+            <w:r>
+              <w:rPr>
+                <w:b/>
+                <w:sz w:val="24"/>
+              </w:rPr>
+              <w:t>Then</w:t>
+            </w:r>
+            <w:r>
+              <w:rPr>
+                <w:sz w:val="24"/>
+              </w:rPr>
+              <w:t xml:space="preserve">: </w:t>
+            </w:r>
+            <w:r>
+              <w:rPr>
+                <w:rFonts w:asciiTheme="minorHAnsi" w:eastAsia="Times New Roman" w:hAnsiTheme="minorHAnsi" w:cstheme="minorHAnsi"/>
+                <w:color w:val="auto"/>
+                <w:sz w:val="24"/>
+                <w:szCs w:val="24"/>
+              </w:rPr>
+              <w:t xml:space="preserve">The system displays an error message </w:t>
+            </w:r>
+            <w:r>
+              <w:rPr>
+                <w:rFonts w:asciiTheme="minorHAnsi" w:eastAsia="Times New Roman" w:hAnsiTheme="minorHAnsi" w:cstheme="minorHAnsi"/>
+                <w:color w:val="auto"/>
+                <w:sz w:val="24"/>
+                <w:szCs w:val="24"/>
+              </w:rPr>
+              <w:t>showing</w:t>
+            </w:r>
+            <w:r>
+              <w:rPr>
+                <w:rFonts w:asciiTheme="minorHAnsi" w:eastAsia="Times New Roman" w:hAnsiTheme="minorHAnsi" w:cstheme="minorHAnsi"/>
+                <w:color w:val="auto"/>
+                <w:sz w:val="24"/>
+                <w:szCs w:val="24"/>
+              </w:rPr>
+              <w:t xml:space="preserve"> that the product does not exist in the inventory and no updates </w:t>
+            </w:r>
+            <w:r>
+              <w:rPr>
+                <w:rFonts w:asciiTheme="minorHAnsi" w:eastAsia="Times New Roman" w:hAnsiTheme="minorHAnsi" w:cstheme="minorHAnsi"/>
+                <w:color w:val="auto"/>
+                <w:sz w:val="24"/>
+                <w:szCs w:val="24"/>
+              </w:rPr>
+              <w:t>can be made</w:t>
+            </w:r>
+            <w:r>
+              <w:rPr>
+                <w:rFonts w:asciiTheme="minorHAnsi" w:eastAsia="Times New Roman" w:hAnsiTheme="minorHAnsi" w:cstheme="minorHAnsi"/>
+                <w:color w:val="auto"/>
+                <w:sz w:val="24"/>
+                <w:szCs w:val="24"/>
+              </w:rPr>
+              <w:t>.</w:t>
             </w:r>
           </w:p>
         </w:tc>
@@ -17353,22 +19334,19 @@
         <w:ind w:left="0" w:firstLine="0"/>
         <w:jc w:val="left"/>
       </w:pPr>
-      <w:r>
-        <w:t xml:space="preserve"> </w:t>
-      </w:r>
     </w:p>
     <w:p>
       <w:pPr>
         <w:pStyle w:val="Heading2"/>
         <w:ind w:left="561" w:hanging="576"/>
       </w:pPr>
-      <w:bookmarkStart w:id="40" w:name="_Toc188520858"/>
-      <w:r>
-        <w:t>Story-3: Manage due date for borrowed book</w:t>
-      </w:r>
-      <w:bookmarkEnd w:id="40"/>
-      <w:r>
-        <w:t xml:space="preserve"> </w:t>
+      <w:bookmarkStart w:id="39" w:name="_Toc188520858"/>
+      <w:r>
+        <w:t xml:space="preserve">Story-3: </w:t>
+      </w:r>
+      <w:bookmarkEnd w:id="39"/>
+      <w:r>
+        <w:t>Customer buy Product</w:t>
       </w:r>
     </w:p>
     <w:tbl>
@@ -17379,7 +19357,6 @@
         <w:tblCellMar>
           <w:top w:w="45" w:type="dxa"/>
           <w:left w:w="46" w:type="dxa"/>
-          <w:bottom w:w="0" w:type="dxa"/>
           <w:right w:w="54" w:type="dxa"/>
         </w:tblCellMar>
         <w:tblLook w:val="04A0" w:firstRow="1" w:lastRow="0" w:firstColumn="1" w:lastColumn="0" w:noHBand="0" w:noVBand="1"/>
@@ -17487,7 +19464,13 @@
               <w:rPr>
                 <w:sz w:val="24"/>
               </w:rPr>
-              <w:t xml:space="preserve">Librarian, </w:t>
+              <w:t>Customer</w:t>
+            </w:r>
+            <w:r>
+              <w:rPr>
+                <w:sz w:val="24"/>
+              </w:rPr>
+              <w:t xml:space="preserve">, </w:t>
             </w:r>
           </w:p>
           <w:p>
@@ -17507,7 +19490,13 @@
               <w:rPr>
                 <w:sz w:val="24"/>
               </w:rPr>
-              <w:t xml:space="preserve"> to manage due dates for borrowed books</w:t>
+              <w:t xml:space="preserve"> </w:t>
+            </w:r>
+            <w:r>
+              <w:rPr>
+                <w:sz w:val="24"/>
+              </w:rPr>
+              <w:t>buy a product from Supermarket,</w:t>
             </w:r>
             <w:r>
               <w:rPr>
@@ -17534,7 +19523,19 @@
               <w:rPr>
                 <w:sz w:val="24"/>
               </w:rPr>
-              <w:t xml:space="preserve"> I can ensure that books are returned on time and avoid overdue fines. </w:t>
+              <w:t xml:space="preserve"> I can </w:t>
+            </w:r>
+            <w:r>
+              <w:rPr>
+                <w:sz w:val="24"/>
+              </w:rPr>
+              <w:t>complete my shopping and pay for the products</w:t>
+            </w:r>
+            <w:r>
+              <w:rPr>
+                <w:sz w:val="24"/>
+              </w:rPr>
+              <w:t xml:space="preserve">. </w:t>
             </w:r>
           </w:p>
         </w:tc>
@@ -17771,12 +19772,52 @@
             <w:pPr>
               <w:spacing w:after="0" w:line="259" w:lineRule="auto"/>
               <w:ind w:left="62" w:firstLine="0"/>
-            </w:pPr>
-            <w:r>
-              <w:rPr>
-                <w:sz w:val="24"/>
-              </w:rPr>
-              <w:t xml:space="preserve">Proper due date management is crucial for maintaining the library's collection and ensuring that books are available for all members. </w:t>
+              <w:rPr>
+                <w:sz w:val="24"/>
+                <w:szCs w:val="24"/>
+              </w:rPr>
+            </w:pPr>
+            <w:r>
+              <w:rPr>
+                <w:sz w:val="24"/>
+                <w:szCs w:val="24"/>
+              </w:rPr>
+              <w:t xml:space="preserve">Enabling smooth </w:t>
+            </w:r>
+            <w:r>
+              <w:rPr>
+                <w:sz w:val="24"/>
+                <w:szCs w:val="24"/>
+              </w:rPr>
+              <w:t xml:space="preserve">transactions </w:t>
+            </w:r>
+            <w:r>
+              <w:rPr>
+                <w:sz w:val="24"/>
+                <w:szCs w:val="24"/>
+              </w:rPr>
+              <w:t>provides</w:t>
+            </w:r>
+            <w:r>
+              <w:rPr>
+                <w:sz w:val="24"/>
+                <w:szCs w:val="24"/>
+              </w:rPr>
+              <w:t xml:space="preserve"> a positive shopping experience for customers, </w:t>
+            </w:r>
+            <w:r>
+              <w:rPr>
+                <w:sz w:val="24"/>
+                <w:szCs w:val="24"/>
+              </w:rPr>
+              <w:t>so that we can improve sales and satisfy customers</w:t>
+            </w:r>
+            <w:r>
+              <w:rPr>
+                <w:sz w:val="24"/>
+                <w:szCs w:val="24"/>
+              </w:rPr>
+              <w:t>.</w:t>
             </w:r>
           </w:p>
         </w:tc>
@@ -17788,9 +19829,1373 @@
         <w:ind w:left="0" w:firstLine="0"/>
         <w:jc w:val="left"/>
       </w:pPr>
+    </w:p>
+    <w:p>
+      <w:pPr>
+        <w:pStyle w:val="Heading3"/>
+      </w:pPr>
+      <w:r>
+        <w:t>Scenario# S</w:t>
+      </w:r>
+      <w:r>
+        <w:t>3</w:t>
+      </w:r>
+      <w:r>
+        <w:t xml:space="preserve">.1 </w:t>
+      </w:r>
+    </w:p>
+    <w:tbl>
+      <w:tblPr>
+        <w:tblStyle w:val="TableGrid"/>
+        <w:tblW w:w="9265" w:type="dxa"/>
+        <w:tblInd w:w="0" w:type="dxa"/>
+        <w:tblCellMar>
+          <w:top w:w="45" w:type="dxa"/>
+          <w:right w:w="58" w:type="dxa"/>
+        </w:tblCellMar>
+        <w:tblLook w:val="04A0" w:firstRow="1" w:lastRow="0" w:firstColumn="1" w:lastColumn="0" w:noHBand="0" w:noVBand="1"/>
+      </w:tblPr>
+      <w:tblGrid>
+        <w:gridCol w:w="1610"/>
+        <w:gridCol w:w="190"/>
+        <w:gridCol w:w="7465"/>
+      </w:tblGrid>
+      <w:tr>
+        <w:trPr>
+          <w:trHeight w:val="302"/>
+        </w:trPr>
+        <w:tc>
+          <w:tcPr>
+            <w:tcW w:w="1610" w:type="dxa"/>
+            <w:tcBorders>
+              <w:top w:val="single" w:sz="4" w:space="0" w:color="7F7F7F"/>
+              <w:left w:val="nil"/>
+              <w:bottom w:val="single" w:sz="4" w:space="0" w:color="7F7F7F"/>
+              <w:right w:val="nil"/>
+            </w:tcBorders>
+            <w:shd w:val="clear" w:color="auto" w:fill="F2F2F2"/>
+          </w:tcPr>
+          <w:p>
+            <w:pPr>
+              <w:spacing w:after="0" w:line="259" w:lineRule="auto"/>
+              <w:ind w:left="108" w:firstLine="0"/>
+              <w:jc w:val="left"/>
+            </w:pPr>
+            <w:r>
+              <w:rPr>
+                <w:i/>
+                <w:sz w:val="20"/>
+              </w:rPr>
+              <w:t xml:space="preserve">Scenario# </w:t>
+            </w:r>
+            <w:r>
+              <w:rPr>
+                <w:b/>
+                <w:i/>
+                <w:sz w:val="20"/>
+              </w:rPr>
+              <w:t>S1.1</w:t>
+            </w:r>
+            <w:r>
+              <w:rPr>
+                <w:b/>
+                <w:sz w:val="24"/>
+              </w:rPr>
+              <w:t xml:space="preserve"> </w:t>
+            </w:r>
+          </w:p>
+        </w:tc>
+        <w:tc>
+          <w:tcPr>
+            <w:tcW w:w="190" w:type="dxa"/>
+            <w:tcBorders>
+              <w:top w:val="single" w:sz="4" w:space="0" w:color="7F7F7F"/>
+              <w:left w:val="nil"/>
+              <w:bottom w:val="single" w:sz="4" w:space="0" w:color="7F7F7F"/>
+              <w:right w:val="nil"/>
+            </w:tcBorders>
+            <w:shd w:val="clear" w:color="auto" w:fill="F2F2F2"/>
+          </w:tcPr>
+          <w:p>
+            <w:pPr>
+              <w:spacing w:after="0" w:line="259" w:lineRule="auto"/>
+              <w:ind w:left="0" w:firstLine="0"/>
+              <w:jc w:val="left"/>
+            </w:pPr>
+            <w:r>
+              <w:rPr>
+                <w:b/>
+                <w:sz w:val="24"/>
+              </w:rPr>
+              <w:t xml:space="preserve">: </w:t>
+            </w:r>
+          </w:p>
+        </w:tc>
+        <w:tc>
+          <w:tcPr>
+            <w:tcW w:w="7465" w:type="dxa"/>
+            <w:tcBorders>
+              <w:top w:val="single" w:sz="4" w:space="0" w:color="7F7F7F"/>
+              <w:left w:val="nil"/>
+              <w:bottom w:val="single" w:sz="4" w:space="0" w:color="7F7F7F"/>
+              <w:right w:val="nil"/>
+            </w:tcBorders>
+          </w:tcPr>
+          <w:p>
+            <w:pPr>
+              <w:spacing w:after="0" w:line="259" w:lineRule="auto"/>
+              <w:ind w:left="108" w:firstLine="0"/>
+              <w:jc w:val="left"/>
+              <w:rPr>
+                <w:sz w:val="24"/>
+                <w:szCs w:val="24"/>
+              </w:rPr>
+            </w:pPr>
+            <w:r>
+              <w:rPr>
+                <w:sz w:val="24"/>
+                <w:szCs w:val="24"/>
+              </w:rPr>
+              <w:t>Customer Successfully Buys a Product</w:t>
+            </w:r>
+          </w:p>
+        </w:tc>
+      </w:tr>
+      <w:tr>
+        <w:trPr>
+          <w:trHeight w:val="304"/>
+        </w:trPr>
+        <w:tc>
+          <w:tcPr>
+            <w:tcW w:w="1610" w:type="dxa"/>
+            <w:tcBorders>
+              <w:top w:val="single" w:sz="4" w:space="0" w:color="7F7F7F"/>
+              <w:left w:val="nil"/>
+              <w:bottom w:val="single" w:sz="4" w:space="0" w:color="7F7F7F"/>
+              <w:right w:val="nil"/>
+            </w:tcBorders>
+            <w:shd w:val="clear" w:color="auto" w:fill="F2F2F2"/>
+          </w:tcPr>
+          <w:p>
+            <w:pPr>
+              <w:spacing w:after="0" w:line="259" w:lineRule="auto"/>
+              <w:ind w:left="108" w:firstLine="0"/>
+              <w:jc w:val="left"/>
+            </w:pPr>
+            <w:r>
+              <w:rPr>
+                <w:b/>
+                <w:sz w:val="24"/>
+              </w:rPr>
+              <w:t xml:space="preserve">Prerequisite </w:t>
+            </w:r>
+          </w:p>
+        </w:tc>
+        <w:tc>
+          <w:tcPr>
+            <w:tcW w:w="190" w:type="dxa"/>
+            <w:tcBorders>
+              <w:top w:val="single" w:sz="4" w:space="0" w:color="7F7F7F"/>
+              <w:left w:val="nil"/>
+              <w:bottom w:val="single" w:sz="4" w:space="0" w:color="7F7F7F"/>
+              <w:right w:val="nil"/>
+            </w:tcBorders>
+            <w:shd w:val="clear" w:color="auto" w:fill="F2F2F2"/>
+          </w:tcPr>
+          <w:p>
+            <w:pPr>
+              <w:spacing w:after="0" w:line="259" w:lineRule="auto"/>
+              <w:ind w:left="0" w:firstLine="0"/>
+              <w:jc w:val="left"/>
+            </w:pPr>
+            <w:r>
+              <w:rPr>
+                <w:b/>
+                <w:sz w:val="24"/>
+              </w:rPr>
+              <w:t xml:space="preserve">: </w:t>
+            </w:r>
+          </w:p>
+        </w:tc>
+        <w:tc>
+          <w:tcPr>
+            <w:tcW w:w="7465" w:type="dxa"/>
+            <w:tcBorders>
+              <w:top w:val="single" w:sz="4" w:space="0" w:color="7F7F7F"/>
+              <w:left w:val="nil"/>
+              <w:bottom w:val="single" w:sz="4" w:space="0" w:color="7F7F7F"/>
+              <w:right w:val="nil"/>
+            </w:tcBorders>
+          </w:tcPr>
+          <w:p>
+            <w:pPr>
+              <w:spacing w:after="0" w:line="259" w:lineRule="auto"/>
+              <w:ind w:left="108" w:firstLine="0"/>
+              <w:jc w:val="left"/>
+              <w:rPr>
+                <w:sz w:val="24"/>
+                <w:szCs w:val="24"/>
+              </w:rPr>
+            </w:pPr>
+            <w:r>
+              <w:rPr>
+                <w:sz w:val="24"/>
+                <w:szCs w:val="24"/>
+              </w:rPr>
+              <w:t xml:space="preserve">The customer is at the checkout counter with the selected </w:t>
+            </w:r>
+            <w:r>
+              <w:rPr>
+                <w:sz w:val="24"/>
+                <w:szCs w:val="24"/>
+              </w:rPr>
+              <w:t>products</w:t>
+            </w:r>
+            <w:r>
+              <w:rPr>
+                <w:sz w:val="24"/>
+                <w:szCs w:val="24"/>
+              </w:rPr>
+              <w:t>.</w:t>
+            </w:r>
+          </w:p>
+        </w:tc>
+      </w:tr>
+      <w:tr>
+        <w:trPr>
+          <w:trHeight w:val="3178"/>
+        </w:trPr>
+        <w:tc>
+          <w:tcPr>
+            <w:tcW w:w="1610" w:type="dxa"/>
+            <w:tcBorders>
+              <w:top w:val="single" w:sz="4" w:space="0" w:color="7F7F7F"/>
+              <w:left w:val="nil"/>
+              <w:bottom w:val="single" w:sz="4" w:space="0" w:color="7F7F7F"/>
+              <w:right w:val="nil"/>
+            </w:tcBorders>
+            <w:shd w:val="clear" w:color="auto" w:fill="F2F2F2"/>
+          </w:tcPr>
+          <w:p>
+            <w:pPr>
+              <w:spacing w:after="0" w:line="259" w:lineRule="auto"/>
+              <w:ind w:left="108" w:firstLine="0"/>
+              <w:jc w:val="left"/>
+            </w:pPr>
+            <w:r>
+              <w:rPr>
+                <w:b/>
+                <w:sz w:val="24"/>
+              </w:rPr>
+              <w:lastRenderedPageBreak/>
+              <w:t xml:space="preserve">Acceptance </w:t>
+            </w:r>
+          </w:p>
+          <w:p>
+            <w:pPr>
+              <w:spacing w:after="0" w:line="259" w:lineRule="auto"/>
+              <w:ind w:left="108" w:firstLine="0"/>
+              <w:jc w:val="left"/>
+            </w:pPr>
+            <w:r>
+              <w:rPr>
+                <w:b/>
+                <w:sz w:val="24"/>
+              </w:rPr>
+              <w:t xml:space="preserve">Criteria </w:t>
+            </w:r>
+          </w:p>
+        </w:tc>
+        <w:tc>
+          <w:tcPr>
+            <w:tcW w:w="190" w:type="dxa"/>
+            <w:tcBorders>
+              <w:top w:val="single" w:sz="4" w:space="0" w:color="7F7F7F"/>
+              <w:left w:val="nil"/>
+              <w:bottom w:val="single" w:sz="4" w:space="0" w:color="7F7F7F"/>
+              <w:right w:val="nil"/>
+            </w:tcBorders>
+            <w:shd w:val="clear" w:color="auto" w:fill="F2F2F2"/>
+          </w:tcPr>
+          <w:p>
+            <w:pPr>
+              <w:spacing w:after="0" w:line="259" w:lineRule="auto"/>
+              <w:ind w:left="0" w:firstLine="0"/>
+              <w:jc w:val="left"/>
+            </w:pPr>
+            <w:r>
+              <w:rPr>
+                <w:b/>
+                <w:sz w:val="24"/>
+              </w:rPr>
+              <w:t xml:space="preserve">: </w:t>
+            </w:r>
+          </w:p>
+        </w:tc>
+        <w:tc>
+          <w:tcPr>
+            <w:tcW w:w="7465" w:type="dxa"/>
+            <w:tcBorders>
+              <w:top w:val="single" w:sz="4" w:space="0" w:color="7F7F7F"/>
+              <w:left w:val="nil"/>
+              <w:bottom w:val="single" w:sz="4" w:space="0" w:color="7F7F7F"/>
+              <w:right w:val="nil"/>
+            </w:tcBorders>
+          </w:tcPr>
+          <w:p>
+            <w:pPr>
+              <w:spacing w:after="120" w:line="240" w:lineRule="auto"/>
+              <w:ind w:left="108" w:right="52" w:firstLine="0"/>
+            </w:pPr>
+            <w:r>
+              <w:rPr>
+                <w:b/>
+                <w:sz w:val="24"/>
+              </w:rPr>
+              <w:t xml:space="preserve">Given: </w:t>
+            </w:r>
+            <w:r>
+              <w:rPr>
+                <w:sz w:val="24"/>
+              </w:rPr>
+              <w:t xml:space="preserve"> </w:t>
+            </w:r>
+            <w:r>
+              <w:rPr>
+                <w:sz w:val="24"/>
+              </w:rPr>
+              <w:t>Customer has products in their cart.</w:t>
+            </w:r>
+            <w:r>
+              <w:rPr>
+                <w:sz w:val="24"/>
+              </w:rPr>
+              <w:t xml:space="preserve"> </w:t>
+            </w:r>
+          </w:p>
+          <w:p>
+            <w:pPr>
+              <w:spacing w:after="0" w:line="259" w:lineRule="auto"/>
+              <w:jc w:val="left"/>
+            </w:pPr>
+            <w:r>
+              <w:rPr>
+                <w:b/>
+                <w:sz w:val="24"/>
+              </w:rPr>
+              <w:t>When:</w:t>
+            </w:r>
+            <w:r>
+              <w:rPr>
+                <w:sz w:val="24"/>
+              </w:rPr>
+              <w:t xml:space="preserve"> </w:t>
+            </w:r>
+          </w:p>
+          <w:p>
+            <w:pPr>
+              <w:spacing w:after="0" w:line="240" w:lineRule="auto"/>
+              <w:ind w:left="0" w:firstLine="0"/>
+              <w:jc w:val="left"/>
+              <w:rPr>
+                <w:rFonts w:asciiTheme="minorHAnsi" w:eastAsia="Times New Roman" w:hAnsiTheme="minorHAnsi" w:cstheme="minorHAnsi"/>
+                <w:color w:val="auto"/>
+                <w:sz w:val="24"/>
+                <w:szCs w:val="24"/>
+              </w:rPr>
+            </w:pPr>
+            <w:r>
+              <w:rPr>
+                <w:rFonts w:asciiTheme="minorHAnsi" w:eastAsia="Times New Roman" w:hAnsiTheme="minorHAnsi" w:cstheme="minorHAnsi"/>
+                <w:color w:val="auto"/>
+                <w:sz w:val="24"/>
+                <w:szCs w:val="24"/>
+              </w:rPr>
+              <w:t xml:space="preserve">The customer confirms the </w:t>
+            </w:r>
+            <w:r>
+              <w:rPr>
+                <w:rFonts w:asciiTheme="minorHAnsi" w:eastAsia="Times New Roman" w:hAnsiTheme="minorHAnsi" w:cstheme="minorHAnsi"/>
+                <w:color w:val="auto"/>
+                <w:sz w:val="24"/>
+                <w:szCs w:val="24"/>
+              </w:rPr>
+              <w:t>products</w:t>
+            </w:r>
+            <w:r>
+              <w:rPr>
+                <w:rFonts w:asciiTheme="minorHAnsi" w:eastAsia="Times New Roman" w:hAnsiTheme="minorHAnsi" w:cstheme="minorHAnsi"/>
+                <w:color w:val="auto"/>
+                <w:sz w:val="24"/>
+                <w:szCs w:val="24"/>
+              </w:rPr>
+              <w:t xml:space="preserve"> and total price.</w:t>
+            </w:r>
+          </w:p>
+          <w:p>
+            <w:pPr>
+              <w:spacing w:after="0" w:line="240" w:lineRule="auto"/>
+              <w:ind w:left="0" w:firstLine="0"/>
+              <w:jc w:val="left"/>
+              <w:rPr>
+                <w:rFonts w:asciiTheme="minorHAnsi" w:eastAsia="Times New Roman" w:hAnsiTheme="minorHAnsi" w:cstheme="minorHAnsi"/>
+                <w:color w:val="auto"/>
+                <w:sz w:val="24"/>
+                <w:szCs w:val="24"/>
+              </w:rPr>
+            </w:pPr>
+            <w:r>
+              <w:rPr>
+                <w:rFonts w:asciiTheme="minorHAnsi" w:eastAsia="Times New Roman" w:hAnsiTheme="minorHAnsi" w:cstheme="minorHAnsi"/>
+                <w:color w:val="auto"/>
+                <w:sz w:val="24"/>
+                <w:szCs w:val="24"/>
+              </w:rPr>
+              <w:t>The customer chooses a payment method (e.g., credit card, cash, or mobile payment).</w:t>
+            </w:r>
+          </w:p>
+          <w:p>
+            <w:pPr>
+              <w:spacing w:after="0" w:line="259" w:lineRule="auto"/>
+              <w:ind w:left="0" w:firstLine="0"/>
+              <w:jc w:val="left"/>
+              <w:rPr>
+                <w:rFonts w:asciiTheme="minorHAnsi" w:hAnsiTheme="minorHAnsi" w:cstheme="minorHAnsi"/>
+              </w:rPr>
+            </w:pPr>
+            <w:r>
+              <w:rPr>
+                <w:rFonts w:asciiTheme="minorHAnsi" w:eastAsia="Times New Roman" w:hAnsiTheme="minorHAnsi" w:cstheme="minorHAnsi"/>
+                <w:color w:val="auto"/>
+                <w:sz w:val="24"/>
+                <w:szCs w:val="24"/>
+              </w:rPr>
+              <w:t>The customer completes the payment.</w:t>
+            </w:r>
+            <w:r>
+              <w:rPr>
+                <w:rFonts w:asciiTheme="minorHAnsi" w:hAnsiTheme="minorHAnsi" w:cstheme="minorHAnsi"/>
+                <w:sz w:val="24"/>
+              </w:rPr>
+              <w:t xml:space="preserve"> </w:t>
+            </w:r>
+          </w:p>
+          <w:p>
+            <w:pPr>
+              <w:spacing w:after="0" w:line="259" w:lineRule="auto"/>
+              <w:ind w:left="108" w:firstLine="0"/>
+              <w:jc w:val="left"/>
+            </w:pPr>
+            <w:r>
+              <w:rPr>
+                <w:sz w:val="24"/>
+              </w:rPr>
+              <w:t xml:space="preserve"> </w:t>
+            </w:r>
+          </w:p>
+          <w:p>
+            <w:pPr>
+              <w:spacing w:after="0" w:line="259" w:lineRule="auto"/>
+            </w:pPr>
+            <w:r>
+              <w:rPr>
+                <w:b/>
+                <w:sz w:val="24"/>
+              </w:rPr>
+              <w:t xml:space="preserve">Then </w:t>
+            </w:r>
+            <w:r>
+              <w:rPr>
+                <w:b/>
+                <w:sz w:val="24"/>
+                <w:szCs w:val="24"/>
+              </w:rPr>
+              <w:t>t</w:t>
+            </w:r>
+            <w:r>
+              <w:rPr>
+                <w:sz w:val="24"/>
+                <w:szCs w:val="24"/>
+              </w:rPr>
+              <w:t>he customer receives a receipt and the purchased items.</w:t>
+            </w:r>
+          </w:p>
+        </w:tc>
+      </w:tr>
+    </w:tbl>
+    <w:p>
+      <w:pPr>
+        <w:spacing w:after="74" w:line="259" w:lineRule="auto"/>
+        <w:ind w:left="0" w:firstLine="0"/>
+        <w:jc w:val="left"/>
+      </w:pPr>
       <w:r>
         <w:t xml:space="preserve"> </w:t>
       </w:r>
+    </w:p>
+    <w:p>
+      <w:pPr>
+        <w:pStyle w:val="Heading3"/>
+        <w:ind w:left="705" w:hanging="720"/>
+      </w:pPr>
+      <w:r>
+        <w:t>Scenario# S</w:t>
+      </w:r>
+      <w:r>
+        <w:t>3</w:t>
+      </w:r>
+      <w:r>
+        <w:t xml:space="preserve">.2 </w:t>
+      </w:r>
+    </w:p>
+    <w:tbl>
+      <w:tblPr>
+        <w:tblStyle w:val="TableGrid"/>
+        <w:tblW w:w="9141" w:type="dxa"/>
+        <w:tblInd w:w="0" w:type="dxa"/>
+        <w:tblCellMar>
+          <w:top w:w="45" w:type="dxa"/>
+          <w:right w:w="57" w:type="dxa"/>
+        </w:tblCellMar>
+        <w:tblLook w:val="04A0" w:firstRow="1" w:lastRow="0" w:firstColumn="1" w:lastColumn="0" w:noHBand="0" w:noVBand="1"/>
+      </w:tblPr>
+      <w:tblGrid>
+        <w:gridCol w:w="1588"/>
+        <w:gridCol w:w="187"/>
+        <w:gridCol w:w="7366"/>
+      </w:tblGrid>
+      <w:tr>
+        <w:trPr>
+          <w:trHeight w:val="209"/>
+        </w:trPr>
+        <w:tc>
+          <w:tcPr>
+            <w:tcW w:w="1588" w:type="dxa"/>
+            <w:tcBorders>
+              <w:top w:val="single" w:sz="4" w:space="0" w:color="7F7F7F"/>
+              <w:left w:val="nil"/>
+              <w:bottom w:val="single" w:sz="4" w:space="0" w:color="7F7F7F"/>
+              <w:right w:val="nil"/>
+            </w:tcBorders>
+            <w:shd w:val="clear" w:color="auto" w:fill="F2F2F2"/>
+          </w:tcPr>
+          <w:p>
+            <w:pPr>
+              <w:spacing w:after="0" w:line="259" w:lineRule="auto"/>
+              <w:ind w:left="108" w:firstLine="0"/>
+              <w:jc w:val="left"/>
+            </w:pPr>
+            <w:r>
+              <w:rPr>
+                <w:i/>
+                <w:sz w:val="20"/>
+              </w:rPr>
+              <w:t xml:space="preserve">Scenario# </w:t>
+            </w:r>
+            <w:r>
+              <w:rPr>
+                <w:b/>
+                <w:i/>
+                <w:sz w:val="20"/>
+              </w:rPr>
+              <w:t>S1.2</w:t>
+            </w:r>
+            <w:r>
+              <w:rPr>
+                <w:b/>
+                <w:sz w:val="24"/>
+              </w:rPr>
+              <w:t xml:space="preserve"> </w:t>
+            </w:r>
+          </w:p>
+        </w:tc>
+        <w:tc>
+          <w:tcPr>
+            <w:tcW w:w="187" w:type="dxa"/>
+            <w:tcBorders>
+              <w:top w:val="single" w:sz="4" w:space="0" w:color="7F7F7F"/>
+              <w:left w:val="nil"/>
+              <w:bottom w:val="single" w:sz="4" w:space="0" w:color="7F7F7F"/>
+              <w:right w:val="nil"/>
+            </w:tcBorders>
+            <w:shd w:val="clear" w:color="auto" w:fill="F2F2F2"/>
+          </w:tcPr>
+          <w:p>
+            <w:pPr>
+              <w:spacing w:after="0" w:line="259" w:lineRule="auto"/>
+              <w:ind w:left="0" w:firstLine="0"/>
+              <w:jc w:val="left"/>
+            </w:pPr>
+            <w:r>
+              <w:rPr>
+                <w:b/>
+                <w:sz w:val="24"/>
+              </w:rPr>
+              <w:t xml:space="preserve">: </w:t>
+            </w:r>
+          </w:p>
+        </w:tc>
+        <w:tc>
+          <w:tcPr>
+            <w:tcW w:w="7366" w:type="dxa"/>
+            <w:tcBorders>
+              <w:top w:val="single" w:sz="4" w:space="0" w:color="7F7F7F"/>
+              <w:left w:val="nil"/>
+              <w:bottom w:val="single" w:sz="4" w:space="0" w:color="7F7F7F"/>
+              <w:right w:val="nil"/>
+            </w:tcBorders>
+          </w:tcPr>
+          <w:p>
+            <w:pPr>
+              <w:spacing w:after="0" w:line="259" w:lineRule="auto"/>
+              <w:ind w:left="108" w:firstLine="0"/>
+              <w:jc w:val="left"/>
+              <w:rPr>
+                <w:sz w:val="24"/>
+                <w:szCs w:val="24"/>
+              </w:rPr>
+            </w:pPr>
+            <w:r>
+              <w:rPr>
+                <w:sz w:val="24"/>
+                <w:szCs w:val="24"/>
+              </w:rPr>
+              <w:t>Customer Tries to Buy a Product Out of Stock</w:t>
+            </w:r>
+            <w:r>
+              <w:rPr>
+                <w:sz w:val="24"/>
+                <w:szCs w:val="24"/>
+              </w:rPr>
+              <w:t>.</w:t>
+            </w:r>
+          </w:p>
+        </w:tc>
+      </w:tr>
+      <w:tr>
+        <w:trPr>
+          <w:trHeight w:val="211"/>
+        </w:trPr>
+        <w:tc>
+          <w:tcPr>
+            <w:tcW w:w="1588" w:type="dxa"/>
+            <w:tcBorders>
+              <w:top w:val="single" w:sz="4" w:space="0" w:color="7F7F7F"/>
+              <w:left w:val="nil"/>
+              <w:bottom w:val="single" w:sz="4" w:space="0" w:color="7F7F7F"/>
+              <w:right w:val="nil"/>
+            </w:tcBorders>
+            <w:shd w:val="clear" w:color="auto" w:fill="F2F2F2"/>
+          </w:tcPr>
+          <w:p>
+            <w:pPr>
+              <w:spacing w:after="0" w:line="259" w:lineRule="auto"/>
+              <w:ind w:left="108" w:firstLine="0"/>
+              <w:jc w:val="left"/>
+            </w:pPr>
+            <w:r>
+              <w:rPr>
+                <w:b/>
+                <w:sz w:val="24"/>
+              </w:rPr>
+              <w:t xml:space="preserve">Prerequisite </w:t>
+            </w:r>
+          </w:p>
+        </w:tc>
+        <w:tc>
+          <w:tcPr>
+            <w:tcW w:w="187" w:type="dxa"/>
+            <w:tcBorders>
+              <w:top w:val="single" w:sz="4" w:space="0" w:color="7F7F7F"/>
+              <w:left w:val="nil"/>
+              <w:bottom w:val="single" w:sz="4" w:space="0" w:color="7F7F7F"/>
+              <w:right w:val="nil"/>
+            </w:tcBorders>
+            <w:shd w:val="clear" w:color="auto" w:fill="F2F2F2"/>
+          </w:tcPr>
+          <w:p>
+            <w:pPr>
+              <w:spacing w:after="0" w:line="259" w:lineRule="auto"/>
+              <w:ind w:left="0" w:firstLine="0"/>
+              <w:jc w:val="left"/>
+            </w:pPr>
+            <w:r>
+              <w:rPr>
+                <w:b/>
+                <w:sz w:val="24"/>
+              </w:rPr>
+              <w:t xml:space="preserve">: </w:t>
+            </w:r>
+          </w:p>
+        </w:tc>
+        <w:tc>
+          <w:tcPr>
+            <w:tcW w:w="7366" w:type="dxa"/>
+            <w:tcBorders>
+              <w:top w:val="single" w:sz="4" w:space="0" w:color="7F7F7F"/>
+              <w:left w:val="nil"/>
+              <w:bottom w:val="single" w:sz="4" w:space="0" w:color="7F7F7F"/>
+              <w:right w:val="nil"/>
+            </w:tcBorders>
+          </w:tcPr>
+          <w:p>
+            <w:pPr>
+              <w:spacing w:after="0" w:line="259" w:lineRule="auto"/>
+              <w:ind w:left="108" w:firstLine="0"/>
+              <w:jc w:val="left"/>
+              <w:rPr>
+                <w:sz w:val="24"/>
+                <w:szCs w:val="24"/>
+              </w:rPr>
+            </w:pPr>
+            <w:r>
+              <w:rPr>
+                <w:sz w:val="24"/>
+                <w:szCs w:val="24"/>
+              </w:rPr>
+              <w:t>The customer is at the checkout counter with the selected items.</w:t>
+            </w:r>
+          </w:p>
+        </w:tc>
+      </w:tr>
+      <w:tr>
+        <w:trPr>
+          <w:trHeight w:val="1311"/>
+        </w:trPr>
+        <w:tc>
+          <w:tcPr>
+            <w:tcW w:w="1588" w:type="dxa"/>
+            <w:tcBorders>
+              <w:top w:val="single" w:sz="4" w:space="0" w:color="7F7F7F"/>
+              <w:left w:val="nil"/>
+              <w:bottom w:val="single" w:sz="4" w:space="0" w:color="7F7F7F"/>
+              <w:right w:val="nil"/>
+            </w:tcBorders>
+            <w:shd w:val="clear" w:color="auto" w:fill="F2F2F2"/>
+          </w:tcPr>
+          <w:p>
+            <w:pPr>
+              <w:spacing w:after="0" w:line="259" w:lineRule="auto"/>
+              <w:ind w:left="108" w:firstLine="0"/>
+              <w:jc w:val="left"/>
+            </w:pPr>
+            <w:r>
+              <w:rPr>
+                <w:b/>
+                <w:sz w:val="24"/>
+              </w:rPr>
+              <w:t xml:space="preserve">Acceptance </w:t>
+            </w:r>
+          </w:p>
+          <w:p>
+            <w:pPr>
+              <w:spacing w:after="0" w:line="259" w:lineRule="auto"/>
+              <w:ind w:left="108" w:firstLine="0"/>
+              <w:jc w:val="left"/>
+            </w:pPr>
+            <w:r>
+              <w:rPr>
+                <w:b/>
+                <w:sz w:val="24"/>
+              </w:rPr>
+              <w:t xml:space="preserve">Criteria </w:t>
+            </w:r>
+          </w:p>
+        </w:tc>
+        <w:tc>
+          <w:tcPr>
+            <w:tcW w:w="187" w:type="dxa"/>
+            <w:tcBorders>
+              <w:top w:val="single" w:sz="4" w:space="0" w:color="7F7F7F"/>
+              <w:left w:val="nil"/>
+              <w:bottom w:val="single" w:sz="4" w:space="0" w:color="7F7F7F"/>
+              <w:right w:val="nil"/>
+            </w:tcBorders>
+            <w:shd w:val="clear" w:color="auto" w:fill="F2F2F2"/>
+          </w:tcPr>
+          <w:p>
+            <w:pPr>
+              <w:spacing w:after="0" w:line="259" w:lineRule="auto"/>
+              <w:ind w:left="0" w:firstLine="0"/>
+              <w:jc w:val="left"/>
+            </w:pPr>
+            <w:r>
+              <w:rPr>
+                <w:b/>
+                <w:sz w:val="24"/>
+              </w:rPr>
+              <w:t xml:space="preserve">: </w:t>
+            </w:r>
+          </w:p>
+        </w:tc>
+        <w:tc>
+          <w:tcPr>
+            <w:tcW w:w="7366" w:type="dxa"/>
+            <w:tcBorders>
+              <w:top w:val="single" w:sz="4" w:space="0" w:color="7F7F7F"/>
+              <w:left w:val="nil"/>
+              <w:bottom w:val="single" w:sz="4" w:space="0" w:color="7F7F7F"/>
+              <w:right w:val="nil"/>
+            </w:tcBorders>
+          </w:tcPr>
+          <w:p>
+            <w:pPr>
+              <w:spacing w:after="0" w:line="259" w:lineRule="auto"/>
+              <w:ind w:left="108" w:firstLine="0"/>
+              <w:jc w:val="left"/>
+              <w:rPr>
+                <w:sz w:val="24"/>
+                <w:szCs w:val="24"/>
+              </w:rPr>
+            </w:pPr>
+            <w:r>
+              <w:rPr>
+                <w:b/>
+                <w:sz w:val="24"/>
+              </w:rPr>
+              <w:t>Given:</w:t>
+            </w:r>
+            <w:r>
+              <w:rPr>
+                <w:sz w:val="24"/>
+              </w:rPr>
+              <w:t xml:space="preserve"> </w:t>
+            </w:r>
+            <w:r>
+              <w:rPr>
+                <w:sz w:val="24"/>
+                <w:szCs w:val="24"/>
+              </w:rPr>
+              <w:t xml:space="preserve">The customer has selected a </w:t>
+            </w:r>
+            <w:r>
+              <w:rPr>
+                <w:sz w:val="24"/>
+                <w:szCs w:val="24"/>
+              </w:rPr>
+              <w:t>product that is out of stock.</w:t>
+            </w:r>
+          </w:p>
+          <w:p>
+            <w:pPr>
+              <w:spacing w:after="0" w:line="259" w:lineRule="auto"/>
+              <w:ind w:left="108" w:firstLine="0"/>
+              <w:rPr>
+                <w:b/>
+                <w:sz w:val="24"/>
+              </w:rPr>
+            </w:pPr>
+            <w:r>
+              <w:rPr>
+                <w:b/>
+                <w:sz w:val="24"/>
+              </w:rPr>
+              <w:t xml:space="preserve">When: </w:t>
+            </w:r>
+          </w:p>
+          <w:p>
+            <w:pPr>
+              <w:spacing w:after="0" w:line="259" w:lineRule="auto"/>
+              <w:ind w:left="108" w:firstLine="0"/>
+            </w:pPr>
+            <w:r>
+              <w:rPr>
+                <w:sz w:val="24"/>
+                <w:szCs w:val="24"/>
+              </w:rPr>
+              <w:t>The cashier scans the barcode of the product that is out of stock.</w:t>
+            </w:r>
+          </w:p>
+        </w:tc>
+      </w:tr>
+    </w:tbl>
+    <w:p>
+      <w:pPr>
+        <w:spacing w:after="74" w:line="259" w:lineRule="auto"/>
+        <w:ind w:left="0" w:firstLine="0"/>
+        <w:jc w:val="left"/>
+      </w:pPr>
+      <w:r>
+        <w:t xml:space="preserve"> </w:t>
+      </w:r>
+    </w:p>
+    <w:p>
+      <w:pPr>
+        <w:pStyle w:val="Heading3"/>
+        <w:ind w:left="705" w:hanging="720"/>
+      </w:pPr>
+      <w:r>
+        <w:t>Scenario# S</w:t>
+      </w:r>
+      <w:r>
+        <w:t>3</w:t>
+      </w:r>
+      <w:r>
+        <w:t xml:space="preserve">.3 </w:t>
+      </w:r>
+    </w:p>
+    <w:tbl>
+      <w:tblPr>
+        <w:tblStyle w:val="TableGrid"/>
+        <w:tblW w:w="9265" w:type="dxa"/>
+        <w:tblInd w:w="0" w:type="dxa"/>
+        <w:tblCellMar>
+          <w:top w:w="45" w:type="dxa"/>
+          <w:right w:w="61" w:type="dxa"/>
+        </w:tblCellMar>
+        <w:tblLook w:val="04A0" w:firstRow="1" w:lastRow="0" w:firstColumn="1" w:lastColumn="0" w:noHBand="0" w:noVBand="1"/>
+      </w:tblPr>
+      <w:tblGrid>
+        <w:gridCol w:w="1610"/>
+        <w:gridCol w:w="190"/>
+        <w:gridCol w:w="7465"/>
+      </w:tblGrid>
+      <w:tr>
+        <w:trPr>
+          <w:trHeight w:val="301"/>
+        </w:trPr>
+        <w:tc>
+          <w:tcPr>
+            <w:tcW w:w="1610" w:type="dxa"/>
+            <w:tcBorders>
+              <w:top w:val="single" w:sz="4" w:space="0" w:color="7F7F7F"/>
+              <w:left w:val="nil"/>
+              <w:bottom w:val="single" w:sz="4" w:space="0" w:color="7F7F7F"/>
+              <w:right w:val="nil"/>
+            </w:tcBorders>
+            <w:shd w:val="clear" w:color="auto" w:fill="F2F2F2"/>
+          </w:tcPr>
+          <w:p>
+            <w:pPr>
+              <w:spacing w:after="0" w:line="259" w:lineRule="auto"/>
+              <w:ind w:left="108" w:firstLine="0"/>
+              <w:jc w:val="left"/>
+            </w:pPr>
+            <w:r>
+              <w:rPr>
+                <w:i/>
+                <w:sz w:val="20"/>
+              </w:rPr>
+              <w:t xml:space="preserve">Scenario# </w:t>
+            </w:r>
+            <w:r>
+              <w:rPr>
+                <w:b/>
+                <w:i/>
+                <w:sz w:val="20"/>
+              </w:rPr>
+              <w:t>S1.3</w:t>
+            </w:r>
+            <w:r>
+              <w:rPr>
+                <w:b/>
+                <w:sz w:val="24"/>
+              </w:rPr>
+              <w:t xml:space="preserve"> </w:t>
+            </w:r>
+          </w:p>
+        </w:tc>
+        <w:tc>
+          <w:tcPr>
+            <w:tcW w:w="190" w:type="dxa"/>
+            <w:tcBorders>
+              <w:top w:val="single" w:sz="4" w:space="0" w:color="7F7F7F"/>
+              <w:left w:val="nil"/>
+              <w:bottom w:val="single" w:sz="4" w:space="0" w:color="7F7F7F"/>
+              <w:right w:val="nil"/>
+            </w:tcBorders>
+            <w:shd w:val="clear" w:color="auto" w:fill="F2F2F2"/>
+          </w:tcPr>
+          <w:p>
+            <w:pPr>
+              <w:spacing w:after="0" w:line="259" w:lineRule="auto"/>
+              <w:ind w:left="0" w:firstLine="0"/>
+              <w:jc w:val="left"/>
+            </w:pPr>
+            <w:r>
+              <w:rPr>
+                <w:b/>
+                <w:sz w:val="24"/>
+              </w:rPr>
+              <w:t xml:space="preserve">: </w:t>
+            </w:r>
+          </w:p>
+        </w:tc>
+        <w:tc>
+          <w:tcPr>
+            <w:tcW w:w="7465" w:type="dxa"/>
+            <w:tcBorders>
+              <w:top w:val="single" w:sz="4" w:space="0" w:color="7F7F7F"/>
+              <w:left w:val="nil"/>
+              <w:bottom w:val="single" w:sz="4" w:space="0" w:color="7F7F7F"/>
+              <w:right w:val="nil"/>
+            </w:tcBorders>
+          </w:tcPr>
+          <w:p>
+            <w:pPr>
+              <w:spacing w:after="0" w:line="259" w:lineRule="auto"/>
+              <w:ind w:left="108" w:firstLine="0"/>
+              <w:jc w:val="left"/>
+              <w:rPr>
+                <w:sz w:val="24"/>
+                <w:szCs w:val="24"/>
+              </w:rPr>
+            </w:pPr>
+            <w:r>
+              <w:rPr>
+                <w:sz w:val="24"/>
+                <w:szCs w:val="24"/>
+              </w:rPr>
+              <w:t>Customer Cancels the Purchase Before Payment</w:t>
+            </w:r>
+          </w:p>
+        </w:tc>
+      </w:tr>
+      <w:tr>
+        <w:trPr>
+          <w:trHeight w:val="596"/>
+        </w:trPr>
+        <w:tc>
+          <w:tcPr>
+            <w:tcW w:w="1610" w:type="dxa"/>
+            <w:tcBorders>
+              <w:top w:val="single" w:sz="4" w:space="0" w:color="7F7F7F"/>
+              <w:left w:val="nil"/>
+              <w:bottom w:val="single" w:sz="4" w:space="0" w:color="7F7F7F"/>
+              <w:right w:val="nil"/>
+            </w:tcBorders>
+            <w:shd w:val="clear" w:color="auto" w:fill="F2F2F2"/>
+          </w:tcPr>
+          <w:p>
+            <w:pPr>
+              <w:spacing w:after="0" w:line="259" w:lineRule="auto"/>
+              <w:ind w:left="108" w:firstLine="0"/>
+              <w:jc w:val="left"/>
+            </w:pPr>
+            <w:r>
+              <w:rPr>
+                <w:b/>
+                <w:sz w:val="24"/>
+              </w:rPr>
+              <w:t xml:space="preserve">Prerequisite </w:t>
+            </w:r>
+          </w:p>
+        </w:tc>
+        <w:tc>
+          <w:tcPr>
+            <w:tcW w:w="190" w:type="dxa"/>
+            <w:tcBorders>
+              <w:top w:val="single" w:sz="4" w:space="0" w:color="7F7F7F"/>
+              <w:left w:val="nil"/>
+              <w:bottom w:val="single" w:sz="4" w:space="0" w:color="7F7F7F"/>
+              <w:right w:val="nil"/>
+            </w:tcBorders>
+            <w:shd w:val="clear" w:color="auto" w:fill="F2F2F2"/>
+          </w:tcPr>
+          <w:p>
+            <w:pPr>
+              <w:spacing w:after="0" w:line="259" w:lineRule="auto"/>
+              <w:ind w:left="0" w:firstLine="0"/>
+              <w:jc w:val="left"/>
+            </w:pPr>
+            <w:r>
+              <w:rPr>
+                <w:b/>
+                <w:sz w:val="24"/>
+              </w:rPr>
+              <w:t xml:space="preserve">: </w:t>
+            </w:r>
+          </w:p>
+        </w:tc>
+        <w:tc>
+          <w:tcPr>
+            <w:tcW w:w="7465" w:type="dxa"/>
+            <w:tcBorders>
+              <w:top w:val="single" w:sz="4" w:space="0" w:color="7F7F7F"/>
+              <w:left w:val="nil"/>
+              <w:bottom w:val="single" w:sz="4" w:space="0" w:color="7F7F7F"/>
+              <w:right w:val="nil"/>
+            </w:tcBorders>
+          </w:tcPr>
+          <w:p>
+            <w:pPr>
+              <w:spacing w:after="0" w:line="259" w:lineRule="auto"/>
+              <w:ind w:left="108" w:firstLine="0"/>
+              <w:jc w:val="left"/>
+            </w:pPr>
+            <w:r>
+              <w:rPr>
+                <w:sz w:val="24"/>
+                <w:szCs w:val="24"/>
+              </w:rPr>
+              <w:t>The customer is at the checkout counter with the selected items.</w:t>
+            </w:r>
+          </w:p>
+        </w:tc>
+      </w:tr>
+      <w:tr>
+        <w:trPr>
+          <w:trHeight w:val="1594"/>
+        </w:trPr>
+        <w:tc>
+          <w:tcPr>
+            <w:tcW w:w="1610" w:type="dxa"/>
+            <w:tcBorders>
+              <w:top w:val="single" w:sz="4" w:space="0" w:color="7F7F7F"/>
+              <w:left w:val="nil"/>
+              <w:bottom w:val="single" w:sz="4" w:space="0" w:color="7F7F7F"/>
+              <w:right w:val="nil"/>
+            </w:tcBorders>
+            <w:shd w:val="clear" w:color="auto" w:fill="F2F2F2"/>
+          </w:tcPr>
+          <w:p>
+            <w:pPr>
+              <w:spacing w:after="0" w:line="259" w:lineRule="auto"/>
+              <w:ind w:left="108" w:firstLine="0"/>
+              <w:jc w:val="left"/>
+            </w:pPr>
+            <w:r>
+              <w:rPr>
+                <w:b/>
+                <w:sz w:val="24"/>
+              </w:rPr>
+              <w:t xml:space="preserve">Acceptance </w:t>
+            </w:r>
+          </w:p>
+          <w:p>
+            <w:pPr>
+              <w:spacing w:after="0" w:line="259" w:lineRule="auto"/>
+              <w:ind w:left="108" w:firstLine="0"/>
+              <w:jc w:val="left"/>
+            </w:pPr>
+            <w:r>
+              <w:rPr>
+                <w:b/>
+                <w:sz w:val="24"/>
+              </w:rPr>
+              <w:t xml:space="preserve">Criteria </w:t>
+            </w:r>
+          </w:p>
+        </w:tc>
+        <w:tc>
+          <w:tcPr>
+            <w:tcW w:w="190" w:type="dxa"/>
+            <w:tcBorders>
+              <w:top w:val="single" w:sz="4" w:space="0" w:color="7F7F7F"/>
+              <w:left w:val="nil"/>
+              <w:bottom w:val="single" w:sz="4" w:space="0" w:color="7F7F7F"/>
+              <w:right w:val="nil"/>
+            </w:tcBorders>
+            <w:shd w:val="clear" w:color="auto" w:fill="F2F2F2"/>
+          </w:tcPr>
+          <w:p>
+            <w:pPr>
+              <w:spacing w:after="0" w:line="259" w:lineRule="auto"/>
+              <w:ind w:left="0" w:firstLine="0"/>
+              <w:jc w:val="left"/>
+            </w:pPr>
+            <w:r>
+              <w:rPr>
+                <w:b/>
+                <w:sz w:val="24"/>
+              </w:rPr>
+              <w:t xml:space="preserve">: </w:t>
+            </w:r>
+          </w:p>
+        </w:tc>
+        <w:tc>
+          <w:tcPr>
+            <w:tcW w:w="7465" w:type="dxa"/>
+            <w:tcBorders>
+              <w:top w:val="single" w:sz="4" w:space="0" w:color="7F7F7F"/>
+              <w:left w:val="nil"/>
+              <w:bottom w:val="single" w:sz="4" w:space="0" w:color="7F7F7F"/>
+              <w:right w:val="nil"/>
+            </w:tcBorders>
+          </w:tcPr>
+          <w:p>
+            <w:pPr>
+              <w:spacing w:after="120" w:line="240" w:lineRule="auto"/>
+              <w:ind w:left="108" w:right="52" w:firstLine="0"/>
+            </w:pPr>
+            <w:r>
+              <w:rPr>
+                <w:b/>
+                <w:sz w:val="24"/>
+              </w:rPr>
+              <w:t>Given</w:t>
+            </w:r>
+            <w:r>
+              <w:rPr>
+                <w:sz w:val="24"/>
+              </w:rPr>
+              <w:t xml:space="preserve"> </w:t>
+            </w:r>
+            <w:r>
+              <w:rPr>
+                <w:sz w:val="24"/>
+                <w:szCs w:val="24"/>
+              </w:rPr>
+              <w:t xml:space="preserve">The customer </w:t>
+            </w:r>
+            <w:r>
+              <w:rPr>
+                <w:sz w:val="24"/>
+                <w:szCs w:val="24"/>
+              </w:rPr>
+              <w:t>is reviewing the total price</w:t>
+            </w:r>
+            <w:r>
+              <w:rPr>
+                <w:sz w:val="24"/>
+                <w:szCs w:val="24"/>
+              </w:rPr>
+              <w:t>.</w:t>
+            </w:r>
+            <w:r>
+              <w:rPr>
+                <w:sz w:val="24"/>
+              </w:rPr>
+              <w:t xml:space="preserve"> </w:t>
+            </w:r>
+          </w:p>
+          <w:p>
+            <w:pPr>
+              <w:spacing w:after="0" w:line="240" w:lineRule="auto"/>
+              <w:ind w:left="0" w:firstLine="0"/>
+              <w:jc w:val="left"/>
+              <w:rPr>
+                <w:rFonts w:ascii="Times New Roman" w:eastAsia="Times New Roman" w:hAnsi="Times New Roman" w:cs="Times New Roman"/>
+                <w:color w:val="auto"/>
+                <w:sz w:val="24"/>
+                <w:szCs w:val="24"/>
+              </w:rPr>
+            </w:pPr>
+            <w:r>
+              <w:rPr>
+                <w:b/>
+                <w:sz w:val="24"/>
+              </w:rPr>
+              <w:t>When</w:t>
+            </w:r>
+            <w:r>
+              <w:rPr>
+                <w:sz w:val="24"/>
+              </w:rPr>
+              <w:t xml:space="preserve">: </w:t>
+            </w:r>
+            <w:r>
+              <w:rPr>
+                <w:rFonts w:ascii="Times New Roman" w:eastAsia="Times New Roman" w:hAnsi="Times New Roman" w:cs="Times New Roman"/>
+                <w:color w:val="auto"/>
+                <w:sz w:val="24"/>
+                <w:szCs w:val="24"/>
+              </w:rPr>
+              <w:t xml:space="preserve">  </w:t>
+            </w:r>
+            <w:r>
+              <w:rPr>
+                <w:sz w:val="24"/>
+                <w:szCs w:val="24"/>
+              </w:rPr>
+              <w:t>The customer decides to cancel the purchase before completing the payment.</w:t>
+            </w:r>
+            <w:r>
+              <w:rPr>
+                <w:rFonts w:asciiTheme="minorHAnsi" w:eastAsia="Times New Roman" w:hAnsiTheme="minorHAnsi" w:cstheme="minorHAnsi"/>
+                <w:color w:val="auto"/>
+                <w:sz w:val="24"/>
+                <w:szCs w:val="24"/>
+              </w:rPr>
+              <w:br/>
+            </w:r>
+          </w:p>
+        </w:tc>
+      </w:tr>
+      <w:tr>
+        <w:trPr>
+          <w:trHeight w:val="593"/>
+        </w:trPr>
+        <w:tc>
+          <w:tcPr>
+            <w:tcW w:w="1800" w:type="dxa"/>
+            <w:gridSpan w:val="2"/>
+            <w:tcBorders>
+              <w:top w:val="single" w:sz="4" w:space="0" w:color="7F7F7F"/>
+              <w:left w:val="nil"/>
+              <w:bottom w:val="single" w:sz="4" w:space="0" w:color="7F7F7F"/>
+              <w:right w:val="nil"/>
+            </w:tcBorders>
+            <w:shd w:val="clear" w:color="auto" w:fill="F2F2F2"/>
+          </w:tcPr>
+          <w:p>
+            <w:pPr>
+              <w:spacing w:after="160" w:line="259" w:lineRule="auto"/>
+              <w:ind w:left="0" w:firstLine="0"/>
+              <w:jc w:val="left"/>
+            </w:pPr>
+          </w:p>
+        </w:tc>
+        <w:tc>
+          <w:tcPr>
+            <w:tcW w:w="7465" w:type="dxa"/>
+            <w:tcBorders>
+              <w:top w:val="single" w:sz="4" w:space="0" w:color="7F7F7F"/>
+              <w:left w:val="nil"/>
+              <w:bottom w:val="single" w:sz="4" w:space="0" w:color="7F7F7F"/>
+              <w:right w:val="nil"/>
+            </w:tcBorders>
+          </w:tcPr>
+          <w:p>
+            <w:pPr>
+              <w:spacing w:after="0" w:line="259" w:lineRule="auto"/>
+              <w:ind w:left="0" w:firstLine="0"/>
+              <w:rPr>
+                <w:sz w:val="24"/>
+                <w:szCs w:val="24"/>
+              </w:rPr>
+            </w:pPr>
+            <w:r>
+              <w:rPr>
+                <w:b/>
+                <w:sz w:val="24"/>
+                <w:szCs w:val="24"/>
+              </w:rPr>
+              <w:t>Then</w:t>
+            </w:r>
+            <w:r>
+              <w:rPr>
+                <w:sz w:val="24"/>
+                <w:szCs w:val="24"/>
+              </w:rPr>
+              <w:t xml:space="preserve">: </w:t>
+            </w:r>
+            <w:r>
+              <w:rPr>
+                <w:sz w:val="24"/>
+                <w:szCs w:val="24"/>
+              </w:rPr>
+              <w:t>The system cancels the transaction and removes the items from the cart.</w:t>
+            </w:r>
+            <w:bookmarkStart w:id="40" w:name="_GoBack"/>
+            <w:bookmarkEnd w:id="40"/>
+          </w:p>
+        </w:tc>
+      </w:tr>
+    </w:tbl>
+    <w:p>
+      <w:pPr>
+        <w:spacing w:after="94" w:line="259" w:lineRule="auto"/>
+        <w:ind w:left="0" w:firstLine="0"/>
+        <w:jc w:val="left"/>
+      </w:pPr>
+    </w:p>
+    <w:p>
+      <w:pPr>
+        <w:spacing w:after="96" w:line="259" w:lineRule="auto"/>
+        <w:ind w:left="0" w:firstLine="0"/>
+        <w:jc w:val="left"/>
+      </w:pPr>
     </w:p>
     <w:p>
       <w:pPr>
@@ -17814,7 +21219,6 @@
         <w:tblCellMar>
           <w:top w:w="46" w:type="dxa"/>
           <w:left w:w="46" w:type="dxa"/>
-          <w:bottom w:w="0" w:type="dxa"/>
           <w:right w:w="55" w:type="dxa"/>
         </w:tblCellMar>
         <w:tblLook w:val="04A0" w:firstRow="1" w:lastRow="0" w:firstColumn="1" w:lastColumn="0" w:noHBand="0" w:noVBand="1"/>
@@ -18232,6 +21636,7 @@
         <w:jc w:val="left"/>
       </w:pPr>
       <w:r>
+        <w:lastRenderedPageBreak/>
         <w:t xml:space="preserve"> </w:t>
       </w:r>
     </w:p>
@@ -18242,7 +21647,6 @@
       </w:pPr>
       <w:bookmarkStart w:id="42" w:name="_Toc188520860"/>
       <w:r>
-        <w:lastRenderedPageBreak/>
         <w:t>Story-5: Generate a report on book usage and availability</w:t>
       </w:r>
       <w:bookmarkEnd w:id="42"/>
@@ -18257,8 +21661,6 @@
         <w:tblInd w:w="0" w:type="dxa"/>
         <w:tblCellMar>
           <w:top w:w="46" w:type="dxa"/>
-          <w:left w:w="0" w:type="dxa"/>
-          <w:bottom w:w="0" w:type="dxa"/>
           <w:right w:w="59" w:type="dxa"/>
         </w:tblCellMar>
         <w:tblLook w:val="04A0" w:firstRow="1" w:lastRow="0" w:firstColumn="1" w:lastColumn="0" w:noHBand="0" w:noVBand="1"/>
@@ -18695,7 +22097,6 @@
         <w:tblCellMar>
           <w:top w:w="52" w:type="dxa"/>
           <w:left w:w="107" w:type="dxa"/>
-          <w:bottom w:w="0" w:type="dxa"/>
           <w:right w:w="115" w:type="dxa"/>
         </w:tblCellMar>
         <w:tblLook w:val="04A0" w:firstRow="1" w:lastRow="0" w:firstColumn="1" w:lastColumn="0" w:noHBand="0" w:noVBand="1"/>
@@ -19218,7 +22619,6 @@
         <w:tblCellMar>
           <w:top w:w="47" w:type="dxa"/>
           <w:left w:w="107" w:type="dxa"/>
-          <w:bottom w:w="0" w:type="dxa"/>
           <w:right w:w="58" w:type="dxa"/>
         </w:tblCellMar>
         <w:tblLook w:val="04A0" w:firstRow="1" w:lastRow="0" w:firstColumn="1" w:lastColumn="0" w:noHBand="0" w:noVBand="1"/>
@@ -19827,7 +23227,6 @@
         <w:tblCellMar>
           <w:top w:w="48" w:type="dxa"/>
           <w:left w:w="106" w:type="dxa"/>
-          <w:bottom w:w="0" w:type="dxa"/>
           <w:right w:w="115" w:type="dxa"/>
         </w:tblCellMar>
         <w:tblLook w:val="04A0" w:firstRow="1" w:lastRow="0" w:firstColumn="1" w:lastColumn="0" w:noHBand="0" w:noVBand="1"/>
@@ -20055,7 +23454,6 @@
         <w:tblCellMar>
           <w:top w:w="46" w:type="dxa"/>
           <w:left w:w="106" w:type="dxa"/>
-          <w:bottom w:w="0" w:type="dxa"/>
           <w:right w:w="52" w:type="dxa"/>
         </w:tblCellMar>
         <w:tblLook w:val="04A0" w:firstRow="1" w:lastRow="0" w:firstColumn="1" w:lastColumn="0" w:noHBand="0" w:noVBand="1"/>
@@ -21817,7 +25215,6 @@
         <w:tblCellMar>
           <w:top w:w="55" w:type="dxa"/>
           <w:left w:w="106" w:type="dxa"/>
-          <w:bottom w:w="0" w:type="dxa"/>
           <w:right w:w="115" w:type="dxa"/>
         </w:tblCellMar>
         <w:tblLook w:val="04A0" w:firstRow="1" w:lastRow="0" w:firstColumn="1" w:lastColumn="0" w:noHBand="0" w:noVBand="1"/>
@@ -22069,7 +25466,6 @@
         <w:tblCellMar>
           <w:top w:w="46" w:type="dxa"/>
           <w:left w:w="106" w:type="dxa"/>
-          <w:bottom w:w="0" w:type="dxa"/>
           <w:right w:w="13" w:type="dxa"/>
         </w:tblCellMar>
         <w:tblLook w:val="04A0" w:firstRow="1" w:lastRow="0" w:firstColumn="1" w:lastColumn="0" w:noHBand="0" w:noVBand="1"/>
@@ -23670,7 +27066,6 @@
         <w:tblCellMar>
           <w:top w:w="53" w:type="dxa"/>
           <w:left w:w="108" w:type="dxa"/>
-          <w:bottom w:w="0" w:type="dxa"/>
           <w:right w:w="115" w:type="dxa"/>
         </w:tblCellMar>
         <w:tblLook w:val="04A0" w:firstRow="1" w:lastRow="0" w:firstColumn="1" w:lastColumn="0" w:noHBand="0" w:noVBand="1"/>
@@ -23922,7 +27317,6 @@
         <w:tblCellMar>
           <w:top w:w="45" w:type="dxa"/>
           <w:left w:w="106" w:type="dxa"/>
-          <w:bottom w:w="0" w:type="dxa"/>
           <w:right w:w="53" w:type="dxa"/>
         </w:tblCellMar>
         <w:tblLook w:val="04A0" w:firstRow="1" w:lastRow="0" w:firstColumn="1" w:lastColumn="0" w:noHBand="0" w:noVBand="1"/>
@@ -26759,7 +30153,7 @@
         <w:b/>
         <w:noProof/>
       </w:rPr>
-      <w:t>20</w:t>
+      <w:t>22</w:t>
     </w:r>
     <w:r>
       <w:rPr>
@@ -26828,7 +30222,7 @@
         <w:b/>
         <w:noProof/>
       </w:rPr>
-      <w:t>19</w:t>
+      <w:t>23</w:t>
     </w:r>
     <w:r>
       <w:rPr>
@@ -27088,11 +30482,9 @@
     <w:r>
       <w:fldChar w:fldCharType="separate"/>
     </w:r>
-    <w:proofErr w:type="spellStart"/>
     <w:r>
       <w:t>i</w:t>
     </w:r>
-    <w:proofErr w:type="spellEnd"/>
     <w:r>
       <w:fldChar w:fldCharType="end"/>
     </w:r>
@@ -30303,6 +33695,7 @@
   <w:style w:type="paragraph" w:default="1" w:styleId="Normal">
     <w:name w:val="Normal"/>
     <w:qFormat/>
+    <w:rsid w:val="002A42F0"/>
     <w:pPr>
       <w:spacing w:after="5" w:line="249" w:lineRule="auto"/>
       <w:ind w:left="10" w:hanging="10"/>
@@ -30417,6 +33810,7 @@
   <w:style w:type="character" w:customStyle="1" w:styleId="Heading3Char">
     <w:name w:val="Heading 3 Char"/>
     <w:link w:val="Heading3"/>
+    <w:uiPriority w:val="9"/>
     <w:rPr>
       <w:rFonts w:ascii="Calibri" w:eastAsia="Calibri" w:hAnsi="Calibri" w:cs="Calibri"/>
       <w:color w:val="000000"/>
@@ -30508,6 +33902,17 @@
     <w:rPr>
       <w:color w:val="0563C1" w:themeColor="hyperlink"/>
       <w:u w:val="single"/>
+    </w:rPr>
+  </w:style>
+  <w:style w:type="character" w:styleId="Strong">
+    <w:name w:val="Strong"/>
+    <w:basedOn w:val="DefaultParagraphFont"/>
+    <w:uiPriority w:val="22"/>
+    <w:qFormat/>
+    <w:rsid w:val="00063780"/>
+    <w:rPr>
+      <w:b/>
+      <w:bCs/>
     </w:rPr>
   </w:style>
 </w:styles>

--- a/Srs.docx
+++ b/Srs.docx
@@ -17259,13 +17259,7 @@
               <w:rPr>
                 <w:sz w:val="24"/>
               </w:rPr>
-              <w:t>including name, price, barcode, and other relevant details</w:t>
-            </w:r>
-            <w:r>
-              <w:rPr>
-                <w:sz w:val="24"/>
-              </w:rPr>
-              <w:t>,</w:t>
+              <w:t>including name, price, barcode, and other relevant details,</w:t>
             </w:r>
             <w:r>
               <w:rPr>
@@ -17899,10 +17893,7 @@
         <w:t xml:space="preserve"> </w:t>
       </w:r>
       <w:r>
-        <w:t>Scenario# S2</w:t>
-      </w:r>
-      <w:r>
-        <w:t xml:space="preserve">.1 </w:t>
+        <w:t xml:space="preserve">Scenario# S2.1 </w:t>
       </w:r>
     </w:p>
     <w:tbl>
@@ -18012,13 +18003,7 @@
               <w:rPr>
                 <w:sz w:val="24"/>
               </w:rPr>
-              <w:t>Updating</w:t>
-            </w:r>
-            <w:r>
-              <w:rPr>
-                <w:sz w:val="24"/>
-              </w:rPr>
-              <w:t xml:space="preserve"> a New Product with Valid Information </w:t>
+              <w:t xml:space="preserve">Updating a New Product with Valid Information </w:t>
             </w:r>
           </w:p>
         </w:tc>
@@ -18200,19 +18185,7 @@
               <w:rPr>
                 <w:sz w:val="24"/>
               </w:rPr>
-              <w:t xml:space="preserve"> The </w:t>
-            </w:r>
-            <w:r>
-              <w:rPr>
-                <w:sz w:val="24"/>
-              </w:rPr>
-              <w:t>Manager</w:t>
-            </w:r>
-            <w:r>
-              <w:rPr>
-                <w:sz w:val="24"/>
-              </w:rPr>
-              <w:t xml:space="preserve"> is navigated to the supermarket catalogue management page. </w:t>
+              <w:t xml:space="preserve"> The Manager is navigated to the supermarket catalogue management page. </w:t>
             </w:r>
           </w:p>
           <w:p>
@@ -18397,10 +18370,7 @@
         <w:ind w:left="705" w:hanging="720"/>
       </w:pPr>
       <w:r>
-        <w:t>Scenario# S2</w:t>
-      </w:r>
-      <w:r>
-        <w:t xml:space="preserve">.2 </w:t>
+        <w:t xml:space="preserve">Scenario# S2.2 </w:t>
       </w:r>
     </w:p>
     <w:tbl>
@@ -18824,10 +18794,7 @@
         <w:ind w:left="705" w:hanging="720"/>
       </w:pPr>
       <w:r>
-        <w:t>Scenario# S2</w:t>
-      </w:r>
-      <w:r>
-        <w:t xml:space="preserve">.3 </w:t>
+        <w:t xml:space="preserve">Scenario# S2.3 </w:t>
       </w:r>
     </w:p>
     <w:tbl>
@@ -19835,13 +19802,7 @@
         <w:pStyle w:val="Heading3"/>
       </w:pPr>
       <w:r>
-        <w:t>Scenario# S</w:t>
-      </w:r>
-      <w:r>
-        <w:t>3</w:t>
-      </w:r>
-      <w:r>
-        <w:t xml:space="preserve">.1 </w:t>
+        <w:t xml:space="preserve">Scenario# S3.1 </w:t>
       </w:r>
     </w:p>
     <w:tbl>
@@ -20339,13 +20300,7 @@
         <w:ind w:left="705" w:hanging="720"/>
       </w:pPr>
       <w:r>
-        <w:t>Scenario# S</w:t>
-      </w:r>
-      <w:r>
-        <w:t>3</w:t>
-      </w:r>
-      <w:r>
-        <w:t xml:space="preserve">.2 </w:t>
+        <w:t xml:space="preserve">Scenario# S3.2 </w:t>
       </w:r>
     </w:p>
     <w:tbl>
@@ -20460,14 +20415,7 @@
                 <w:sz w:val="24"/>
                 <w:szCs w:val="24"/>
               </w:rPr>
-              <w:t>Customer Tries to Buy a Product Out of Stock</w:t>
-            </w:r>
-            <w:r>
-              <w:rPr>
-                <w:sz w:val="24"/>
-                <w:szCs w:val="24"/>
-              </w:rPr>
-              <w:t>.</w:t>
+              <w:t>Customer Tries to Buy a Product Out of Stock.</w:t>
             </w:r>
           </w:p>
         </w:tc>
@@ -20725,13 +20673,7 @@
         <w:ind w:left="705" w:hanging="720"/>
       </w:pPr>
       <w:r>
-        <w:t>Scenario# S</w:t>
-      </w:r>
-      <w:r>
-        <w:t>3</w:t>
-      </w:r>
-      <w:r>
-        <w:t xml:space="preserve">.3 </w:t>
+        <w:t xml:space="preserve">Scenario# S3.3 </w:t>
       </w:r>
     </w:p>
     <w:tbl>
@@ -21016,7 +20958,7 @@
           <w:p>
             <w:pPr>
               <w:spacing w:after="120" w:line="240" w:lineRule="auto"/>
-              <w:ind w:left="108" w:right="52" w:firstLine="0"/>
+              <w:ind w:right="52"/>
             </w:pPr>
             <w:r>
               <w:rPr>
@@ -21036,14 +20978,7 @@
                 <w:sz w:val="24"/>
                 <w:szCs w:val="24"/>
               </w:rPr>
-              <w:t xml:space="preserve">The customer </w:t>
-            </w:r>
-            <w:r>
-              <w:rPr>
-                <w:sz w:val="24"/>
-                <w:szCs w:val="24"/>
-              </w:rPr>
-              <w:t>is reviewing the total price</w:t>
+              <w:t>The customer is reviewing the total price</w:t>
             </w:r>
             <w:r>
               <w:rPr>
@@ -21177,8 +21112,6 @@
               </w:rPr>
               <w:t>The system cancels the transaction and removes the items from the cart.</w:t>
             </w:r>
-            <w:bookmarkStart w:id="40" w:name="_GoBack"/>
-            <w:bookmarkEnd w:id="40"/>
           </w:p>
         </w:tc>
       </w:tr>
@@ -21202,11 +21135,11 @@
         <w:pStyle w:val="Heading2"/>
         <w:ind w:left="561" w:hanging="576"/>
       </w:pPr>
-      <w:bookmarkStart w:id="41" w:name="_Toc188520859"/>
+      <w:bookmarkStart w:id="40" w:name="_Toc188520859"/>
       <w:r>
         <w:t>Story-4: Renew book</w:t>
       </w:r>
-      <w:bookmarkEnd w:id="41"/>
+      <w:bookmarkEnd w:id="40"/>
       <w:r>
         <w:t xml:space="preserve"> </w:t>
       </w:r>
@@ -21362,7 +21295,6 @@
               </w:rPr>
               <w:t xml:space="preserve">So </w:t>
             </w:r>
-            <w:proofErr w:type="gramStart"/>
             <w:r>
               <w:rPr>
                 <w:b/>
@@ -21374,9 +21306,8 @@
               <w:rPr>
                 <w:sz w:val="24"/>
               </w:rPr>
-              <w:t xml:space="preserve">  I</w:t>
-            </w:r>
-            <w:proofErr w:type="gramEnd"/>
+              <w:t xml:space="preserve"> I</w:t>
+            </w:r>
             <w:r>
               <w:rPr>
                 <w:sz w:val="24"/>
@@ -21645,11 +21576,11 @@
         <w:pStyle w:val="Heading2"/>
         <w:ind w:left="561" w:hanging="576"/>
       </w:pPr>
-      <w:bookmarkStart w:id="42" w:name="_Toc188520860"/>
+      <w:bookmarkStart w:id="41" w:name="_Toc188520860"/>
       <w:r>
         <w:t>Story-5: Generate a report on book usage and availability</w:t>
       </w:r>
-      <w:bookmarkEnd w:id="42"/>
+      <w:bookmarkEnd w:id="41"/>
       <w:r>
         <w:t xml:space="preserve"> </w:t>
       </w:r>
@@ -22080,11 +22011,11 @@
         <w:ind w:left="417" w:right="0" w:hanging="432"/>
         <w:jc w:val="left"/>
       </w:pPr>
-      <w:bookmarkStart w:id="43" w:name="_Toc188520861"/>
+      <w:bookmarkStart w:id="42" w:name="_Toc188520861"/>
       <w:r>
         <w:t>Test cases</w:t>
       </w:r>
-      <w:bookmarkEnd w:id="43"/>
+      <w:bookmarkEnd w:id="42"/>
       <w:r>
         <w:t xml:space="preserve"> </w:t>
       </w:r>
@@ -22303,7 +22234,7 @@
                 <w:b/>
                 <w:sz w:val="24"/>
               </w:rPr>
-              <w:t xml:space="preserve">Login </w:t>
+              <w:t>Payment Method</w:t>
             </w:r>
           </w:p>
         </w:tc>
@@ -22624,11 +22555,11 @@
         <w:tblLook w:val="04A0" w:firstRow="1" w:lastRow="0" w:firstColumn="1" w:lastColumn="0" w:noHBand="0" w:noVBand="1"/>
       </w:tblPr>
       <w:tblGrid>
-        <w:gridCol w:w="1411"/>
-        <w:gridCol w:w="2120"/>
-        <w:gridCol w:w="1152"/>
-        <w:gridCol w:w="3407"/>
-        <w:gridCol w:w="1684"/>
+        <w:gridCol w:w="1408"/>
+        <w:gridCol w:w="2113"/>
+        <w:gridCol w:w="1181"/>
+        <w:gridCol w:w="3393"/>
+        <w:gridCol w:w="1679"/>
       </w:tblGrid>
       <w:tr>
         <w:trPr>
@@ -22636,7 +22567,7 @@
         </w:trPr>
         <w:tc>
           <w:tcPr>
-            <w:tcW w:w="8091" w:type="dxa"/>
+            <w:tcW w:w="8095" w:type="dxa"/>
             <w:gridSpan w:val="4"/>
             <w:tcBorders>
               <w:top w:val="single" w:sz="4" w:space="0" w:color="BFBFBF"/>
@@ -22673,7 +22604,7 @@
         </w:tc>
         <w:tc>
           <w:tcPr>
-            <w:tcW w:w="1684" w:type="dxa"/>
+            <w:tcW w:w="1679" w:type="dxa"/>
             <w:tcBorders>
               <w:top w:val="single" w:sz="4" w:space="0" w:color="BFBFBF"/>
               <w:left w:val="nil"/>
@@ -22696,7 +22627,7 @@
         </w:trPr>
         <w:tc>
           <w:tcPr>
-            <w:tcW w:w="1412" w:type="dxa"/>
+            <w:tcW w:w="1408" w:type="dxa"/>
             <w:tcBorders>
               <w:top w:val="single" w:sz="4" w:space="0" w:color="BFBFBF"/>
               <w:left w:val="single" w:sz="4" w:space="0" w:color="BFBFBF"/>
@@ -22724,7 +22655,7 @@
         </w:tc>
         <w:tc>
           <w:tcPr>
-            <w:tcW w:w="2120" w:type="dxa"/>
+            <w:tcW w:w="2113" w:type="dxa"/>
             <w:tcBorders>
               <w:top w:val="single" w:sz="4" w:space="0" w:color="BFBFBF"/>
               <w:left w:val="single" w:sz="4" w:space="0" w:color="BFBFBF"/>
@@ -22749,7 +22680,7 @@
         </w:tc>
         <w:tc>
           <w:tcPr>
-            <w:tcW w:w="1152" w:type="dxa"/>
+            <w:tcW w:w="1181" w:type="dxa"/>
             <w:tcBorders>
               <w:top w:val="single" w:sz="4" w:space="0" w:color="BFBFBF"/>
               <w:left w:val="single" w:sz="4" w:space="0" w:color="BFBFBF"/>
@@ -22774,7 +22705,7 @@
         </w:tc>
         <w:tc>
           <w:tcPr>
-            <w:tcW w:w="3407" w:type="dxa"/>
+            <w:tcW w:w="3393" w:type="dxa"/>
             <w:tcBorders>
               <w:top w:val="single" w:sz="4" w:space="0" w:color="BFBFBF"/>
               <w:left w:val="single" w:sz="4" w:space="0" w:color="BFBFBF"/>
@@ -22799,7 +22730,7 @@
         </w:tc>
         <w:tc>
           <w:tcPr>
-            <w:tcW w:w="1684" w:type="dxa"/>
+            <w:tcW w:w="1679" w:type="dxa"/>
             <w:tcBorders>
               <w:top w:val="single" w:sz="4" w:space="0" w:color="BFBFBF"/>
               <w:left w:val="single" w:sz="4" w:space="0" w:color="BFBFBF"/>
@@ -22829,7 +22760,7 @@
         </w:trPr>
         <w:tc>
           <w:tcPr>
-            <w:tcW w:w="1412" w:type="dxa"/>
+            <w:tcW w:w="1408" w:type="dxa"/>
             <w:tcBorders>
               <w:top w:val="single" w:sz="4" w:space="0" w:color="BFBFBF"/>
               <w:left w:val="single" w:sz="4" w:space="0" w:color="BFBFBF"/>
@@ -22853,7 +22784,7 @@
         </w:tc>
         <w:tc>
           <w:tcPr>
-            <w:tcW w:w="2120" w:type="dxa"/>
+            <w:tcW w:w="2113" w:type="dxa"/>
             <w:tcBorders>
               <w:top w:val="single" w:sz="4" w:space="0" w:color="BFBFBF"/>
               <w:left w:val="single" w:sz="4" w:space="0" w:color="BFBFBF"/>
@@ -22868,21 +22799,13 @@
               <w:jc w:val="left"/>
             </w:pPr>
             <w:r>
-              <w:t xml:space="preserve">Login </w:t>
-            </w:r>
-            <w:r>
-              <w:tab/>
-              <w:t xml:space="preserve">to </w:t>
-            </w:r>
-            <w:r>
-              <w:tab/>
-              <w:t xml:space="preserve">web application with valid credential  </w:t>
-            </w:r>
-          </w:p>
-        </w:tc>
-        <w:tc>
-          <w:tcPr>
-            <w:tcW w:w="1152" w:type="dxa"/>
+              <w:t>Payment Method Screen UI Elements</w:t>
+            </w:r>
+          </w:p>
+        </w:tc>
+        <w:tc>
+          <w:tcPr>
+            <w:tcW w:w="1181" w:type="dxa"/>
             <w:tcBorders>
               <w:top w:val="single" w:sz="4" w:space="0" w:color="BFBFBF"/>
               <w:left w:val="single" w:sz="4" w:space="0" w:color="BFBFBF"/>
@@ -22897,13 +22820,16 @@
               <w:jc w:val="left"/>
             </w:pPr>
             <w:r>
-              <w:t xml:space="preserve">Functional </w:t>
-            </w:r>
-          </w:p>
-        </w:tc>
-        <w:tc>
-          <w:tcPr>
-            <w:tcW w:w="3407" w:type="dxa"/>
+              <w:t>GUI</w:t>
+            </w:r>
+            <w:r>
+              <w:t xml:space="preserve"> </w:t>
+            </w:r>
+          </w:p>
+        </w:tc>
+        <w:tc>
+          <w:tcPr>
+            <w:tcW w:w="3393" w:type="dxa"/>
             <w:tcBorders>
               <w:top w:val="single" w:sz="4" w:space="0" w:color="BFBFBF"/>
               <w:left w:val="single" w:sz="4" w:space="0" w:color="BFBFBF"/>
@@ -22917,13 +22843,13 @@
               <w:ind w:left="1" w:right="50" w:firstLine="0"/>
             </w:pPr>
             <w:r>
-              <w:t xml:space="preserve">Login to Library management system web application through valid credential </w:t>
-            </w:r>
-          </w:p>
-        </w:tc>
-        <w:tc>
-          <w:tcPr>
-            <w:tcW w:w="1684" w:type="dxa"/>
+              <w:t>Verify that all elements are visible and functional on the Payment Methods screen</w:t>
+            </w:r>
+          </w:p>
+        </w:tc>
+        <w:tc>
+          <w:tcPr>
+            <w:tcW w:w="1679" w:type="dxa"/>
             <w:tcBorders>
               <w:top w:val="single" w:sz="4" w:space="0" w:color="BFBFBF"/>
               <w:left w:val="single" w:sz="4" w:space="0" w:color="BFBFBF"/>
@@ -22949,7 +22875,7 @@
         </w:trPr>
         <w:tc>
           <w:tcPr>
-            <w:tcW w:w="1412" w:type="dxa"/>
+            <w:tcW w:w="1408" w:type="dxa"/>
             <w:tcBorders>
               <w:top w:val="single" w:sz="4" w:space="0" w:color="BFBFBF"/>
               <w:left w:val="single" w:sz="4" w:space="0" w:color="BFBFBF"/>
@@ -22974,7 +22900,7 @@
         </w:tc>
         <w:tc>
           <w:tcPr>
-            <w:tcW w:w="2120" w:type="dxa"/>
+            <w:tcW w:w="2113" w:type="dxa"/>
             <w:tcBorders>
               <w:top w:val="single" w:sz="4" w:space="0" w:color="BFBFBF"/>
               <w:left w:val="single" w:sz="4" w:space="0" w:color="BFBFBF"/>
@@ -22985,27 +22911,18 @@
           </w:tcPr>
           <w:p>
             <w:pPr>
-              <w:spacing w:after="2" w:line="237" w:lineRule="auto"/>
+              <w:spacing w:after="0" w:line="259" w:lineRule="auto"/>
               <w:ind w:left="1" w:firstLine="0"/>
-            </w:pPr>
-            <w:r>
-              <w:t xml:space="preserve">Login to web application with </w:t>
-            </w:r>
-          </w:p>
-          <w:p>
-            <w:pPr>
-              <w:spacing w:after="0" w:line="259" w:lineRule="auto"/>
-              <w:ind w:left="1" w:firstLine="0"/>
-              <w:jc w:val="left"/>
-            </w:pPr>
-            <w:r>
-              <w:t xml:space="preserve">invalid credential  </w:t>
-            </w:r>
-          </w:p>
-        </w:tc>
-        <w:tc>
-          <w:tcPr>
-            <w:tcW w:w="1152" w:type="dxa"/>
+              <w:jc w:val="left"/>
+            </w:pPr>
+            <w:r>
+              <w:t>Add Payment Method with Valid Data</w:t>
+            </w:r>
+          </w:p>
+        </w:tc>
+        <w:tc>
+          <w:tcPr>
+            <w:tcW w:w="1181" w:type="dxa"/>
             <w:tcBorders>
               <w:top w:val="single" w:sz="4" w:space="0" w:color="BFBFBF"/>
               <w:left w:val="single" w:sz="4" w:space="0" w:color="BFBFBF"/>
@@ -23027,7 +22944,7 @@
         </w:tc>
         <w:tc>
           <w:tcPr>
-            <w:tcW w:w="3407" w:type="dxa"/>
+            <w:tcW w:w="3393" w:type="dxa"/>
             <w:tcBorders>
               <w:top w:val="single" w:sz="4" w:space="0" w:color="BFBFBF"/>
               <w:left w:val="single" w:sz="4" w:space="0" w:color="BFBFBF"/>
@@ -23042,13 +22959,13 @@
               <w:ind w:left="1" w:right="52" w:firstLine="0"/>
             </w:pPr>
             <w:r>
-              <w:t xml:space="preserve">Login to Library management system web application through invalid credential </w:t>
-            </w:r>
-          </w:p>
-        </w:tc>
-        <w:tc>
-          <w:tcPr>
-            <w:tcW w:w="1684" w:type="dxa"/>
+              <w:t>Add a new payment method with valid data and verify success</w:t>
+            </w:r>
+          </w:p>
+        </w:tc>
+        <w:tc>
+          <w:tcPr>
+            <w:tcW w:w="1679" w:type="dxa"/>
             <w:tcBorders>
               <w:top w:val="single" w:sz="4" w:space="0" w:color="BFBFBF"/>
               <w:left w:val="single" w:sz="4" w:space="0" w:color="BFBFBF"/>
@@ -23075,7 +22992,7 @@
         </w:trPr>
         <w:tc>
           <w:tcPr>
-            <w:tcW w:w="1412" w:type="dxa"/>
+            <w:tcW w:w="1408" w:type="dxa"/>
             <w:tcBorders>
               <w:top w:val="single" w:sz="4" w:space="0" w:color="BFBFBF"/>
               <w:left w:val="single" w:sz="4" w:space="0" w:color="BFBFBF"/>
@@ -23099,7 +23016,7 @@
         </w:tc>
         <w:tc>
           <w:tcPr>
-            <w:tcW w:w="2120" w:type="dxa"/>
+            <w:tcW w:w="2113" w:type="dxa"/>
             <w:tcBorders>
               <w:top w:val="single" w:sz="4" w:space="0" w:color="BFBFBF"/>
               <w:left w:val="single" w:sz="4" w:space="0" w:color="BFBFBF"/>
@@ -23113,27 +23030,14 @@
               <w:ind w:left="1" w:firstLine="0"/>
               <w:jc w:val="left"/>
             </w:pPr>
-            <w:proofErr w:type="spellStart"/>
-            <w:r>
-              <w:t>Varify</w:t>
-            </w:r>
-            <w:proofErr w:type="spellEnd"/>
-            <w:r>
-              <w:t xml:space="preserve"> </w:t>
-            </w:r>
-            <w:r>
-              <w:tab/>
-              <w:t xml:space="preserve">login </w:t>
-            </w:r>
-            <w:r>
-              <w:tab/>
-              <w:t xml:space="preserve">page elements </w:t>
-            </w:r>
-          </w:p>
-        </w:tc>
-        <w:tc>
-          <w:tcPr>
-            <w:tcW w:w="1152" w:type="dxa"/>
+            <w:r>
+              <w:t>Add Payment Method with Invalid Data</w:t>
+            </w:r>
+          </w:p>
+        </w:tc>
+        <w:tc>
+          <w:tcPr>
+            <w:tcW w:w="1181" w:type="dxa"/>
             <w:tcBorders>
               <w:top w:val="single" w:sz="4" w:space="0" w:color="BFBFBF"/>
               <w:left w:val="single" w:sz="4" w:space="0" w:color="BFBFBF"/>
@@ -23141,20 +23045,118 @@
               <w:right w:val="single" w:sz="4" w:space="0" w:color="BFBFBF"/>
             </w:tcBorders>
           </w:tcPr>
+          <w:tbl>
+            <w:tblPr>
+              <w:tblW w:w="0" w:type="auto"/>
+              <w:tblCellSpacing w:w="15" w:type="dxa"/>
+              <w:tblCellMar>
+                <w:top w:w="15" w:type="dxa"/>
+                <w:left w:w="15" w:type="dxa"/>
+                <w:bottom w:w="15" w:type="dxa"/>
+                <w:right w:w="15" w:type="dxa"/>
+              </w:tblCellMar>
+              <w:tblLook w:val="04A0" w:firstRow="1" w:lastRow="0" w:firstColumn="1" w:lastColumn="0" w:noHBand="0" w:noVBand="1"/>
+            </w:tblPr>
+            <w:tblGrid>
+              <w:gridCol w:w="1016"/>
+            </w:tblGrid>
+            <w:tr>
+              <w:trPr>
+                <w:tblCellSpacing w:w="15" w:type="dxa"/>
+              </w:trPr>
+              <w:tc>
+                <w:tcPr>
+                  <w:tcW w:w="0" w:type="auto"/>
+                  <w:vAlign w:val="center"/>
+                  <w:hideMark/>
+                </w:tcPr>
+                <w:p>
+                  <w:pPr>
+                    <w:spacing w:after="0" w:line="240" w:lineRule="auto"/>
+                    <w:ind w:left="0" w:firstLine="0"/>
+                    <w:jc w:val="left"/>
+                    <w:rPr>
+                      <w:rFonts w:asciiTheme="majorHAnsi" w:eastAsia="Times New Roman" w:hAnsiTheme="majorHAnsi" w:cstheme="majorHAnsi"/>
+                      <w:color w:val="auto"/>
+                    </w:rPr>
+                  </w:pPr>
+                  <w:r>
+                    <w:rPr>
+                      <w:rFonts w:asciiTheme="majorHAnsi" w:eastAsia="Times New Roman" w:hAnsiTheme="majorHAnsi" w:cstheme="majorHAnsi"/>
+                      <w:color w:val="auto"/>
+                    </w:rPr>
+                    <w:t>Functional</w:t>
+                  </w:r>
+                </w:p>
+              </w:tc>
+            </w:tr>
+          </w:tbl>
+          <w:p>
+            <w:pPr>
+              <w:spacing w:after="0" w:line="240" w:lineRule="auto"/>
+              <w:ind w:left="0" w:firstLine="0"/>
+              <w:jc w:val="left"/>
+              <w:rPr>
+                <w:rFonts w:ascii="Times New Roman" w:eastAsia="Times New Roman" w:hAnsi="Times New Roman" w:cs="Times New Roman"/>
+                <w:vanish/>
+                <w:color w:val="auto"/>
+                <w:sz w:val="24"/>
+                <w:szCs w:val="24"/>
+              </w:rPr>
+            </w:pPr>
+          </w:p>
+          <w:tbl>
+            <w:tblPr>
+              <w:tblW w:w="0" w:type="auto"/>
+              <w:tblCellSpacing w:w="15" w:type="dxa"/>
+              <w:tblCellMar>
+                <w:top w:w="15" w:type="dxa"/>
+                <w:left w:w="15" w:type="dxa"/>
+                <w:bottom w:w="15" w:type="dxa"/>
+                <w:right w:w="15" w:type="dxa"/>
+              </w:tblCellMar>
+              <w:tblLook w:val="04A0" w:firstRow="1" w:lastRow="0" w:firstColumn="1" w:lastColumn="0" w:noHBand="0" w:noVBand="1"/>
+            </w:tblPr>
+            <w:tblGrid>
+              <w:gridCol w:w="96"/>
+            </w:tblGrid>
+            <w:tr>
+              <w:trPr>
+                <w:tblCellSpacing w:w="15" w:type="dxa"/>
+              </w:trPr>
+              <w:tc>
+                <w:tcPr>
+                  <w:tcW w:w="0" w:type="auto"/>
+                  <w:vAlign w:val="center"/>
+                  <w:hideMark/>
+                </w:tcPr>
+                <w:p>
+                  <w:pPr>
+                    <w:spacing w:after="0" w:line="240" w:lineRule="auto"/>
+                    <w:ind w:left="0" w:firstLine="0"/>
+                    <w:jc w:val="left"/>
+                    <w:rPr>
+                      <w:rFonts w:ascii="Times New Roman" w:eastAsia="Times New Roman" w:hAnsi="Times New Roman" w:cs="Times New Roman"/>
+                      <w:color w:val="auto"/>
+                      <w:sz w:val="24"/>
+                      <w:szCs w:val="24"/>
+                    </w:rPr>
+                  </w:pPr>
+                </w:p>
+              </w:tc>
+            </w:tr>
+          </w:tbl>
           <w:p>
             <w:pPr>
               <w:spacing w:after="0" w:line="259" w:lineRule="auto"/>
               <w:ind w:left="0" w:right="48" w:firstLine="0"/>
               <w:jc w:val="center"/>
             </w:pPr>
-            <w:r>
-              <w:t xml:space="preserve">GUI </w:t>
-            </w:r>
-          </w:p>
-        </w:tc>
-        <w:tc>
-          <w:tcPr>
-            <w:tcW w:w="3407" w:type="dxa"/>
+          </w:p>
+        </w:tc>
+        <w:tc>
+          <w:tcPr>
+            <w:tcW w:w="3393" w:type="dxa"/>
             <w:tcBorders>
               <w:top w:val="single" w:sz="4" w:space="0" w:color="BFBFBF"/>
               <w:left w:val="single" w:sz="4" w:space="0" w:color="BFBFBF"/>
@@ -23168,27 +23170,14 @@
               <w:ind w:left="1" w:firstLine="0"/>
               <w:jc w:val="left"/>
             </w:pPr>
-            <w:proofErr w:type="spellStart"/>
-            <w:r>
-              <w:t>varify</w:t>
-            </w:r>
-            <w:proofErr w:type="spellEnd"/>
-            <w:r>
-              <w:t xml:space="preserve"> that all elements are </w:t>
-            </w:r>
-            <w:proofErr w:type="spellStart"/>
-            <w:r>
-              <w:t>availabe</w:t>
-            </w:r>
-            <w:proofErr w:type="spellEnd"/>
-            <w:r>
-              <w:t xml:space="preserve"> on login page  </w:t>
-            </w:r>
-          </w:p>
-        </w:tc>
-        <w:tc>
-          <w:tcPr>
-            <w:tcW w:w="1684" w:type="dxa"/>
+            <w:r>
+              <w:t>Attempt to add a payment method with invalid data and verify failure</w:t>
+            </w:r>
+          </w:p>
+        </w:tc>
+        <w:tc>
+          <w:tcPr>
+            <w:tcW w:w="1679" w:type="dxa"/>
             <w:tcBorders>
               <w:top w:val="single" w:sz="4" w:space="0" w:color="BFBFBF"/>
               <w:left w:val="single" w:sz="4" w:space="0" w:color="BFBFBF"/>
@@ -23280,7 +23269,7 @@
               <w:jc w:val="left"/>
             </w:pPr>
             <w:r>
-              <w:t xml:space="preserve">Login to web application with valid credential  </w:t>
+              <w:t>Add Payment Method with Valid Data</w:t>
             </w:r>
           </w:p>
         </w:tc>
@@ -23430,7 +23419,7 @@
               <w:jc w:val="left"/>
             </w:pPr>
             <w:r>
-              <w:t xml:space="preserve">Web application should be accessible  </w:t>
+              <w:t>User is logged in and on the Payment Methods screen</w:t>
             </w:r>
           </w:p>
         </w:tc>
@@ -23449,8 +23438,9 @@
     <w:tbl>
       <w:tblPr>
         <w:tblStyle w:val="TableGrid"/>
-        <w:tblW w:w="9804" w:type="dxa"/>
+        <w:tblW w:w="9958" w:type="dxa"/>
         <w:tblInd w:w="6" w:type="dxa"/>
+        <w:tblLayout w:type="fixed"/>
         <w:tblCellMar>
           <w:top w:w="46" w:type="dxa"/>
           <w:left w:w="106" w:type="dxa"/>
@@ -23459,14 +23449,14 @@
         <w:tblLook w:val="04A0" w:firstRow="1" w:lastRow="0" w:firstColumn="1" w:lastColumn="0" w:noHBand="0" w:noVBand="1"/>
       </w:tblPr>
       <w:tblGrid>
-        <w:gridCol w:w="701"/>
-        <w:gridCol w:w="1418"/>
-        <w:gridCol w:w="1702"/>
-        <w:gridCol w:w="1559"/>
-        <w:gridCol w:w="851"/>
-        <w:gridCol w:w="992"/>
-        <w:gridCol w:w="1681"/>
-        <w:gridCol w:w="900"/>
+        <w:gridCol w:w="530"/>
+        <w:gridCol w:w="1163"/>
+        <w:gridCol w:w="1330"/>
+        <w:gridCol w:w="1301"/>
+        <w:gridCol w:w="735"/>
+        <w:gridCol w:w="916"/>
+        <w:gridCol w:w="3411"/>
+        <w:gridCol w:w="572"/>
       </w:tblGrid>
       <w:tr>
         <w:trPr>
@@ -23474,7 +23464,7 @@
         </w:trPr>
         <w:tc>
           <w:tcPr>
-            <w:tcW w:w="701" w:type="dxa"/>
+            <w:tcW w:w="530" w:type="dxa"/>
             <w:tcBorders>
               <w:top w:val="single" w:sz="4" w:space="0" w:color="000000"/>
               <w:left w:val="single" w:sz="4" w:space="0" w:color="000000"/>
@@ -23500,7 +23490,7 @@
         </w:tc>
         <w:tc>
           <w:tcPr>
-            <w:tcW w:w="1418" w:type="dxa"/>
+            <w:tcW w:w="1163" w:type="dxa"/>
             <w:tcBorders>
               <w:top w:val="single" w:sz="4" w:space="0" w:color="000000"/>
               <w:left w:val="single" w:sz="4" w:space="0" w:color="000000"/>
@@ -23526,7 +23516,7 @@
         </w:tc>
         <w:tc>
           <w:tcPr>
-            <w:tcW w:w="1702" w:type="dxa"/>
+            <w:tcW w:w="1330" w:type="dxa"/>
             <w:tcBorders>
               <w:top w:val="single" w:sz="4" w:space="0" w:color="000000"/>
               <w:left w:val="single" w:sz="4" w:space="0" w:color="000000"/>
@@ -23553,7 +23543,7 @@
         </w:tc>
         <w:tc>
           <w:tcPr>
-            <w:tcW w:w="1559" w:type="dxa"/>
+            <w:tcW w:w="1301" w:type="dxa"/>
             <w:tcBorders>
               <w:top w:val="single" w:sz="4" w:space="0" w:color="000000"/>
               <w:left w:val="single" w:sz="4" w:space="0" w:color="000000"/>
@@ -23580,7 +23570,7 @@
         </w:tc>
         <w:tc>
           <w:tcPr>
-            <w:tcW w:w="851" w:type="dxa"/>
+            <w:tcW w:w="735" w:type="dxa"/>
             <w:tcBorders>
               <w:top w:val="single" w:sz="4" w:space="0" w:color="000000"/>
               <w:left w:val="single" w:sz="4" w:space="0" w:color="000000"/>
@@ -23607,7 +23597,7 @@
         </w:tc>
         <w:tc>
           <w:tcPr>
-            <w:tcW w:w="992" w:type="dxa"/>
+            <w:tcW w:w="916" w:type="dxa"/>
             <w:tcBorders>
               <w:top w:val="single" w:sz="4" w:space="0" w:color="000000"/>
               <w:left w:val="single" w:sz="4" w:space="0" w:color="000000"/>
@@ -23641,7 +23631,7 @@
         </w:tc>
         <w:tc>
           <w:tcPr>
-            <w:tcW w:w="1681" w:type="dxa"/>
+            <w:tcW w:w="3411" w:type="dxa"/>
             <w:tcBorders>
               <w:top w:val="single" w:sz="4" w:space="0" w:color="000000"/>
               <w:left w:val="single" w:sz="4" w:space="0" w:color="000000"/>
@@ -23668,7 +23658,7 @@
         </w:tc>
         <w:tc>
           <w:tcPr>
-            <w:tcW w:w="900" w:type="dxa"/>
+            <w:tcW w:w="572" w:type="dxa"/>
             <w:tcBorders>
               <w:top w:val="single" w:sz="4" w:space="0" w:color="000000"/>
               <w:left w:val="single" w:sz="4" w:space="0" w:color="000000"/>
@@ -23699,7 +23689,7 @@
         </w:trPr>
         <w:tc>
           <w:tcPr>
-            <w:tcW w:w="701" w:type="dxa"/>
+            <w:tcW w:w="530" w:type="dxa"/>
             <w:tcBorders>
               <w:top w:val="single" w:sz="4" w:space="0" w:color="000000"/>
               <w:left w:val="single" w:sz="4" w:space="0" w:color="000000"/>
@@ -23724,7 +23714,7 @@
         </w:tc>
         <w:tc>
           <w:tcPr>
-            <w:tcW w:w="1418" w:type="dxa"/>
+            <w:tcW w:w="1163" w:type="dxa"/>
             <w:tcBorders>
               <w:top w:val="single" w:sz="4" w:space="0" w:color="000000"/>
               <w:left w:val="single" w:sz="4" w:space="0" w:color="000000"/>
@@ -23732,23 +23722,60 @@
               <w:right w:val="single" w:sz="4" w:space="0" w:color="000000"/>
             </w:tcBorders>
           </w:tcPr>
-          <w:p>
-            <w:pPr>
-              <w:spacing w:after="0" w:line="259" w:lineRule="auto"/>
-              <w:ind w:left="1" w:firstLine="0"/>
-              <w:jc w:val="left"/>
-            </w:pPr>
-            <w:r>
-              <w:rPr>
-                <w:sz w:val="24"/>
-              </w:rPr>
-              <w:t xml:space="preserve">Access Web application URL </w:t>
-            </w:r>
-          </w:p>
-        </w:tc>
-        <w:tc>
-          <w:tcPr>
-            <w:tcW w:w="1702" w:type="dxa"/>
+          <w:tbl>
+            <w:tblPr>
+              <w:tblW w:w="0" w:type="auto"/>
+              <w:tblCellSpacing w:w="15" w:type="dxa"/>
+              <w:tblLayout w:type="fixed"/>
+              <w:tblCellMar>
+                <w:top w:w="15" w:type="dxa"/>
+                <w:left w:w="15" w:type="dxa"/>
+                <w:bottom w:w="15" w:type="dxa"/>
+                <w:right w:w="15" w:type="dxa"/>
+              </w:tblCellMar>
+              <w:tblLook w:val="04A0" w:firstRow="1" w:lastRow="0" w:firstColumn="1" w:lastColumn="0" w:noHBand="0" w:noVBand="1"/>
+            </w:tblPr>
+            <w:tblGrid>
+              <w:gridCol w:w="1005"/>
+            </w:tblGrid>
+            <w:tr>
+              <w:trPr>
+                <w:tblCellSpacing w:w="15" w:type="dxa"/>
+              </w:trPr>
+              <w:tc>
+                <w:tcPr>
+                  <w:tcW w:w="945" w:type="dxa"/>
+                  <w:vAlign w:val="center"/>
+                  <w:hideMark/>
+                </w:tcPr>
+                <w:p>
+                  <w:pPr>
+                    <w:spacing w:after="0" w:line="240" w:lineRule="auto"/>
+                    <w:ind w:left="0" w:firstLine="0"/>
+                    <w:jc w:val="left"/>
+                    <w:rPr>
+                      <w:rFonts w:ascii="Times New Roman" w:eastAsia="Times New Roman" w:hAnsi="Times New Roman" w:cs="Times New Roman"/>
+                      <w:color w:val="auto"/>
+                    </w:rPr>
+                  </w:pPr>
+                  <w:r>
+                    <w:t>Access the Payment Methods screen</w:t>
+                  </w:r>
+                </w:p>
+              </w:tc>
+            </w:tr>
+          </w:tbl>
+          <w:p>
+            <w:pPr>
+              <w:rPr>
+                <w:vanish/>
+              </w:rPr>
+            </w:pPr>
+          </w:p>
+        </w:tc>
+        <w:tc>
+          <w:tcPr>
+            <w:tcW w:w="1330" w:type="dxa"/>
             <w:tcBorders>
               <w:top w:val="single" w:sz="4" w:space="0" w:color="000000"/>
               <w:left w:val="single" w:sz="4" w:space="0" w:color="000000"/>
@@ -23756,96 +23783,187 @@
               <w:right w:val="single" w:sz="4" w:space="0" w:color="000000"/>
             </w:tcBorders>
           </w:tcPr>
-          <w:p>
-            <w:pPr>
-              <w:tabs>
-                <w:tab w:val="right" w:pos="1544"/>
-              </w:tabs>
-              <w:spacing w:after="0" w:line="259" w:lineRule="auto"/>
-              <w:ind w:left="0" w:firstLine="0"/>
-              <w:jc w:val="left"/>
-            </w:pPr>
-            <w:r>
-              <w:rPr>
-                <w:sz w:val="24"/>
-              </w:rPr>
-              <w:t xml:space="preserve">The </w:t>
-            </w:r>
-            <w:r>
-              <w:rPr>
-                <w:sz w:val="24"/>
-              </w:rPr>
-              <w:tab/>
-              <w:t xml:space="preserve">site </w:t>
-            </w:r>
-          </w:p>
-          <w:p>
-            <w:pPr>
-              <w:spacing w:after="0" w:line="259" w:lineRule="auto"/>
-              <w:ind w:left="1" w:firstLine="0"/>
-              <w:jc w:val="left"/>
-            </w:pPr>
-            <w:r>
-              <w:rPr>
-                <w:sz w:val="24"/>
-              </w:rPr>
-              <w:t xml:space="preserve">launched properly </w:t>
-            </w:r>
-          </w:p>
-        </w:tc>
-        <w:tc>
-          <w:tcPr>
-            <w:tcW w:w="1559" w:type="dxa"/>
+          <w:tbl>
+            <w:tblPr>
+              <w:tblW w:w="0" w:type="auto"/>
+              <w:tblCellSpacing w:w="15" w:type="dxa"/>
+              <w:tblLayout w:type="fixed"/>
+              <w:tblCellMar>
+                <w:top w:w="15" w:type="dxa"/>
+                <w:left w:w="15" w:type="dxa"/>
+                <w:bottom w:w="15" w:type="dxa"/>
+                <w:right w:w="15" w:type="dxa"/>
+              </w:tblCellMar>
+              <w:tblLook w:val="04A0" w:firstRow="1" w:lastRow="0" w:firstColumn="1" w:lastColumn="0" w:noHBand="0" w:noVBand="1"/>
+            </w:tblPr>
+            <w:tblGrid>
+              <w:gridCol w:w="1172"/>
+            </w:tblGrid>
+            <w:tr>
+              <w:trPr>
+                <w:tblCellSpacing w:w="15" w:type="dxa"/>
+              </w:trPr>
+              <w:tc>
+                <w:tcPr>
+                  <w:tcW w:w="1112" w:type="dxa"/>
+                  <w:vAlign w:val="center"/>
+                  <w:hideMark/>
+                </w:tcPr>
+                <w:p>
+                  <w:pPr>
+                    <w:spacing w:after="0" w:line="240" w:lineRule="auto"/>
+                    <w:ind w:left="0" w:firstLine="0"/>
+                    <w:jc w:val="left"/>
+                    <w:rPr>
+                      <w:rFonts w:ascii="Times New Roman" w:eastAsia="Times New Roman" w:hAnsi="Times New Roman" w:cs="Times New Roman"/>
+                      <w:color w:val="auto"/>
+                    </w:rPr>
+                  </w:pPr>
+                  <w:r>
+                    <w:t xml:space="preserve">The screen should load successfully with visible </w:t>
+                  </w:r>
+                  <w:r>
+                    <w:lastRenderedPageBreak/>
+                    <w:t>payment options</w:t>
+                  </w:r>
+                </w:p>
+              </w:tc>
+            </w:tr>
+          </w:tbl>
+          <w:p>
+            <w:pPr>
+              <w:rPr>
+                <w:vanish/>
+              </w:rPr>
+            </w:pPr>
+          </w:p>
+        </w:tc>
+        <w:tc>
+          <w:tcPr>
+            <w:tcW w:w="1301" w:type="dxa"/>
             <w:tcBorders>
               <w:top w:val="single" w:sz="4" w:space="0" w:color="000000"/>
               <w:left w:val="single" w:sz="4" w:space="0" w:color="000000"/>
               <w:bottom w:val="single" w:sz="4" w:space="0" w:color="000000"/>
               <w:right w:val="single" w:sz="4" w:space="0" w:color="000000"/>
             </w:tcBorders>
-            <w:vAlign w:val="center"/>
-          </w:tcPr>
-          <w:p>
-            <w:pPr>
-              <w:spacing w:after="0" w:line="259" w:lineRule="auto"/>
-              <w:ind w:left="1" w:firstLine="0"/>
-              <w:jc w:val="left"/>
-            </w:pPr>
-            <w:r>
-              <w:rPr>
-                <w:sz w:val="24"/>
-              </w:rPr>
-              <w:t xml:space="preserve">Site launched successfully </w:t>
-            </w:r>
-          </w:p>
-        </w:tc>
-        <w:tc>
-          <w:tcPr>
-            <w:tcW w:w="851" w:type="dxa"/>
+          </w:tcPr>
+          <w:tbl>
+            <w:tblPr>
+              <w:tblW w:w="0" w:type="auto"/>
+              <w:tblCellSpacing w:w="15" w:type="dxa"/>
+              <w:tblLayout w:type="fixed"/>
+              <w:tblCellMar>
+                <w:top w:w="15" w:type="dxa"/>
+                <w:left w:w="15" w:type="dxa"/>
+                <w:bottom w:w="15" w:type="dxa"/>
+                <w:right w:w="15" w:type="dxa"/>
+              </w:tblCellMar>
+              <w:tblLook w:val="04A0" w:firstRow="1" w:lastRow="0" w:firstColumn="1" w:lastColumn="0" w:noHBand="0" w:noVBand="1"/>
+            </w:tblPr>
+            <w:tblGrid>
+              <w:gridCol w:w="1143"/>
+            </w:tblGrid>
+            <w:tr>
+              <w:trPr>
+                <w:tblCellSpacing w:w="15" w:type="dxa"/>
+              </w:trPr>
+              <w:tc>
+                <w:tcPr>
+                  <w:tcW w:w="1083" w:type="dxa"/>
+                  <w:vAlign w:val="center"/>
+                  <w:hideMark/>
+                </w:tcPr>
+                <w:p>
+                  <w:pPr>
+                    <w:spacing w:after="0" w:line="240" w:lineRule="auto"/>
+                    <w:ind w:left="0" w:firstLine="0"/>
+                    <w:jc w:val="left"/>
+                    <w:rPr>
+                      <w:rFonts w:ascii="Times New Roman" w:eastAsia="Times New Roman" w:hAnsi="Times New Roman" w:cs="Times New Roman"/>
+                      <w:color w:val="auto"/>
+                    </w:rPr>
+                  </w:pPr>
+                  <w:r>
+                    <w:lastRenderedPageBreak/>
+                    <w:t>Screen loaded successfully</w:t>
+                  </w:r>
+                </w:p>
+              </w:tc>
+            </w:tr>
+          </w:tbl>
+          <w:p>
+            <w:pPr>
+              <w:rPr>
+                <w:vanish/>
+              </w:rPr>
+            </w:pPr>
+          </w:p>
+        </w:tc>
+        <w:tc>
+          <w:tcPr>
+            <w:tcW w:w="735" w:type="dxa"/>
             <w:tcBorders>
               <w:top w:val="single" w:sz="4" w:space="0" w:color="000000"/>
               <w:left w:val="single" w:sz="4" w:space="0" w:color="000000"/>
               <w:bottom w:val="single" w:sz="4" w:space="0" w:color="000000"/>
               <w:right w:val="single" w:sz="4" w:space="0" w:color="000000"/>
             </w:tcBorders>
-            <w:vAlign w:val="center"/>
-          </w:tcPr>
-          <w:p>
-            <w:pPr>
-              <w:spacing w:after="0" w:line="259" w:lineRule="auto"/>
-              <w:ind w:left="0" w:right="57" w:firstLine="0"/>
-              <w:jc w:val="center"/>
-            </w:pPr>
-            <w:r>
-              <w:rPr>
-                <w:sz w:val="24"/>
-              </w:rPr>
-              <w:t xml:space="preserve">Pass </w:t>
-            </w:r>
-          </w:p>
-        </w:tc>
-        <w:tc>
-          <w:tcPr>
-            <w:tcW w:w="992" w:type="dxa"/>
+          </w:tcPr>
+          <w:tbl>
+            <w:tblPr>
+              <w:tblW w:w="0" w:type="auto"/>
+              <w:tblCellSpacing w:w="15" w:type="dxa"/>
+              <w:tblLayout w:type="fixed"/>
+              <w:tblCellMar>
+                <w:top w:w="15" w:type="dxa"/>
+                <w:left w:w="15" w:type="dxa"/>
+                <w:bottom w:w="15" w:type="dxa"/>
+                <w:right w:w="15" w:type="dxa"/>
+              </w:tblCellMar>
+              <w:tblLook w:val="04A0" w:firstRow="1" w:lastRow="0" w:firstColumn="1" w:lastColumn="0" w:noHBand="0" w:noVBand="1"/>
+            </w:tblPr>
+            <w:tblGrid>
+              <w:gridCol w:w="482"/>
+            </w:tblGrid>
+            <w:tr>
+              <w:trPr>
+                <w:tblCellSpacing w:w="15" w:type="dxa"/>
+              </w:trPr>
+              <w:tc>
+                <w:tcPr>
+                  <w:tcW w:w="422" w:type="dxa"/>
+                  <w:vAlign w:val="center"/>
+                  <w:hideMark/>
+                </w:tcPr>
+                <w:p>
+                  <w:pPr>
+                    <w:spacing w:after="0" w:line="240" w:lineRule="auto"/>
+                    <w:ind w:left="0" w:firstLine="0"/>
+                    <w:jc w:val="left"/>
+                    <w:rPr>
+                      <w:rFonts w:ascii="Times New Roman" w:eastAsia="Times New Roman" w:hAnsi="Times New Roman" w:cs="Times New Roman"/>
+                      <w:color w:val="auto"/>
+                    </w:rPr>
+                  </w:pPr>
+                  <w:r>
+                    <w:t>Pass</w:t>
+                  </w:r>
+                </w:p>
+              </w:tc>
+            </w:tr>
+          </w:tbl>
+          <w:p>
+            <w:pPr>
+              <w:rPr>
+                <w:vanish/>
+              </w:rPr>
+            </w:pPr>
+          </w:p>
+        </w:tc>
+        <w:tc>
+          <w:tcPr>
+            <w:tcW w:w="916" w:type="dxa"/>
             <w:tcBorders>
               <w:top w:val="single" w:sz="4" w:space="0" w:color="000000"/>
               <w:left w:val="single" w:sz="4" w:space="0" w:color="000000"/>
@@ -23870,7 +23988,7 @@
         </w:tc>
         <w:tc>
           <w:tcPr>
-            <w:tcW w:w="1681" w:type="dxa"/>
+            <w:tcW w:w="3411" w:type="dxa"/>
             <w:tcBorders>
               <w:top w:val="single" w:sz="4" w:space="0" w:color="000000"/>
               <w:left w:val="single" w:sz="4" w:space="0" w:color="000000"/>
@@ -23884,70 +24002,11 @@
               <w:ind w:left="1" w:firstLine="0"/>
               <w:jc w:val="left"/>
             </w:pPr>
-            <w:hyperlink r:id="rId47">
-              <w:r>
-                <w:rPr>
-                  <w:color w:val="0000FF"/>
-                  <w:sz w:val="20"/>
-                  <w:u w:val="single" w:color="0000FF"/>
-                </w:rPr>
-                <w:t xml:space="preserve">https://accounts. </w:t>
-              </w:r>
-            </w:hyperlink>
-            <w:hyperlink r:id="rId48">
-              <w:r>
-                <w:rPr>
-                  <w:color w:val="0000FF"/>
-                  <w:sz w:val="20"/>
-                  <w:u w:val="single" w:color="0000FF"/>
-                </w:rPr>
-                <w:t>google.com/</w:t>
-              </w:r>
-              <w:proofErr w:type="spellStart"/>
-              <w:r>
-                <w:rPr>
-                  <w:color w:val="0000FF"/>
-                  <w:sz w:val="20"/>
-                  <w:u w:val="single" w:color="0000FF"/>
-                </w:rPr>
-                <w:t>Servi</w:t>
-              </w:r>
-              <w:proofErr w:type="spellEnd"/>
-              <w:r>
-                <w:rPr>
-                  <w:color w:val="0000FF"/>
-                  <w:sz w:val="20"/>
-                  <w:u w:val="single" w:color="0000FF"/>
-                </w:rPr>
-                <w:t xml:space="preserve"> </w:t>
-              </w:r>
-            </w:hyperlink>
-            <w:hyperlink r:id="rId49">
-              <w:proofErr w:type="spellStart"/>
-              <w:r>
-                <w:rPr>
-                  <w:color w:val="0000FF"/>
-                  <w:sz w:val="20"/>
-                  <w:u w:val="single" w:color="0000FF"/>
-                </w:rPr>
-                <w:t>ceLogin</w:t>
-              </w:r>
-              <w:proofErr w:type="spellEnd"/>
-            </w:hyperlink>
-            <w:hyperlink r:id="rId50">
-              <w:r>
-                <w:rPr>
-                  <w:color w:val="0000FF"/>
-                  <w:sz w:val="2"/>
-                </w:rPr>
-                <w:t xml:space="preserve"> </w:t>
-              </w:r>
-            </w:hyperlink>
-          </w:p>
-        </w:tc>
-        <w:tc>
-          <w:tcPr>
-            <w:tcW w:w="900" w:type="dxa"/>
+          </w:p>
+        </w:tc>
+        <w:tc>
+          <w:tcPr>
+            <w:tcW w:w="572" w:type="dxa"/>
             <w:tcBorders>
               <w:top w:val="single" w:sz="4" w:space="0" w:color="000000"/>
               <w:left w:val="single" w:sz="4" w:space="0" w:color="000000"/>
@@ -23977,7 +24036,7 @@
         </w:trPr>
         <w:tc>
           <w:tcPr>
-            <w:tcW w:w="701" w:type="dxa"/>
+            <w:tcW w:w="530" w:type="dxa"/>
             <w:tcBorders>
               <w:top w:val="single" w:sz="4" w:space="0" w:color="000000"/>
               <w:left w:val="single" w:sz="4" w:space="0" w:color="000000"/>
@@ -24003,7 +24062,7 @@
         </w:tc>
         <w:tc>
           <w:tcPr>
-            <w:tcW w:w="1418" w:type="dxa"/>
+            <w:tcW w:w="1163" w:type="dxa"/>
             <w:tcBorders>
               <w:top w:val="single" w:sz="4" w:space="0" w:color="000000"/>
               <w:left w:val="single" w:sz="4" w:space="0" w:color="000000"/>
@@ -24014,47 +24073,18 @@
           </w:tcPr>
           <w:p>
             <w:pPr>
-              <w:spacing w:after="0" w:line="240" w:lineRule="auto"/>
+              <w:spacing w:after="0" w:line="259" w:lineRule="auto"/>
               <w:ind w:left="1" w:firstLine="0"/>
               <w:jc w:val="left"/>
             </w:pPr>
             <w:r>
-              <w:rPr>
-                <w:sz w:val="24"/>
-              </w:rPr>
-              <w:t xml:space="preserve">Enter valid Username </w:t>
-            </w:r>
-          </w:p>
-          <w:p>
-            <w:pPr>
-              <w:spacing w:after="0" w:line="259" w:lineRule="auto"/>
-              <w:ind w:left="1" w:firstLine="0"/>
-              <w:jc w:val="left"/>
-            </w:pPr>
-            <w:r>
-              <w:rPr>
-                <w:sz w:val="24"/>
-              </w:rPr>
-              <w:t xml:space="preserve">in username </w:t>
-            </w:r>
-          </w:p>
-          <w:p>
-            <w:pPr>
-              <w:spacing w:after="0" w:line="259" w:lineRule="auto"/>
-              <w:ind w:left="1" w:firstLine="0"/>
-              <w:jc w:val="left"/>
-            </w:pPr>
-            <w:r>
-              <w:rPr>
-                <w:sz w:val="24"/>
-              </w:rPr>
-              <w:t xml:space="preserve">field </w:t>
-            </w:r>
-          </w:p>
-        </w:tc>
-        <w:tc>
-          <w:tcPr>
-            <w:tcW w:w="1702" w:type="dxa"/>
+              <w:t>Click on "Add New Payment Method" button</w:t>
+            </w:r>
+          </w:p>
+        </w:tc>
+        <w:tc>
+          <w:tcPr>
+            <w:tcW w:w="1330" w:type="dxa"/>
             <w:tcBorders>
               <w:top w:val="single" w:sz="4" w:space="0" w:color="000000"/>
               <w:left w:val="single" w:sz="4" w:space="0" w:color="000000"/>
@@ -24064,33 +24094,18 @@
           </w:tcPr>
           <w:p>
             <w:pPr>
-              <w:spacing w:after="0" w:line="240" w:lineRule="auto"/>
-              <w:ind w:left="1" w:right="55" w:firstLine="0"/>
-            </w:pPr>
-            <w:r>
-              <w:rPr>
-                <w:sz w:val="24"/>
-              </w:rPr>
-              <w:t xml:space="preserve">Username field should be editable and accept the </w:t>
-            </w:r>
-          </w:p>
-          <w:p>
-            <w:pPr>
               <w:spacing w:after="0" w:line="259" w:lineRule="auto"/>
               <w:ind w:left="1" w:firstLine="0"/>
               <w:jc w:val="left"/>
             </w:pPr>
             <w:r>
-              <w:rPr>
-                <w:sz w:val="24"/>
-              </w:rPr>
-              <w:t xml:space="preserve">Username  </w:t>
-            </w:r>
-          </w:p>
-        </w:tc>
-        <w:tc>
-          <w:tcPr>
-            <w:tcW w:w="1559" w:type="dxa"/>
+              <w:t>A form should appear to enter payment details</w:t>
+            </w:r>
+          </w:p>
+        </w:tc>
+        <w:tc>
+          <w:tcPr>
+            <w:tcW w:w="1301" w:type="dxa"/>
             <w:tcBorders>
               <w:top w:val="single" w:sz="4" w:space="0" w:color="000000"/>
               <w:left w:val="single" w:sz="4" w:space="0" w:color="000000"/>
@@ -24106,16 +24121,13 @@
               <w:jc w:val="left"/>
             </w:pPr>
             <w:r>
-              <w:rPr>
-                <w:sz w:val="24"/>
-              </w:rPr>
-              <w:t xml:space="preserve">Username input accepted </w:t>
-            </w:r>
-          </w:p>
-        </w:tc>
-        <w:tc>
-          <w:tcPr>
-            <w:tcW w:w="851" w:type="dxa"/>
+              <w:t>Form appeared</w:t>
+            </w:r>
+          </w:p>
+        </w:tc>
+        <w:tc>
+          <w:tcPr>
+            <w:tcW w:w="735" w:type="dxa"/>
             <w:tcBorders>
               <w:top w:val="single" w:sz="4" w:space="0" w:color="000000"/>
               <w:left w:val="single" w:sz="4" w:space="0" w:color="000000"/>
@@ -24140,7 +24152,7 @@
         </w:tc>
         <w:tc>
           <w:tcPr>
-            <w:tcW w:w="992" w:type="dxa"/>
+            <w:tcW w:w="916" w:type="dxa"/>
             <w:tcBorders>
               <w:top w:val="single" w:sz="4" w:space="0" w:color="000000"/>
               <w:left w:val="single" w:sz="4" w:space="0" w:color="000000"/>
@@ -24165,7 +24177,7 @@
         </w:tc>
         <w:tc>
           <w:tcPr>
-            <w:tcW w:w="1681" w:type="dxa"/>
+            <w:tcW w:w="3411" w:type="dxa"/>
             <w:tcBorders>
               <w:top w:val="single" w:sz="4" w:space="0" w:color="000000"/>
               <w:left w:val="single" w:sz="4" w:space="0" w:color="000000"/>
@@ -24180,31 +24192,11 @@
               <w:ind w:left="1" w:firstLine="0"/>
               <w:jc w:val="left"/>
             </w:pPr>
-            <w:r>
-              <w:rPr>
-                <w:sz w:val="24"/>
-              </w:rPr>
-              <w:t xml:space="preserve">Username:  </w:t>
-            </w:r>
-            <w:proofErr w:type="spellStart"/>
-            <w:r>
-              <w:rPr>
-                <w:sz w:val="24"/>
-              </w:rPr>
-              <w:t>Rbgondaliya</w:t>
-            </w:r>
-            <w:proofErr w:type="spellEnd"/>
-            <w:r>
-              <w:rPr>
-                <w:sz w:val="24"/>
-              </w:rPr>
-              <w:t xml:space="preserve">@ gmail.com </w:t>
-            </w:r>
-          </w:p>
-        </w:tc>
-        <w:tc>
-          <w:tcPr>
-            <w:tcW w:w="900" w:type="dxa"/>
+          </w:p>
+        </w:tc>
+        <w:tc>
+          <w:tcPr>
+            <w:tcW w:w="572" w:type="dxa"/>
             <w:tcBorders>
               <w:top w:val="single" w:sz="4" w:space="0" w:color="000000"/>
               <w:left w:val="single" w:sz="4" w:space="0" w:color="000000"/>
@@ -24233,7 +24225,7 @@
         </w:trPr>
         <w:tc>
           <w:tcPr>
-            <w:tcW w:w="701" w:type="dxa"/>
+            <w:tcW w:w="530" w:type="dxa"/>
             <w:tcBorders>
               <w:top w:val="single" w:sz="4" w:space="0" w:color="000000"/>
               <w:left w:val="single" w:sz="4" w:space="0" w:color="000000"/>
@@ -24258,7 +24250,7 @@
         </w:tc>
         <w:tc>
           <w:tcPr>
-            <w:tcW w:w="1418" w:type="dxa"/>
+            <w:tcW w:w="1163" w:type="dxa"/>
             <w:tcBorders>
               <w:top w:val="single" w:sz="4" w:space="0" w:color="000000"/>
               <w:left w:val="single" w:sz="4" w:space="0" w:color="000000"/>
@@ -24269,34 +24261,18 @@
           </w:tcPr>
           <w:p>
             <w:pPr>
-              <w:spacing w:after="0" w:line="241" w:lineRule="auto"/>
+              <w:spacing w:after="0" w:line="259" w:lineRule="auto"/>
               <w:ind w:left="1" w:firstLine="0"/>
               <w:jc w:val="left"/>
             </w:pPr>
             <w:r>
-              <w:rPr>
-                <w:sz w:val="24"/>
-              </w:rPr>
-              <w:t xml:space="preserve">Enter valid Password in Password </w:t>
-            </w:r>
-          </w:p>
-          <w:p>
-            <w:pPr>
-              <w:spacing w:after="0" w:line="259" w:lineRule="auto"/>
-              <w:ind w:left="1" w:firstLine="0"/>
-              <w:jc w:val="left"/>
-            </w:pPr>
-            <w:r>
-              <w:rPr>
-                <w:sz w:val="24"/>
-              </w:rPr>
-              <w:t xml:space="preserve">field </w:t>
-            </w:r>
-          </w:p>
-        </w:tc>
-        <w:tc>
-          <w:tcPr>
-            <w:tcW w:w="1702" w:type="dxa"/>
+              <w:t>Enter valid payment card details (e.g., card number, expiry date, CVV)</w:t>
+            </w:r>
+          </w:p>
+        </w:tc>
+        <w:tc>
+          <w:tcPr>
+            <w:tcW w:w="1330" w:type="dxa"/>
             <w:tcBorders>
               <w:top w:val="single" w:sz="4" w:space="0" w:color="000000"/>
               <w:left w:val="single" w:sz="4" w:space="0" w:color="000000"/>
@@ -24310,16 +24286,13 @@
               <w:ind w:left="1" w:right="55" w:firstLine="0"/>
             </w:pPr>
             <w:r>
-              <w:rPr>
-                <w:sz w:val="24"/>
-              </w:rPr>
-              <w:t xml:space="preserve">Password field should be editable and accept the password and display as star or dot </w:t>
-            </w:r>
-          </w:p>
-        </w:tc>
-        <w:tc>
-          <w:tcPr>
-            <w:tcW w:w="1559" w:type="dxa"/>
+              <w:t>The card details should be accepted and displayed as stars/dots</w:t>
+            </w:r>
+          </w:p>
+        </w:tc>
+        <w:tc>
+          <w:tcPr>
+            <w:tcW w:w="1301" w:type="dxa"/>
             <w:tcBorders>
               <w:top w:val="single" w:sz="4" w:space="0" w:color="000000"/>
               <w:left w:val="single" w:sz="4" w:space="0" w:color="000000"/>
@@ -24330,33 +24303,18 @@
           </w:tcPr>
           <w:p>
             <w:pPr>
-              <w:spacing w:after="0" w:line="241" w:lineRule="auto"/>
-              <w:ind w:left="1" w:right="53" w:firstLine="0"/>
-            </w:pPr>
-            <w:r>
-              <w:rPr>
-                <w:sz w:val="24"/>
-              </w:rPr>
-              <w:t xml:space="preserve">Password input displayed in dot and </w:t>
-            </w:r>
-          </w:p>
-          <w:p>
-            <w:pPr>
               <w:spacing w:after="0" w:line="259" w:lineRule="auto"/>
               <w:ind w:left="1" w:firstLine="0"/>
               <w:jc w:val="left"/>
             </w:pPr>
             <w:r>
-              <w:rPr>
-                <w:sz w:val="24"/>
-              </w:rPr>
-              <w:t xml:space="preserve">accepted </w:t>
-            </w:r>
-          </w:p>
-        </w:tc>
-        <w:tc>
-          <w:tcPr>
-            <w:tcW w:w="851" w:type="dxa"/>
+              <w:t>Card details accepted</w:t>
+            </w:r>
+          </w:p>
+        </w:tc>
+        <w:tc>
+          <w:tcPr>
+            <w:tcW w:w="735" w:type="dxa"/>
             <w:tcBorders>
               <w:top w:val="single" w:sz="4" w:space="0" w:color="000000"/>
               <w:left w:val="single" w:sz="4" w:space="0" w:color="000000"/>
@@ -24381,7 +24339,7 @@
         </w:tc>
         <w:tc>
           <w:tcPr>
-            <w:tcW w:w="992" w:type="dxa"/>
+            <w:tcW w:w="916" w:type="dxa"/>
             <w:tcBorders>
               <w:top w:val="single" w:sz="4" w:space="0" w:color="000000"/>
               <w:left w:val="single" w:sz="4" w:space="0" w:color="000000"/>
@@ -24406,7 +24364,7 @@
         </w:tc>
         <w:tc>
           <w:tcPr>
-            <w:tcW w:w="1681" w:type="dxa"/>
+            <w:tcW w:w="3411" w:type="dxa"/>
             <w:tcBorders>
               <w:top w:val="single" w:sz="4" w:space="0" w:color="000000"/>
               <w:left w:val="single" w:sz="4" w:space="0" w:color="000000"/>
@@ -24421,31 +24379,11 @@
               <w:ind w:left="1" w:firstLine="0"/>
               <w:jc w:val="left"/>
             </w:pPr>
-            <w:r>
-              <w:rPr>
-                <w:sz w:val="24"/>
-              </w:rPr>
-              <w:t xml:space="preserve">Password: </w:t>
-            </w:r>
-            <w:proofErr w:type="spellStart"/>
-            <w:r>
-              <w:rPr>
-                <w:sz w:val="24"/>
-              </w:rPr>
-              <w:t>rbgondaliya</w:t>
-            </w:r>
-            <w:proofErr w:type="spellEnd"/>
-            <w:r>
-              <w:rPr>
-                <w:sz w:val="24"/>
-              </w:rPr>
-              <w:t xml:space="preserve"> </w:t>
-            </w:r>
-          </w:p>
-        </w:tc>
-        <w:tc>
-          <w:tcPr>
-            <w:tcW w:w="900" w:type="dxa"/>
+          </w:p>
+        </w:tc>
+        <w:tc>
+          <w:tcPr>
+            <w:tcW w:w="572" w:type="dxa"/>
             <w:tcBorders>
               <w:top w:val="single" w:sz="4" w:space="0" w:color="000000"/>
               <w:left w:val="single" w:sz="4" w:space="0" w:color="000000"/>
@@ -24474,7 +24412,7 @@
         </w:trPr>
         <w:tc>
           <w:tcPr>
-            <w:tcW w:w="701" w:type="dxa"/>
+            <w:tcW w:w="530" w:type="dxa"/>
             <w:tcBorders>
               <w:top w:val="single" w:sz="4" w:space="0" w:color="000000"/>
               <w:left w:val="single" w:sz="4" w:space="0" w:color="000000"/>
@@ -24499,7 +24437,7 @@
         </w:tc>
         <w:tc>
           <w:tcPr>
-            <w:tcW w:w="1418" w:type="dxa"/>
+            <w:tcW w:w="1163" w:type="dxa"/>
             <w:tcBorders>
               <w:top w:val="single" w:sz="4" w:space="0" w:color="000000"/>
               <w:left w:val="single" w:sz="4" w:space="0" w:color="000000"/>
@@ -24510,65 +24448,18 @@
           </w:tcPr>
           <w:p>
             <w:pPr>
-              <w:spacing w:after="16" w:line="240" w:lineRule="auto"/>
+              <w:spacing w:after="0" w:line="259" w:lineRule="auto"/>
               <w:ind w:left="1" w:firstLine="0"/>
               <w:jc w:val="left"/>
             </w:pPr>
             <w:r>
-              <w:rPr>
-                <w:sz w:val="24"/>
-              </w:rPr>
-              <w:t xml:space="preserve">Enter valid captcha </w:t>
-            </w:r>
-          </w:p>
-          <w:p>
-            <w:pPr>
-              <w:tabs>
-                <w:tab w:val="right" w:pos="1261"/>
-              </w:tabs>
-              <w:spacing w:after="0" w:line="259" w:lineRule="auto"/>
-              <w:ind w:left="0" w:firstLine="0"/>
-              <w:jc w:val="left"/>
-            </w:pPr>
-            <w:r>
-              <w:rPr>
-                <w:sz w:val="24"/>
-              </w:rPr>
-              <w:t xml:space="preserve">code </w:t>
-            </w:r>
-            <w:r>
-              <w:rPr>
-                <w:sz w:val="24"/>
-              </w:rPr>
-              <w:tab/>
-              <w:t xml:space="preserve">in </w:t>
-            </w:r>
-          </w:p>
-          <w:p>
-            <w:pPr>
-              <w:spacing w:after="0" w:line="259" w:lineRule="auto"/>
-              <w:ind w:left="1" w:firstLine="0"/>
-              <w:jc w:val="left"/>
-            </w:pPr>
-            <w:proofErr w:type="spellStart"/>
-            <w:r>
-              <w:rPr>
-                <w:sz w:val="24"/>
-              </w:rPr>
-              <w:t>captch</w:t>
-            </w:r>
-            <w:proofErr w:type="spellEnd"/>
-            <w:r>
-              <w:rPr>
-                <w:sz w:val="24"/>
-              </w:rPr>
-              <w:t xml:space="preserve"> field </w:t>
-            </w:r>
-          </w:p>
-        </w:tc>
-        <w:tc>
-          <w:tcPr>
-            <w:tcW w:w="1702" w:type="dxa"/>
+              <w:t>Select billing address (if applicable)</w:t>
+            </w:r>
+          </w:p>
+        </w:tc>
+        <w:tc>
+          <w:tcPr>
+            <w:tcW w:w="1330" w:type="dxa"/>
             <w:tcBorders>
               <w:top w:val="single" w:sz="4" w:space="0" w:color="000000"/>
               <w:left w:val="single" w:sz="4" w:space="0" w:color="000000"/>
@@ -24583,39 +24474,14 @@
               <w:ind w:left="1" w:right="34" w:firstLine="0"/>
               <w:jc w:val="left"/>
             </w:pPr>
-            <w:proofErr w:type="spellStart"/>
-            <w:r>
-              <w:rPr>
-                <w:sz w:val="24"/>
-              </w:rPr>
-              <w:t>Captch</w:t>
-            </w:r>
-            <w:proofErr w:type="spellEnd"/>
-            <w:r>
-              <w:rPr>
-                <w:sz w:val="24"/>
-              </w:rPr>
-              <w:t xml:space="preserve"> </w:t>
-            </w:r>
-            <w:r>
-              <w:rPr>
-                <w:sz w:val="24"/>
-              </w:rPr>
-              <w:tab/>
-              <w:t xml:space="preserve">field should editable </w:t>
-            </w:r>
-            <w:r>
-              <w:rPr>
-                <w:sz w:val="24"/>
-              </w:rPr>
-              <w:tab/>
-              <w:t xml:space="preserve">and accept captcha and captcha is case sensitive  </w:t>
-            </w:r>
-          </w:p>
-        </w:tc>
-        <w:tc>
-          <w:tcPr>
-            <w:tcW w:w="1559" w:type="dxa"/>
+            <w:r>
+              <w:t>The billing address should be selected from dropdown or entered</w:t>
+            </w:r>
+          </w:p>
+        </w:tc>
+        <w:tc>
+          <w:tcPr>
+            <w:tcW w:w="1301" w:type="dxa"/>
             <w:tcBorders>
               <w:top w:val="single" w:sz="4" w:space="0" w:color="000000"/>
               <w:left w:val="single" w:sz="4" w:space="0" w:color="000000"/>
@@ -24631,16 +24497,13 @@
               <w:jc w:val="left"/>
             </w:pPr>
             <w:r>
-              <w:rPr>
-                <w:sz w:val="24"/>
-              </w:rPr>
-              <w:t xml:space="preserve">Captcha input accepted  </w:t>
-            </w:r>
-          </w:p>
-        </w:tc>
-        <w:tc>
-          <w:tcPr>
-            <w:tcW w:w="851" w:type="dxa"/>
+              <w:t>Billing address selected</w:t>
+            </w:r>
+          </w:p>
+        </w:tc>
+        <w:tc>
+          <w:tcPr>
+            <w:tcW w:w="735" w:type="dxa"/>
             <w:tcBorders>
               <w:top w:val="single" w:sz="4" w:space="0" w:color="000000"/>
               <w:left w:val="single" w:sz="4" w:space="0" w:color="000000"/>
@@ -24665,7 +24528,7 @@
         </w:tc>
         <w:tc>
           <w:tcPr>
-            <w:tcW w:w="992" w:type="dxa"/>
+            <w:tcW w:w="916" w:type="dxa"/>
             <w:tcBorders>
               <w:top w:val="single" w:sz="4" w:space="0" w:color="000000"/>
               <w:left w:val="single" w:sz="4" w:space="0" w:color="000000"/>
@@ -24675,7 +24538,7 @@
           </w:tcPr>
           <w:p>
             <w:pPr>
-              <w:spacing w:after="0" w:line="240" w:lineRule="auto"/>
+              <w:spacing w:after="0" w:line="259" w:lineRule="auto"/>
               <w:ind w:left="1" w:firstLine="0"/>
               <w:jc w:val="left"/>
             </w:pPr>
@@ -24683,40 +24546,13 @@
               <w:rPr>
                 <w:sz w:val="24"/>
               </w:rPr>
-              <w:t xml:space="preserve">Step require d when human </w:t>
-            </w:r>
-          </w:p>
-          <w:p>
-            <w:pPr>
-              <w:spacing w:after="0" w:line="259" w:lineRule="auto"/>
-              <w:ind w:left="1" w:firstLine="0"/>
-              <w:jc w:val="left"/>
-            </w:pPr>
-            <w:r>
-              <w:rPr>
-                <w:sz w:val="24"/>
-              </w:rPr>
-              <w:t xml:space="preserve">action </w:t>
-            </w:r>
-            <w:proofErr w:type="spellStart"/>
-            <w:r>
-              <w:rPr>
-                <w:sz w:val="24"/>
-              </w:rPr>
-              <w:t>validati</w:t>
-            </w:r>
-            <w:proofErr w:type="spellEnd"/>
-            <w:r>
-              <w:rPr>
-                <w:sz w:val="24"/>
-              </w:rPr>
-              <w:t xml:space="preserve"> on </w:t>
-            </w:r>
-          </w:p>
-        </w:tc>
-        <w:tc>
-          <w:tcPr>
-            <w:tcW w:w="1681" w:type="dxa"/>
+              <w:t xml:space="preserve"> </w:t>
+            </w:r>
+          </w:p>
+        </w:tc>
+        <w:tc>
+          <w:tcPr>
+            <w:tcW w:w="3411" w:type="dxa"/>
             <w:tcBorders>
               <w:top w:val="single" w:sz="4" w:space="0" w:color="000000"/>
               <w:left w:val="single" w:sz="4" w:space="0" w:color="000000"/>
@@ -24727,18 +24563,6 @@
           </w:tcPr>
           <w:p>
             <w:pPr>
-              <w:spacing w:after="0" w:line="240" w:lineRule="auto"/>
-              <w:ind w:left="1" w:right="55" w:firstLine="0"/>
-            </w:pPr>
-            <w:r>
-              <w:rPr>
-                <w:sz w:val="24"/>
-              </w:rPr>
-              <w:t xml:space="preserve">get captcha from image which is near by captcha </w:t>
-            </w:r>
-          </w:p>
-          <w:p>
-            <w:pPr>
               <w:spacing w:after="0" w:line="259" w:lineRule="auto"/>
               <w:ind w:left="1" w:firstLine="0"/>
               <w:jc w:val="left"/>
@@ -24747,13 +24571,13 @@
               <w:rPr>
                 <w:sz w:val="24"/>
               </w:rPr>
-              <w:t xml:space="preserve">field </w:t>
-            </w:r>
-          </w:p>
-        </w:tc>
-        <w:tc>
-          <w:tcPr>
-            <w:tcW w:w="900" w:type="dxa"/>
+              <w:t xml:space="preserve"> </w:t>
+            </w:r>
+          </w:p>
+        </w:tc>
+        <w:tc>
+          <w:tcPr>
+            <w:tcW w:w="572" w:type="dxa"/>
             <w:tcBorders>
               <w:top w:val="single" w:sz="4" w:space="0" w:color="000000"/>
               <w:left w:val="single" w:sz="4" w:space="0" w:color="000000"/>
@@ -24773,169 +24597,6 @@
               </w:rPr>
               <w:t xml:space="preserve"> </w:t>
             </w:r>
-          </w:p>
-        </w:tc>
-      </w:tr>
-      <w:tr>
-        <w:trPr>
-          <w:trHeight w:val="1316"/>
-        </w:trPr>
-        <w:tc>
-          <w:tcPr>
-            <w:tcW w:w="701" w:type="dxa"/>
-            <w:tcBorders>
-              <w:top w:val="nil"/>
-              <w:left w:val="single" w:sz="4" w:space="0" w:color="000000"/>
-              <w:bottom w:val="single" w:sz="4" w:space="0" w:color="000000"/>
-              <w:right w:val="single" w:sz="4" w:space="0" w:color="000000"/>
-            </w:tcBorders>
-          </w:tcPr>
-          <w:p>
-            <w:pPr>
-              <w:spacing w:after="160" w:line="259" w:lineRule="auto"/>
-              <w:ind w:left="0" w:firstLine="0"/>
-              <w:jc w:val="left"/>
-            </w:pPr>
-          </w:p>
-        </w:tc>
-        <w:tc>
-          <w:tcPr>
-            <w:tcW w:w="1418" w:type="dxa"/>
-            <w:tcBorders>
-              <w:top w:val="single" w:sz="4" w:space="0" w:color="000000"/>
-              <w:left w:val="single" w:sz="4" w:space="0" w:color="000000"/>
-              <w:bottom w:val="single" w:sz="4" w:space="0" w:color="000000"/>
-              <w:right w:val="single" w:sz="4" w:space="0" w:color="000000"/>
-            </w:tcBorders>
-          </w:tcPr>
-          <w:p>
-            <w:pPr>
-              <w:spacing w:after="160" w:line="259" w:lineRule="auto"/>
-              <w:ind w:left="0" w:firstLine="0"/>
-              <w:jc w:val="left"/>
-            </w:pPr>
-          </w:p>
-        </w:tc>
-        <w:tc>
-          <w:tcPr>
-            <w:tcW w:w="1702" w:type="dxa"/>
-            <w:tcBorders>
-              <w:top w:val="nil"/>
-              <w:left w:val="single" w:sz="4" w:space="0" w:color="000000"/>
-              <w:bottom w:val="single" w:sz="4" w:space="0" w:color="000000"/>
-              <w:right w:val="single" w:sz="4" w:space="0" w:color="000000"/>
-            </w:tcBorders>
-          </w:tcPr>
-          <w:p>
-            <w:pPr>
-              <w:spacing w:after="160" w:line="259" w:lineRule="auto"/>
-              <w:ind w:left="0" w:firstLine="0"/>
-              <w:jc w:val="left"/>
-            </w:pPr>
-          </w:p>
-        </w:tc>
-        <w:tc>
-          <w:tcPr>
-            <w:tcW w:w="1559" w:type="dxa"/>
-            <w:tcBorders>
-              <w:top w:val="nil"/>
-              <w:left w:val="single" w:sz="4" w:space="0" w:color="000000"/>
-              <w:bottom w:val="single" w:sz="4" w:space="0" w:color="000000"/>
-              <w:right w:val="single" w:sz="4" w:space="0" w:color="000000"/>
-            </w:tcBorders>
-          </w:tcPr>
-          <w:p>
-            <w:pPr>
-              <w:spacing w:after="160" w:line="259" w:lineRule="auto"/>
-              <w:ind w:left="0" w:firstLine="0"/>
-              <w:jc w:val="left"/>
-            </w:pPr>
-          </w:p>
-        </w:tc>
-        <w:tc>
-          <w:tcPr>
-            <w:tcW w:w="851" w:type="dxa"/>
-            <w:tcBorders>
-              <w:top w:val="nil"/>
-              <w:left w:val="single" w:sz="4" w:space="0" w:color="000000"/>
-              <w:bottom w:val="single" w:sz="4" w:space="0" w:color="000000"/>
-              <w:right w:val="single" w:sz="4" w:space="0" w:color="000000"/>
-            </w:tcBorders>
-          </w:tcPr>
-          <w:p>
-            <w:pPr>
-              <w:spacing w:after="160" w:line="259" w:lineRule="auto"/>
-              <w:ind w:left="0" w:firstLine="0"/>
-              <w:jc w:val="left"/>
-            </w:pPr>
-          </w:p>
-        </w:tc>
-        <w:tc>
-          <w:tcPr>
-            <w:tcW w:w="992" w:type="dxa"/>
-            <w:tcBorders>
-              <w:top w:val="nil"/>
-              <w:left w:val="single" w:sz="4" w:space="0" w:color="000000"/>
-              <w:bottom w:val="single" w:sz="4" w:space="0" w:color="000000"/>
-              <w:right w:val="single" w:sz="4" w:space="0" w:color="000000"/>
-            </w:tcBorders>
-          </w:tcPr>
-          <w:p>
-            <w:pPr>
-              <w:spacing w:after="0" w:line="259" w:lineRule="auto"/>
-              <w:ind w:left="2" w:right="27" w:firstLine="0"/>
-              <w:jc w:val="left"/>
-            </w:pPr>
-            <w:proofErr w:type="spellStart"/>
-            <w:r>
-              <w:rPr>
-                <w:sz w:val="24"/>
-              </w:rPr>
-              <w:t>perfor</w:t>
-            </w:r>
-            <w:proofErr w:type="spellEnd"/>
-            <w:r>
-              <w:rPr>
-                <w:sz w:val="24"/>
-              </w:rPr>
-              <w:t xml:space="preserve"> m </w:t>
-            </w:r>
-          </w:p>
-        </w:tc>
-        <w:tc>
-          <w:tcPr>
-            <w:tcW w:w="1681" w:type="dxa"/>
-            <w:tcBorders>
-              <w:top w:val="nil"/>
-              <w:left w:val="single" w:sz="4" w:space="0" w:color="000000"/>
-              <w:bottom w:val="single" w:sz="4" w:space="0" w:color="000000"/>
-              <w:right w:val="single" w:sz="4" w:space="0" w:color="000000"/>
-            </w:tcBorders>
-          </w:tcPr>
-          <w:p>
-            <w:pPr>
-              <w:spacing w:after="160" w:line="259" w:lineRule="auto"/>
-              <w:ind w:left="0" w:firstLine="0"/>
-              <w:jc w:val="left"/>
-            </w:pPr>
-          </w:p>
-        </w:tc>
-        <w:tc>
-          <w:tcPr>
-            <w:tcW w:w="900" w:type="dxa"/>
-            <w:tcBorders>
-              <w:top w:val="nil"/>
-              <w:left w:val="single" w:sz="4" w:space="0" w:color="000000"/>
-              <w:bottom w:val="single" w:sz="4" w:space="0" w:color="000000"/>
-              <w:right w:val="single" w:sz="4" w:space="0" w:color="000000"/>
-            </w:tcBorders>
-          </w:tcPr>
-          <w:p>
-            <w:pPr>
-              <w:spacing w:after="160" w:line="259" w:lineRule="auto"/>
-              <w:ind w:left="0" w:firstLine="0"/>
-              <w:jc w:val="left"/>
-            </w:pPr>
           </w:p>
         </w:tc>
       </w:tr>
@@ -24945,7 +24606,7 @@
         </w:trPr>
         <w:tc>
           <w:tcPr>
-            <w:tcW w:w="701" w:type="dxa"/>
+            <w:tcW w:w="530" w:type="dxa"/>
             <w:tcBorders>
               <w:top w:val="single" w:sz="4" w:space="0" w:color="000000"/>
               <w:left w:val="single" w:sz="4" w:space="0" w:color="000000"/>
@@ -24970,7 +24631,7 @@
         </w:tc>
         <w:tc>
           <w:tcPr>
-            <w:tcW w:w="1418" w:type="dxa"/>
+            <w:tcW w:w="1163" w:type="dxa"/>
             <w:tcBorders>
               <w:top w:val="single" w:sz="4" w:space="0" w:color="000000"/>
               <w:left w:val="single" w:sz="4" w:space="0" w:color="000000"/>
@@ -24981,44 +24642,18 @@
           </w:tcPr>
           <w:p>
             <w:pPr>
-              <w:tabs>
-                <w:tab w:val="right" w:pos="1261"/>
-              </w:tabs>
-              <w:spacing w:after="0" w:line="259" w:lineRule="auto"/>
-              <w:ind w:left="0" w:firstLine="0"/>
-              <w:jc w:val="left"/>
-            </w:pPr>
-            <w:r>
-              <w:rPr>
-                <w:sz w:val="24"/>
-              </w:rPr>
-              <w:t xml:space="preserve">Click </w:t>
-            </w:r>
-            <w:r>
-              <w:rPr>
-                <w:sz w:val="24"/>
-              </w:rPr>
-              <w:tab/>
-              <w:t xml:space="preserve">on </w:t>
-            </w:r>
-          </w:p>
-          <w:p>
-            <w:pPr>
               <w:spacing w:after="0" w:line="259" w:lineRule="auto"/>
               <w:ind w:left="2" w:firstLine="0"/>
               <w:jc w:val="left"/>
             </w:pPr>
             <w:r>
-              <w:rPr>
-                <w:sz w:val="24"/>
-              </w:rPr>
-              <w:t xml:space="preserve">login button </w:t>
-            </w:r>
-          </w:p>
-        </w:tc>
-        <w:tc>
-          <w:tcPr>
-            <w:tcW w:w="1702" w:type="dxa"/>
+              <w:t>Click "Save" button</w:t>
+            </w:r>
+          </w:p>
+        </w:tc>
+        <w:tc>
+          <w:tcPr>
+            <w:tcW w:w="1330" w:type="dxa"/>
             <w:tcBorders>
               <w:top w:val="single" w:sz="4" w:space="0" w:color="000000"/>
               <w:left w:val="single" w:sz="4" w:space="0" w:color="000000"/>
@@ -25033,16 +24668,13 @@
               <w:ind w:left="2" w:right="54" w:firstLine="0"/>
             </w:pPr>
             <w:r>
-              <w:rPr>
-                <w:sz w:val="24"/>
-              </w:rPr>
-              <w:t xml:space="preserve">User should login into site and navigated to dashboard  </w:t>
-            </w:r>
-          </w:p>
-        </w:tc>
-        <w:tc>
-          <w:tcPr>
-            <w:tcW w:w="1559" w:type="dxa"/>
+              <w:t>Payment method should be saved and displayed on the screen</w:t>
+            </w:r>
+          </w:p>
+        </w:tc>
+        <w:tc>
+          <w:tcPr>
+            <w:tcW w:w="1301" w:type="dxa"/>
             <w:tcBorders>
               <w:top w:val="single" w:sz="4" w:space="0" w:color="000000"/>
               <w:left w:val="single" w:sz="4" w:space="0" w:color="000000"/>
@@ -25052,54 +24684,18 @@
           </w:tcPr>
           <w:p>
             <w:pPr>
-              <w:spacing w:after="0" w:line="240" w:lineRule="auto"/>
+              <w:spacing w:after="0" w:line="259" w:lineRule="auto"/>
               <w:ind w:left="2" w:firstLine="0"/>
               <w:jc w:val="left"/>
             </w:pPr>
             <w:r>
-              <w:rPr>
-                <w:sz w:val="24"/>
-              </w:rPr>
-              <w:t xml:space="preserve">User navigated to dashboard and </w:t>
-            </w:r>
-          </w:p>
-          <w:p>
-            <w:pPr>
-              <w:spacing w:after="0" w:line="259" w:lineRule="auto"/>
-              <w:ind w:left="2" w:firstLine="0"/>
-              <w:jc w:val="left"/>
-            </w:pPr>
-            <w:r>
-              <w:rPr>
-                <w:sz w:val="24"/>
-              </w:rPr>
-              <w:t xml:space="preserve">username should </w:t>
-            </w:r>
-            <w:r>
-              <w:rPr>
-                <w:sz w:val="24"/>
-              </w:rPr>
-              <w:tab/>
-            </w:r>
-            <w:proofErr w:type="spellStart"/>
-            <w:r>
-              <w:rPr>
-                <w:sz w:val="24"/>
-              </w:rPr>
-              <w:t>br</w:t>
-            </w:r>
-            <w:proofErr w:type="spellEnd"/>
-            <w:r>
-              <w:rPr>
-                <w:sz w:val="24"/>
-              </w:rPr>
-              <w:t xml:space="preserve"> display in top of the right side. </w:t>
-            </w:r>
-          </w:p>
-        </w:tc>
-        <w:tc>
-          <w:tcPr>
-            <w:tcW w:w="851" w:type="dxa"/>
+              <w:t>Payment method saved</w:t>
+            </w:r>
+          </w:p>
+        </w:tc>
+        <w:tc>
+          <w:tcPr>
+            <w:tcW w:w="735" w:type="dxa"/>
             <w:tcBorders>
               <w:top w:val="single" w:sz="4" w:space="0" w:color="000000"/>
               <w:left w:val="single" w:sz="4" w:space="0" w:color="000000"/>
@@ -25124,7 +24720,7 @@
         </w:tc>
         <w:tc>
           <w:tcPr>
-            <w:tcW w:w="992" w:type="dxa"/>
+            <w:tcW w:w="916" w:type="dxa"/>
             <w:tcBorders>
               <w:top w:val="single" w:sz="4" w:space="0" w:color="000000"/>
               <w:left w:val="single" w:sz="4" w:space="0" w:color="000000"/>
@@ -25149,7 +24745,7 @@
         </w:tc>
         <w:tc>
           <w:tcPr>
-            <w:tcW w:w="1681" w:type="dxa"/>
+            <w:tcW w:w="3411" w:type="dxa"/>
             <w:tcBorders>
               <w:top w:val="single" w:sz="4" w:space="0" w:color="000000"/>
               <w:left w:val="single" w:sz="4" w:space="0" w:color="000000"/>
@@ -25174,7 +24770,7 @@
         </w:tc>
         <w:tc>
           <w:tcPr>
-            <w:tcW w:w="900" w:type="dxa"/>
+            <w:tcW w:w="572" w:type="dxa"/>
             <w:tcBorders>
               <w:top w:val="single" w:sz="4" w:space="0" w:color="000000"/>
               <w:left w:val="single" w:sz="4" w:space="0" w:color="000000"/>
@@ -25269,10 +24865,7 @@
               <w:jc w:val="left"/>
             </w:pPr>
             <w:r>
-              <w:rPr>
-                <w:sz w:val="24"/>
-              </w:rPr>
-              <w:t xml:space="preserve">Login to web application with invalid credential  </w:t>
+              <w:t>Add Payment Method with Invalid Data</w:t>
             </w:r>
           </w:p>
         </w:tc>
@@ -25431,10 +25024,7 @@
               <w:jc w:val="left"/>
             </w:pPr>
             <w:r>
-              <w:rPr>
-                <w:sz w:val="24"/>
-              </w:rPr>
-              <w:t xml:space="preserve">Web application should be accessible  </w:t>
+              <w:t>User is logged in and on the Payment Methods screen</w:t>
             </w:r>
           </w:p>
         </w:tc>
@@ -25473,11 +25063,11 @@
       <w:tblGrid>
         <w:gridCol w:w="780"/>
         <w:gridCol w:w="1394"/>
-        <w:gridCol w:w="1213"/>
-        <w:gridCol w:w="1379"/>
-        <w:gridCol w:w="1053"/>
+        <w:gridCol w:w="1217"/>
+        <w:gridCol w:w="1381"/>
+        <w:gridCol w:w="1051"/>
         <w:gridCol w:w="1173"/>
-        <w:gridCol w:w="1658"/>
+        <w:gridCol w:w="1654"/>
         <w:gridCol w:w="1124"/>
       </w:tblGrid>
       <w:tr>
@@ -25486,7 +25076,7 @@
         </w:trPr>
         <w:tc>
           <w:tcPr>
-            <w:tcW w:w="803" w:type="dxa"/>
+            <w:tcW w:w="780" w:type="dxa"/>
             <w:tcBorders>
               <w:top w:val="single" w:sz="4" w:space="0" w:color="000000"/>
               <w:left w:val="single" w:sz="4" w:space="0" w:color="000000"/>
@@ -25512,7 +25102,7 @@
         </w:tc>
         <w:tc>
           <w:tcPr>
-            <w:tcW w:w="1220" w:type="dxa"/>
+            <w:tcW w:w="1394" w:type="dxa"/>
             <w:tcBorders>
               <w:top w:val="single" w:sz="4" w:space="0" w:color="000000"/>
               <w:left w:val="single" w:sz="4" w:space="0" w:color="000000"/>
@@ -25538,7 +25128,7 @@
         </w:tc>
         <w:tc>
           <w:tcPr>
-            <w:tcW w:w="1220" w:type="dxa"/>
+            <w:tcW w:w="1217" w:type="dxa"/>
             <w:tcBorders>
               <w:top w:val="single" w:sz="4" w:space="0" w:color="000000"/>
               <w:left w:val="single" w:sz="4" w:space="0" w:color="000000"/>
@@ -25564,7 +25154,7 @@
         </w:tc>
         <w:tc>
           <w:tcPr>
-            <w:tcW w:w="1398" w:type="dxa"/>
+            <w:tcW w:w="1381" w:type="dxa"/>
             <w:tcBorders>
               <w:top w:val="single" w:sz="4" w:space="0" w:color="000000"/>
               <w:left w:val="single" w:sz="4" w:space="0" w:color="000000"/>
@@ -25591,7 +25181,7 @@
         </w:tc>
         <w:tc>
           <w:tcPr>
-            <w:tcW w:w="1080" w:type="dxa"/>
+            <w:tcW w:w="1051" w:type="dxa"/>
             <w:tcBorders>
               <w:top w:val="single" w:sz="4" w:space="0" w:color="000000"/>
               <w:left w:val="single" w:sz="4" w:space="0" w:color="000000"/>
@@ -25618,7 +25208,7 @@
         </w:tc>
         <w:tc>
           <w:tcPr>
-            <w:tcW w:w="1180" w:type="dxa"/>
+            <w:tcW w:w="1173" w:type="dxa"/>
             <w:tcBorders>
               <w:top w:val="single" w:sz="4" w:space="0" w:color="000000"/>
               <w:left w:val="single" w:sz="4" w:space="0" w:color="000000"/>
@@ -25645,7 +25235,7 @@
         </w:tc>
         <w:tc>
           <w:tcPr>
-            <w:tcW w:w="1741" w:type="dxa"/>
+            <w:tcW w:w="1654" w:type="dxa"/>
             <w:tcBorders>
               <w:top w:val="single" w:sz="4" w:space="0" w:color="000000"/>
               <w:left w:val="single" w:sz="4" w:space="0" w:color="000000"/>
@@ -25672,7 +25262,7 @@
         </w:tc>
         <w:tc>
           <w:tcPr>
-            <w:tcW w:w="1133" w:type="dxa"/>
+            <w:tcW w:w="1124" w:type="dxa"/>
             <w:tcBorders>
               <w:top w:val="single" w:sz="4" w:space="0" w:color="000000"/>
               <w:left w:val="single" w:sz="4" w:space="0" w:color="000000"/>
@@ -25704,7 +25294,7 @@
         </w:trPr>
         <w:tc>
           <w:tcPr>
-            <w:tcW w:w="803" w:type="dxa"/>
+            <w:tcW w:w="780" w:type="dxa"/>
             <w:tcBorders>
               <w:top w:val="single" w:sz="4" w:space="0" w:color="000000"/>
               <w:left w:val="single" w:sz="4" w:space="0" w:color="000000"/>
@@ -25730,7 +25320,7 @@
         </w:tc>
         <w:tc>
           <w:tcPr>
-            <w:tcW w:w="1220" w:type="dxa"/>
+            <w:tcW w:w="1394" w:type="dxa"/>
             <w:tcBorders>
               <w:top w:val="single" w:sz="4" w:space="0" w:color="000000"/>
               <w:left w:val="single" w:sz="4" w:space="0" w:color="000000"/>
@@ -25740,80 +25330,21 @@
           </w:tcPr>
           <w:p>
             <w:pPr>
-              <w:spacing w:after="0" w:line="243" w:lineRule="auto"/>
-              <w:ind w:left="0" w:right="27" w:firstLine="0"/>
-              <w:jc w:val="left"/>
-            </w:pPr>
-            <w:r>
-              <w:rPr>
-                <w:sz w:val="24"/>
-              </w:rPr>
-              <w:t xml:space="preserve">Verify that User is not able to </w:t>
-            </w:r>
-            <w:r>
-              <w:rPr>
-                <w:sz w:val="24"/>
-              </w:rPr>
-              <w:tab/>
-              <w:t xml:space="preserve">Login with </w:t>
-            </w:r>
-          </w:p>
-          <w:p>
-            <w:pPr>
               <w:spacing w:after="0" w:line="259" w:lineRule="auto"/>
               <w:ind w:left="0" w:firstLine="0"/>
               <w:jc w:val="left"/>
             </w:pPr>
             <w:r>
-              <w:rPr>
-                <w:sz w:val="24"/>
-              </w:rPr>
-              <w:t xml:space="preserve">invalid </w:t>
-            </w:r>
-          </w:p>
-          <w:p>
-            <w:pPr>
-              <w:spacing w:after="0" w:line="240" w:lineRule="auto"/>
-              <w:ind w:left="0" w:firstLine="0"/>
-              <w:jc w:val="left"/>
-            </w:pPr>
-            <w:r>
-              <w:rPr>
-                <w:sz w:val="24"/>
-              </w:rPr>
-              <w:t xml:space="preserve">Username and </w:t>
-            </w:r>
-          </w:p>
-          <w:p>
-            <w:pPr>
-              <w:spacing w:after="0" w:line="259" w:lineRule="auto"/>
-              <w:ind w:left="0" w:firstLine="0"/>
-              <w:jc w:val="left"/>
-            </w:pPr>
-            <w:r>
-              <w:rPr>
-                <w:sz w:val="24"/>
-              </w:rPr>
-              <w:t xml:space="preserve">invalid </w:t>
-            </w:r>
-          </w:p>
-          <w:p>
-            <w:pPr>
-              <w:spacing w:after="0" w:line="259" w:lineRule="auto"/>
-              <w:ind w:left="0" w:firstLine="0"/>
-              <w:jc w:val="left"/>
-            </w:pPr>
-            <w:r>
-              <w:rPr>
-                <w:sz w:val="24"/>
-              </w:rPr>
-              <w:t xml:space="preserve">Password </w:t>
-            </w:r>
-          </w:p>
-        </w:tc>
-        <w:tc>
-          <w:tcPr>
-            <w:tcW w:w="1220" w:type="dxa"/>
+              <w:t>A</w:t>
+            </w:r>
+            <w:r>
+              <w:t>ccess the Payment Methods screen</w:t>
+            </w:r>
+          </w:p>
+        </w:tc>
+        <w:tc>
+          <w:tcPr>
+            <w:tcW w:w="1217" w:type="dxa"/>
             <w:tcBorders>
               <w:top w:val="single" w:sz="4" w:space="0" w:color="000000"/>
               <w:left w:val="single" w:sz="4" w:space="0" w:color="000000"/>
@@ -25824,46 +25355,18 @@
           </w:tcPr>
           <w:p>
             <w:pPr>
-              <w:spacing w:after="0" w:line="240" w:lineRule="auto"/>
+              <w:spacing w:after="0" w:line="259" w:lineRule="auto"/>
               <w:ind w:left="1" w:firstLine="0"/>
               <w:jc w:val="left"/>
             </w:pPr>
             <w:r>
-              <w:rPr>
-                <w:sz w:val="24"/>
-              </w:rPr>
-              <w:t xml:space="preserve">Should be display an error message enter wrong </w:t>
-            </w:r>
-          </w:p>
-          <w:p>
-            <w:pPr>
-              <w:spacing w:after="0" w:line="259" w:lineRule="auto"/>
-              <w:ind w:left="1" w:firstLine="0"/>
-            </w:pPr>
-            <w:r>
-              <w:rPr>
-                <w:sz w:val="24"/>
-              </w:rPr>
-              <w:t xml:space="preserve">username </w:t>
-            </w:r>
-          </w:p>
-          <w:p>
-            <w:pPr>
-              <w:spacing w:after="0" w:line="259" w:lineRule="auto"/>
-              <w:ind w:left="1" w:firstLine="0"/>
-              <w:jc w:val="left"/>
-            </w:pPr>
-            <w:r>
-              <w:rPr>
-                <w:sz w:val="24"/>
-              </w:rPr>
-              <w:t xml:space="preserve">or password </w:t>
-            </w:r>
-          </w:p>
-        </w:tc>
-        <w:tc>
-          <w:tcPr>
-            <w:tcW w:w="1398" w:type="dxa"/>
+              <w:t>The screen should load successfully with visible payment options</w:t>
+            </w:r>
+          </w:p>
+        </w:tc>
+        <w:tc>
+          <w:tcPr>
+            <w:tcW w:w="1381" w:type="dxa"/>
             <w:tcBorders>
               <w:top w:val="single" w:sz="4" w:space="0" w:color="000000"/>
               <w:left w:val="single" w:sz="4" w:space="0" w:color="000000"/>
@@ -25879,30 +25382,13 @@
               <w:jc w:val="left"/>
             </w:pPr>
             <w:r>
-              <w:rPr>
-                <w:sz w:val="24"/>
-              </w:rPr>
-              <w:t xml:space="preserve">Display </w:t>
-            </w:r>
-            <w:r>
-              <w:rPr>
-                <w:sz w:val="24"/>
-              </w:rPr>
-              <w:tab/>
-              <w:t xml:space="preserve">an error </w:t>
-            </w:r>
-            <w:r>
-              <w:rPr>
-                <w:sz w:val="24"/>
-              </w:rPr>
-              <w:tab/>
-              <w:t xml:space="preserve">of wrong username and password </w:t>
-            </w:r>
-          </w:p>
-        </w:tc>
-        <w:tc>
-          <w:tcPr>
-            <w:tcW w:w="1080" w:type="dxa"/>
+              <w:t>Screen loaded successfully</w:t>
+            </w:r>
+          </w:p>
+        </w:tc>
+        <w:tc>
+          <w:tcPr>
+            <w:tcW w:w="1051" w:type="dxa"/>
             <w:tcBorders>
               <w:top w:val="single" w:sz="4" w:space="0" w:color="000000"/>
               <w:left w:val="single" w:sz="4" w:space="0" w:color="000000"/>
@@ -25927,7 +25413,7 @@
         </w:tc>
         <w:tc>
           <w:tcPr>
-            <w:tcW w:w="1180" w:type="dxa"/>
+            <w:tcW w:w="1173" w:type="dxa"/>
             <w:tcBorders>
               <w:top w:val="single" w:sz="4" w:space="0" w:color="000000"/>
               <w:left w:val="single" w:sz="4" w:space="0" w:color="000000"/>
@@ -25952,7 +25438,7 @@
         </w:tc>
         <w:tc>
           <w:tcPr>
-            <w:tcW w:w="1741" w:type="dxa"/>
+            <w:tcW w:w="1654" w:type="dxa"/>
             <w:tcBorders>
               <w:top w:val="single" w:sz="4" w:space="0" w:color="000000"/>
               <w:left w:val="single" w:sz="4" w:space="0" w:color="000000"/>
@@ -25977,7 +25463,7 @@
         </w:tc>
         <w:tc>
           <w:tcPr>
-            <w:tcW w:w="1133" w:type="dxa"/>
+            <w:tcW w:w="1124" w:type="dxa"/>
             <w:tcBorders>
               <w:top w:val="single" w:sz="4" w:space="0" w:color="000000"/>
               <w:left w:val="single" w:sz="4" w:space="0" w:color="000000"/>
@@ -26007,7 +25493,7 @@
         </w:trPr>
         <w:tc>
           <w:tcPr>
-            <w:tcW w:w="803" w:type="dxa"/>
+            <w:tcW w:w="780" w:type="dxa"/>
             <w:tcBorders>
               <w:top w:val="single" w:sz="4" w:space="0" w:color="000000"/>
               <w:left w:val="single" w:sz="4" w:space="0" w:color="000000"/>
@@ -26032,7 +25518,7 @@
         </w:tc>
         <w:tc>
           <w:tcPr>
-            <w:tcW w:w="1220" w:type="dxa"/>
+            <w:tcW w:w="1394" w:type="dxa"/>
             <w:tcBorders>
               <w:top w:val="single" w:sz="4" w:space="0" w:color="000000"/>
               <w:left w:val="single" w:sz="4" w:space="0" w:color="000000"/>
@@ -26042,54 +25528,18 @@
           </w:tcPr>
           <w:p>
             <w:pPr>
-              <w:spacing w:after="0" w:line="242" w:lineRule="auto"/>
-              <w:ind w:left="0" w:right="27" w:firstLine="0"/>
-              <w:jc w:val="left"/>
-            </w:pPr>
-            <w:r>
-              <w:rPr>
-                <w:sz w:val="24"/>
-              </w:rPr>
-              <w:t xml:space="preserve">Verify that User is not able to </w:t>
-            </w:r>
-            <w:r>
-              <w:rPr>
-                <w:sz w:val="24"/>
-              </w:rPr>
-              <w:tab/>
-              <w:t xml:space="preserve">Login with Valid Username and </w:t>
-            </w:r>
-          </w:p>
-          <w:p>
-            <w:pPr>
               <w:spacing w:after="0" w:line="259" w:lineRule="auto"/>
               <w:ind w:left="0" w:firstLine="0"/>
               <w:jc w:val="left"/>
             </w:pPr>
             <w:r>
-              <w:rPr>
-                <w:sz w:val="24"/>
-              </w:rPr>
-              <w:t xml:space="preserve">invalid </w:t>
-            </w:r>
-          </w:p>
-          <w:p>
-            <w:pPr>
-              <w:spacing w:after="0" w:line="259" w:lineRule="auto"/>
-              <w:ind w:left="0" w:firstLine="0"/>
-              <w:jc w:val="left"/>
-            </w:pPr>
-            <w:r>
-              <w:rPr>
-                <w:sz w:val="24"/>
-              </w:rPr>
-              <w:t xml:space="preserve">Password </w:t>
-            </w:r>
-          </w:p>
-        </w:tc>
-        <w:tc>
-          <w:tcPr>
-            <w:tcW w:w="1220" w:type="dxa"/>
+              <w:t>Click on "Add New Payment Method" button</w:t>
+            </w:r>
+          </w:p>
+        </w:tc>
+        <w:tc>
+          <w:tcPr>
+            <w:tcW w:w="1217" w:type="dxa"/>
             <w:tcBorders>
               <w:top w:val="single" w:sz="4" w:space="0" w:color="000000"/>
               <w:left w:val="single" w:sz="4" w:space="0" w:color="000000"/>
@@ -26105,16 +25555,13 @@
               <w:jc w:val="left"/>
             </w:pPr>
             <w:r>
-              <w:rPr>
-                <w:sz w:val="24"/>
-              </w:rPr>
-              <w:t xml:space="preserve">Should be display an error message enter wrong password </w:t>
-            </w:r>
-          </w:p>
-        </w:tc>
-        <w:tc>
-          <w:tcPr>
-            <w:tcW w:w="1398" w:type="dxa"/>
+              <w:t>A form should appear to enter payment details</w:t>
+            </w:r>
+          </w:p>
+        </w:tc>
+        <w:tc>
+          <w:tcPr>
+            <w:tcW w:w="1381" w:type="dxa"/>
             <w:tcBorders>
               <w:top w:val="single" w:sz="4" w:space="0" w:color="000000"/>
               <w:left w:val="single" w:sz="4" w:space="0" w:color="000000"/>
@@ -26130,30 +25577,13 @@
               <w:jc w:val="left"/>
             </w:pPr>
             <w:r>
-              <w:rPr>
-                <w:sz w:val="24"/>
-              </w:rPr>
-              <w:t xml:space="preserve">Display </w:t>
-            </w:r>
-            <w:r>
-              <w:rPr>
-                <w:sz w:val="24"/>
-              </w:rPr>
-              <w:tab/>
-              <w:t xml:space="preserve">an error </w:t>
-            </w:r>
-            <w:r>
-              <w:rPr>
-                <w:sz w:val="24"/>
-              </w:rPr>
-              <w:tab/>
-              <w:t xml:space="preserve">of wrong password </w:t>
-            </w:r>
-          </w:p>
-        </w:tc>
-        <w:tc>
-          <w:tcPr>
-            <w:tcW w:w="1080" w:type="dxa"/>
+              <w:t>Form appeared</w:t>
+            </w:r>
+          </w:p>
+        </w:tc>
+        <w:tc>
+          <w:tcPr>
+            <w:tcW w:w="1051" w:type="dxa"/>
             <w:tcBorders>
               <w:top w:val="single" w:sz="4" w:space="0" w:color="000000"/>
               <w:left w:val="single" w:sz="4" w:space="0" w:color="000000"/>
@@ -26178,7 +25608,7 @@
         </w:tc>
         <w:tc>
           <w:tcPr>
-            <w:tcW w:w="1180" w:type="dxa"/>
+            <w:tcW w:w="1173" w:type="dxa"/>
             <w:tcBorders>
               <w:top w:val="single" w:sz="4" w:space="0" w:color="000000"/>
               <w:left w:val="single" w:sz="4" w:space="0" w:color="000000"/>
@@ -26203,7 +25633,7 @@
         </w:tc>
         <w:tc>
           <w:tcPr>
-            <w:tcW w:w="1741" w:type="dxa"/>
+            <w:tcW w:w="1654" w:type="dxa"/>
             <w:tcBorders>
               <w:top w:val="single" w:sz="4" w:space="0" w:color="000000"/>
               <w:left w:val="single" w:sz="4" w:space="0" w:color="000000"/>
@@ -26228,7 +25658,7 @@
         </w:tc>
         <w:tc>
           <w:tcPr>
-            <w:tcW w:w="1133" w:type="dxa"/>
+            <w:tcW w:w="1124" w:type="dxa"/>
             <w:tcBorders>
               <w:top w:val="single" w:sz="4" w:space="0" w:color="000000"/>
               <w:left w:val="single" w:sz="4" w:space="0" w:color="000000"/>
@@ -26258,7 +25688,7 @@
         </w:trPr>
         <w:tc>
           <w:tcPr>
-            <w:tcW w:w="803" w:type="dxa"/>
+            <w:tcW w:w="780" w:type="dxa"/>
             <w:tcBorders>
               <w:top w:val="single" w:sz="4" w:space="0" w:color="000000"/>
               <w:left w:val="single" w:sz="4" w:space="0" w:color="000000"/>
@@ -26283,7 +25713,7 @@
         </w:tc>
         <w:tc>
           <w:tcPr>
-            <w:tcW w:w="1220" w:type="dxa"/>
+            <w:tcW w:w="1394" w:type="dxa"/>
             <w:tcBorders>
               <w:top w:val="single" w:sz="4" w:space="0" w:color="000000"/>
               <w:left w:val="single" w:sz="4" w:space="0" w:color="000000"/>
@@ -26291,30 +25721,118 @@
               <w:right w:val="single" w:sz="4" w:space="0" w:color="000000"/>
             </w:tcBorders>
           </w:tcPr>
+          <w:tbl>
+            <w:tblPr>
+              <w:tblW w:w="0" w:type="auto"/>
+              <w:tblCellSpacing w:w="15" w:type="dxa"/>
+              <w:tblCellMar>
+                <w:top w:w="15" w:type="dxa"/>
+                <w:left w:w="15" w:type="dxa"/>
+                <w:bottom w:w="15" w:type="dxa"/>
+                <w:right w:w="15" w:type="dxa"/>
+              </w:tblCellMar>
+              <w:tblLook w:val="04A0" w:firstRow="1" w:lastRow="0" w:firstColumn="1" w:lastColumn="0" w:noHBand="0" w:noVBand="1"/>
+            </w:tblPr>
+            <w:tblGrid>
+              <w:gridCol w:w="96"/>
+            </w:tblGrid>
+            <w:tr>
+              <w:trPr>
+                <w:tblCellSpacing w:w="15" w:type="dxa"/>
+              </w:trPr>
+              <w:tc>
+                <w:tcPr>
+                  <w:tcW w:w="0" w:type="auto"/>
+                  <w:vAlign w:val="center"/>
+                  <w:hideMark/>
+                </w:tcPr>
+                <w:p>
+                  <w:pPr>
+                    <w:spacing w:after="0" w:line="240" w:lineRule="auto"/>
+                    <w:ind w:left="0" w:firstLine="0"/>
+                    <w:jc w:val="left"/>
+                    <w:rPr>
+                      <w:rFonts w:ascii="Times New Roman" w:eastAsia="Times New Roman" w:hAnsi="Times New Roman" w:cs="Times New Roman"/>
+                      <w:color w:val="auto"/>
+                      <w:sz w:val="24"/>
+                      <w:szCs w:val="24"/>
+                    </w:rPr>
+                  </w:pPr>
+                </w:p>
+              </w:tc>
+            </w:tr>
+          </w:tbl>
+          <w:p>
+            <w:pPr>
+              <w:spacing w:after="0" w:line="240" w:lineRule="auto"/>
+              <w:ind w:left="0" w:firstLine="0"/>
+              <w:jc w:val="left"/>
+              <w:rPr>
+                <w:rFonts w:ascii="Times New Roman" w:eastAsia="Times New Roman" w:hAnsi="Times New Roman" w:cs="Times New Roman"/>
+                <w:vanish/>
+                <w:color w:val="auto"/>
+                <w:sz w:val="24"/>
+                <w:szCs w:val="24"/>
+              </w:rPr>
+            </w:pPr>
+          </w:p>
+          <w:tbl>
+            <w:tblPr>
+              <w:tblW w:w="0" w:type="auto"/>
+              <w:tblCellSpacing w:w="15" w:type="dxa"/>
+              <w:tblCellMar>
+                <w:top w:w="15" w:type="dxa"/>
+                <w:left w:w="15" w:type="dxa"/>
+                <w:bottom w:w="15" w:type="dxa"/>
+                <w:right w:w="15" w:type="dxa"/>
+              </w:tblCellMar>
+              <w:tblLook w:val="04A0" w:firstRow="1" w:lastRow="0" w:firstColumn="1" w:lastColumn="0" w:noHBand="0" w:noVBand="1"/>
+            </w:tblPr>
+            <w:tblGrid>
+              <w:gridCol w:w="1275"/>
+            </w:tblGrid>
+            <w:tr>
+              <w:trPr>
+                <w:tblCellSpacing w:w="15" w:type="dxa"/>
+              </w:trPr>
+              <w:tc>
+                <w:tcPr>
+                  <w:tcW w:w="0" w:type="auto"/>
+                  <w:vAlign w:val="center"/>
+                  <w:hideMark/>
+                </w:tcPr>
+                <w:p>
+                  <w:pPr>
+                    <w:spacing w:after="0" w:line="240" w:lineRule="auto"/>
+                    <w:ind w:left="0" w:firstLine="0"/>
+                    <w:jc w:val="left"/>
+                    <w:rPr>
+                      <w:rFonts w:asciiTheme="minorHAnsi" w:eastAsia="Times New Roman" w:hAnsiTheme="minorHAnsi" w:cstheme="minorHAnsi"/>
+                      <w:color w:val="auto"/>
+                    </w:rPr>
+                  </w:pPr>
+                  <w:r>
+                    <w:rPr>
+                      <w:rFonts w:asciiTheme="minorHAnsi" w:eastAsia="Times New Roman" w:hAnsiTheme="minorHAnsi" w:cstheme="minorHAnsi"/>
+                      <w:color w:val="auto"/>
+                    </w:rPr>
+                    <w:t>Enter invalid card details (e.g., incorrect card number, expired date)</w:t>
+                  </w:r>
+                </w:p>
+              </w:tc>
+            </w:tr>
+          </w:tbl>
           <w:p>
             <w:pPr>
               <w:spacing w:after="0" w:line="259" w:lineRule="auto"/>
               <w:ind w:left="0" w:right="27" w:firstLine="0"/>
               <w:jc w:val="left"/>
             </w:pPr>
-            <w:r>
-              <w:rPr>
-                <w:sz w:val="24"/>
-              </w:rPr>
-              <w:t xml:space="preserve">Verify that User is not able to </w:t>
-            </w:r>
-            <w:r>
-              <w:rPr>
-                <w:sz w:val="24"/>
-              </w:rPr>
-              <w:tab/>
-              <w:t xml:space="preserve">Login with </w:t>
-            </w:r>
-          </w:p>
-        </w:tc>
-        <w:tc>
-          <w:tcPr>
-            <w:tcW w:w="1220" w:type="dxa"/>
+          </w:p>
+        </w:tc>
+        <w:tc>
+          <w:tcPr>
+            <w:tcW w:w="1217" w:type="dxa"/>
             <w:tcBorders>
               <w:top w:val="single" w:sz="4" w:space="0" w:color="000000"/>
               <w:left w:val="single" w:sz="4" w:space="0" w:color="000000"/>
@@ -26329,16 +25847,13 @@
               <w:ind w:left="1" w:right="55" w:firstLine="0"/>
             </w:pPr>
             <w:r>
-              <w:rPr>
-                <w:sz w:val="24"/>
-              </w:rPr>
-              <w:t xml:space="preserve">Should be display an error message </w:t>
-            </w:r>
-          </w:p>
-        </w:tc>
-        <w:tc>
-          <w:tcPr>
-            <w:tcW w:w="1398" w:type="dxa"/>
+              <w:t>The system should validate the details and display an error message</w:t>
+            </w:r>
+          </w:p>
+        </w:tc>
+        <w:tc>
+          <w:tcPr>
+            <w:tcW w:w="1381" w:type="dxa"/>
             <w:tcBorders>
               <w:top w:val="single" w:sz="4" w:space="0" w:color="000000"/>
               <w:left w:val="single" w:sz="4" w:space="0" w:color="000000"/>
@@ -26349,41 +25864,18 @@
           </w:tcPr>
           <w:p>
             <w:pPr>
-              <w:spacing w:after="0" w:line="242" w:lineRule="auto"/>
+              <w:spacing w:after="0" w:line="259" w:lineRule="auto"/>
               <w:ind w:left="1" w:firstLine="0"/>
               <w:jc w:val="left"/>
             </w:pPr>
             <w:r>
-              <w:rPr>
-                <w:sz w:val="24"/>
-              </w:rPr>
-              <w:t xml:space="preserve">Display </w:t>
-            </w:r>
-            <w:r>
-              <w:rPr>
-                <w:sz w:val="24"/>
-              </w:rPr>
-              <w:tab/>
-              <w:t xml:space="preserve">an error </w:t>
-            </w:r>
-          </w:p>
-          <w:p>
-            <w:pPr>
-              <w:spacing w:after="0" w:line="259" w:lineRule="auto"/>
-              <w:ind w:left="1" w:firstLine="0"/>
-              <w:jc w:val="left"/>
-            </w:pPr>
-            <w:r>
-              <w:rPr>
-                <w:sz w:val="24"/>
-              </w:rPr>
-              <w:t xml:space="preserve">Username not found </w:t>
-            </w:r>
-          </w:p>
-        </w:tc>
-        <w:tc>
-          <w:tcPr>
-            <w:tcW w:w="1080" w:type="dxa"/>
+              <w:t>Error message displayed</w:t>
+            </w:r>
+          </w:p>
+        </w:tc>
+        <w:tc>
+          <w:tcPr>
+            <w:tcW w:w="1051" w:type="dxa"/>
             <w:tcBorders>
               <w:top w:val="single" w:sz="4" w:space="0" w:color="000000"/>
               <w:left w:val="single" w:sz="4" w:space="0" w:color="000000"/>
@@ -26408,7 +25900,7 @@
         </w:tc>
         <w:tc>
           <w:tcPr>
-            <w:tcW w:w="1180" w:type="dxa"/>
+            <w:tcW w:w="1173" w:type="dxa"/>
             <w:tcBorders>
               <w:top w:val="single" w:sz="4" w:space="0" w:color="000000"/>
               <w:left w:val="single" w:sz="4" w:space="0" w:color="000000"/>
@@ -26433,7 +25925,7 @@
         </w:tc>
         <w:tc>
           <w:tcPr>
-            <w:tcW w:w="1741" w:type="dxa"/>
+            <w:tcW w:w="1654" w:type="dxa"/>
             <w:tcBorders>
               <w:top w:val="single" w:sz="4" w:space="0" w:color="000000"/>
               <w:left w:val="single" w:sz="4" w:space="0" w:color="000000"/>
@@ -26458,7 +25950,7 @@
         </w:tc>
         <w:tc>
           <w:tcPr>
-            <w:tcW w:w="1133" w:type="dxa"/>
+            <w:tcW w:w="1124" w:type="dxa"/>
             <w:tcBorders>
               <w:top w:val="single" w:sz="4" w:space="0" w:color="000000"/>
               <w:left w:val="single" w:sz="4" w:space="0" w:color="000000"/>
@@ -26479,187 +25971,6 @@
               </w:rPr>
               <w:t xml:space="preserve">  </w:t>
             </w:r>
-          </w:p>
-        </w:tc>
-      </w:tr>
-      <w:tr>
-        <w:trPr>
-          <w:trHeight w:val="1181"/>
-        </w:trPr>
-        <w:tc>
-          <w:tcPr>
-            <w:tcW w:w="803" w:type="dxa"/>
-            <w:tcBorders>
-              <w:top w:val="nil"/>
-              <w:left w:val="single" w:sz="4" w:space="0" w:color="000000"/>
-              <w:bottom w:val="single" w:sz="4" w:space="0" w:color="000000"/>
-              <w:right w:val="single" w:sz="4" w:space="0" w:color="000000"/>
-            </w:tcBorders>
-          </w:tcPr>
-          <w:p>
-            <w:pPr>
-              <w:spacing w:after="160" w:line="259" w:lineRule="auto"/>
-              <w:ind w:left="0" w:firstLine="0"/>
-              <w:jc w:val="left"/>
-            </w:pPr>
-          </w:p>
-        </w:tc>
-        <w:tc>
-          <w:tcPr>
-            <w:tcW w:w="1220" w:type="dxa"/>
-            <w:tcBorders>
-              <w:top w:val="single" w:sz="4" w:space="0" w:color="000000"/>
-              <w:left w:val="single" w:sz="4" w:space="0" w:color="000000"/>
-              <w:bottom w:val="single" w:sz="4" w:space="0" w:color="000000"/>
-              <w:right w:val="single" w:sz="4" w:space="0" w:color="000000"/>
-            </w:tcBorders>
-          </w:tcPr>
-          <w:p>
-            <w:pPr>
-              <w:spacing w:after="0" w:line="259" w:lineRule="auto"/>
-              <w:ind w:left="0" w:firstLine="0"/>
-              <w:jc w:val="left"/>
-            </w:pPr>
-            <w:r>
-              <w:rPr>
-                <w:sz w:val="24"/>
-              </w:rPr>
-              <w:t xml:space="preserve">invalid </w:t>
-            </w:r>
-          </w:p>
-          <w:p>
-            <w:pPr>
-              <w:spacing w:after="0" w:line="259" w:lineRule="auto"/>
-              <w:ind w:left="0" w:firstLine="0"/>
-              <w:jc w:val="left"/>
-            </w:pPr>
-            <w:r>
-              <w:rPr>
-                <w:sz w:val="24"/>
-              </w:rPr>
-              <w:t xml:space="preserve">Username and Valid Password </w:t>
-            </w:r>
-          </w:p>
-        </w:tc>
-        <w:tc>
-          <w:tcPr>
-            <w:tcW w:w="1220" w:type="dxa"/>
-            <w:tcBorders>
-              <w:top w:val="nil"/>
-              <w:left w:val="single" w:sz="4" w:space="0" w:color="000000"/>
-              <w:bottom w:val="single" w:sz="4" w:space="0" w:color="000000"/>
-              <w:right w:val="single" w:sz="4" w:space="0" w:color="000000"/>
-            </w:tcBorders>
-          </w:tcPr>
-          <w:p>
-            <w:pPr>
-              <w:spacing w:after="0" w:line="259" w:lineRule="auto"/>
-              <w:ind w:left="2" w:firstLine="0"/>
-              <w:jc w:val="left"/>
-            </w:pPr>
-            <w:r>
-              <w:rPr>
-                <w:sz w:val="24"/>
-              </w:rPr>
-              <w:t xml:space="preserve">User </w:t>
-            </w:r>
-            <w:r>
-              <w:rPr>
-                <w:sz w:val="24"/>
-              </w:rPr>
-              <w:tab/>
-              <w:t xml:space="preserve">not found </w:t>
-            </w:r>
-          </w:p>
-        </w:tc>
-        <w:tc>
-          <w:tcPr>
-            <w:tcW w:w="1398" w:type="dxa"/>
-            <w:tcBorders>
-              <w:top w:val="nil"/>
-              <w:left w:val="single" w:sz="4" w:space="0" w:color="000000"/>
-              <w:bottom w:val="single" w:sz="4" w:space="0" w:color="000000"/>
-              <w:right w:val="single" w:sz="4" w:space="0" w:color="000000"/>
-            </w:tcBorders>
-          </w:tcPr>
-          <w:p>
-            <w:pPr>
-              <w:spacing w:after="160" w:line="259" w:lineRule="auto"/>
-              <w:ind w:left="0" w:firstLine="0"/>
-              <w:jc w:val="left"/>
-            </w:pPr>
-          </w:p>
-        </w:tc>
-        <w:tc>
-          <w:tcPr>
-            <w:tcW w:w="1080" w:type="dxa"/>
-            <w:tcBorders>
-              <w:top w:val="nil"/>
-              <w:left w:val="single" w:sz="4" w:space="0" w:color="000000"/>
-              <w:bottom w:val="single" w:sz="4" w:space="0" w:color="000000"/>
-              <w:right w:val="single" w:sz="4" w:space="0" w:color="000000"/>
-            </w:tcBorders>
-          </w:tcPr>
-          <w:p>
-            <w:pPr>
-              <w:spacing w:after="160" w:line="259" w:lineRule="auto"/>
-              <w:ind w:left="0" w:firstLine="0"/>
-              <w:jc w:val="left"/>
-            </w:pPr>
-          </w:p>
-        </w:tc>
-        <w:tc>
-          <w:tcPr>
-            <w:tcW w:w="1180" w:type="dxa"/>
-            <w:tcBorders>
-              <w:top w:val="nil"/>
-              <w:left w:val="single" w:sz="4" w:space="0" w:color="000000"/>
-              <w:bottom w:val="single" w:sz="4" w:space="0" w:color="000000"/>
-              <w:right w:val="single" w:sz="4" w:space="0" w:color="000000"/>
-            </w:tcBorders>
-          </w:tcPr>
-          <w:p>
-            <w:pPr>
-              <w:spacing w:after="160" w:line="259" w:lineRule="auto"/>
-              <w:ind w:left="0" w:firstLine="0"/>
-              <w:jc w:val="left"/>
-            </w:pPr>
-          </w:p>
-        </w:tc>
-        <w:tc>
-          <w:tcPr>
-            <w:tcW w:w="1741" w:type="dxa"/>
-            <w:tcBorders>
-              <w:top w:val="nil"/>
-              <w:left w:val="single" w:sz="4" w:space="0" w:color="000000"/>
-              <w:bottom w:val="single" w:sz="4" w:space="0" w:color="000000"/>
-              <w:right w:val="single" w:sz="4" w:space="0" w:color="000000"/>
-            </w:tcBorders>
-          </w:tcPr>
-          <w:p>
-            <w:pPr>
-              <w:spacing w:after="160" w:line="259" w:lineRule="auto"/>
-              <w:ind w:left="0" w:firstLine="0"/>
-              <w:jc w:val="left"/>
-            </w:pPr>
-          </w:p>
-        </w:tc>
-        <w:tc>
-          <w:tcPr>
-            <w:tcW w:w="1133" w:type="dxa"/>
-            <w:tcBorders>
-              <w:top w:val="nil"/>
-              <w:left w:val="single" w:sz="4" w:space="0" w:color="000000"/>
-              <w:bottom w:val="single" w:sz="4" w:space="0" w:color="000000"/>
-              <w:right w:val="single" w:sz="4" w:space="0" w:color="000000"/>
-            </w:tcBorders>
-          </w:tcPr>
-          <w:p>
-            <w:pPr>
-              <w:spacing w:after="160" w:line="259" w:lineRule="auto"/>
-              <w:ind w:left="0" w:firstLine="0"/>
-              <w:jc w:val="left"/>
-            </w:pPr>
           </w:p>
         </w:tc>
       </w:tr>
@@ -26669,7 +25980,7 @@
         </w:trPr>
         <w:tc>
           <w:tcPr>
-            <w:tcW w:w="803" w:type="dxa"/>
+            <w:tcW w:w="780" w:type="dxa"/>
             <w:tcBorders>
               <w:top w:val="single" w:sz="4" w:space="0" w:color="000000"/>
               <w:left w:val="single" w:sz="4" w:space="0" w:color="000000"/>
@@ -26694,7 +26005,7 @@
         </w:tc>
         <w:tc>
           <w:tcPr>
-            <w:tcW w:w="1220" w:type="dxa"/>
+            <w:tcW w:w="1394" w:type="dxa"/>
             <w:tcBorders>
               <w:top w:val="single" w:sz="4" w:space="0" w:color="000000"/>
               <w:left w:val="single" w:sz="4" w:space="0" w:color="000000"/>
@@ -26702,81 +26013,117 @@
               <w:right w:val="single" w:sz="4" w:space="0" w:color="000000"/>
             </w:tcBorders>
           </w:tcPr>
-          <w:p>
-            <w:pPr>
-              <w:spacing w:after="0" w:line="243" w:lineRule="auto"/>
-              <w:ind w:left="0" w:right="66" w:firstLine="0"/>
-              <w:jc w:val="left"/>
-            </w:pPr>
-            <w:r>
-              <w:rPr>
-                <w:sz w:val="24"/>
-              </w:rPr>
-              <w:t xml:space="preserve">Verify that User is not able to </w:t>
-            </w:r>
-            <w:r>
-              <w:rPr>
-                <w:sz w:val="24"/>
-              </w:rPr>
-              <w:tab/>
-              <w:t xml:space="preserve">Login with </w:t>
-            </w:r>
-          </w:p>
-          <w:p>
-            <w:pPr>
-              <w:spacing w:after="0" w:line="259" w:lineRule="auto"/>
+          <w:tbl>
+            <w:tblPr>
+              <w:tblW w:w="0" w:type="auto"/>
+              <w:tblCellSpacing w:w="15" w:type="dxa"/>
+              <w:tblCellMar>
+                <w:top w:w="15" w:type="dxa"/>
+                <w:left w:w="15" w:type="dxa"/>
+                <w:bottom w:w="15" w:type="dxa"/>
+                <w:right w:w="15" w:type="dxa"/>
+              </w:tblCellMar>
+              <w:tblLook w:val="04A0" w:firstRow="1" w:lastRow="0" w:firstColumn="1" w:lastColumn="0" w:noHBand="0" w:noVBand="1"/>
+            </w:tblPr>
+            <w:tblGrid>
+              <w:gridCol w:w="96"/>
+            </w:tblGrid>
+            <w:tr>
+              <w:trPr>
+                <w:tblCellSpacing w:w="15" w:type="dxa"/>
+              </w:trPr>
+              <w:tc>
+                <w:tcPr>
+                  <w:tcW w:w="0" w:type="auto"/>
+                  <w:vAlign w:val="center"/>
+                  <w:hideMark/>
+                </w:tcPr>
+                <w:p>
+                  <w:pPr>
+                    <w:spacing w:after="0" w:line="240" w:lineRule="auto"/>
+                    <w:ind w:left="0" w:firstLine="0"/>
+                    <w:jc w:val="left"/>
+                    <w:rPr>
+                      <w:rFonts w:asciiTheme="minorHAnsi" w:eastAsia="Times New Roman" w:hAnsiTheme="minorHAnsi" w:cstheme="minorHAnsi"/>
+                      <w:color w:val="auto"/>
+                    </w:rPr>
+                  </w:pPr>
+                </w:p>
+              </w:tc>
+            </w:tr>
+          </w:tbl>
+          <w:p>
+            <w:pPr>
+              <w:spacing w:after="0" w:line="240" w:lineRule="auto"/>
               <w:ind w:left="0" w:firstLine="0"/>
               <w:jc w:val="left"/>
-            </w:pPr>
-            <w:r>
-              <w:rPr>
-                <w:sz w:val="24"/>
-              </w:rPr>
-              <w:t xml:space="preserve">blank </w:t>
-            </w:r>
-          </w:p>
+              <w:rPr>
+                <w:rFonts w:asciiTheme="minorHAnsi" w:eastAsia="Times New Roman" w:hAnsiTheme="minorHAnsi" w:cstheme="minorHAnsi"/>
+                <w:vanish/>
+                <w:color w:val="auto"/>
+              </w:rPr>
+            </w:pPr>
+          </w:p>
+          <w:tbl>
+            <w:tblPr>
+              <w:tblW w:w="0" w:type="auto"/>
+              <w:tblCellSpacing w:w="15" w:type="dxa"/>
+              <w:tblCellMar>
+                <w:top w:w="15" w:type="dxa"/>
+                <w:left w:w="15" w:type="dxa"/>
+                <w:bottom w:w="15" w:type="dxa"/>
+                <w:right w:w="15" w:type="dxa"/>
+              </w:tblCellMar>
+              <w:tblLook w:val="04A0" w:firstRow="1" w:lastRow="0" w:firstColumn="1" w:lastColumn="0" w:noHBand="0" w:noVBand="1"/>
+            </w:tblPr>
+            <w:tblGrid>
+              <w:gridCol w:w="1275"/>
+            </w:tblGrid>
+            <w:tr>
+              <w:trPr>
+                <w:tblCellSpacing w:w="15" w:type="dxa"/>
+              </w:trPr>
+              <w:tc>
+                <w:tcPr>
+                  <w:tcW w:w="0" w:type="auto"/>
+                  <w:vAlign w:val="center"/>
+                  <w:hideMark/>
+                </w:tcPr>
+                <w:p>
+                  <w:pPr>
+                    <w:spacing w:after="0" w:line="240" w:lineRule="auto"/>
+                    <w:ind w:left="0" w:firstLine="0"/>
+                    <w:jc w:val="left"/>
+                    <w:rPr>
+                      <w:rFonts w:asciiTheme="minorHAnsi" w:eastAsia="Times New Roman" w:hAnsiTheme="minorHAnsi" w:cstheme="minorHAnsi"/>
+                      <w:color w:val="auto"/>
+                    </w:rPr>
+                  </w:pPr>
+                  <w:r>
+                    <w:rPr>
+                      <w:rFonts w:asciiTheme="minorHAnsi" w:eastAsia="Times New Roman" w:hAnsiTheme="minorHAnsi" w:cstheme="minorHAnsi"/>
+                      <w:color w:val="auto"/>
+                    </w:rPr>
+                    <w:t>Try submitting the form with invalid details</w:t>
+                  </w:r>
+                </w:p>
+              </w:tc>
+            </w:tr>
+          </w:tbl>
           <w:p>
             <w:pPr>
               <w:spacing w:after="0" w:line="259" w:lineRule="auto"/>
               <w:ind w:left="0" w:firstLine="0"/>
-            </w:pPr>
-            <w:r>
-              <w:rPr>
-                <w:sz w:val="24"/>
-              </w:rPr>
-              <w:t xml:space="preserve">Username </w:t>
-            </w:r>
-          </w:p>
-          <w:p>
-            <w:pPr>
-              <w:spacing w:after="0" w:line="259" w:lineRule="auto"/>
-              <w:ind w:left="0" w:firstLine="0"/>
-              <w:jc w:val="left"/>
-            </w:pPr>
-            <w:r>
-              <w:rPr>
-                <w:sz w:val="24"/>
-              </w:rPr>
-              <w:t xml:space="preserve">or </w:t>
-            </w:r>
-          </w:p>
-          <w:p>
-            <w:pPr>
-              <w:spacing w:after="0" w:line="259" w:lineRule="auto"/>
-              <w:ind w:left="0" w:firstLine="0"/>
-              <w:jc w:val="left"/>
-            </w:pPr>
-            <w:r>
-              <w:rPr>
-                <w:sz w:val="24"/>
-              </w:rPr>
-              <w:t xml:space="preserve">Password </w:t>
-            </w:r>
-          </w:p>
-        </w:tc>
-        <w:tc>
-          <w:tcPr>
-            <w:tcW w:w="1220" w:type="dxa"/>
+              <w:jc w:val="left"/>
+              <w:rPr>
+                <w:rFonts w:asciiTheme="minorHAnsi" w:hAnsiTheme="minorHAnsi" w:cstheme="minorHAnsi"/>
+              </w:rPr>
+            </w:pPr>
+          </w:p>
+        </w:tc>
+        <w:tc>
+          <w:tcPr>
+            <w:tcW w:w="1217" w:type="dxa"/>
             <w:tcBorders>
               <w:top w:val="single" w:sz="4" w:space="0" w:color="000000"/>
               <w:left w:val="single" w:sz="4" w:space="0" w:color="000000"/>
@@ -26786,60 +26133,18 @@
           </w:tcPr>
           <w:p>
             <w:pPr>
-              <w:spacing w:after="0" w:line="240" w:lineRule="auto"/>
+              <w:spacing w:after="0" w:line="259" w:lineRule="auto"/>
               <w:ind w:left="2" w:firstLine="0"/>
               <w:jc w:val="left"/>
             </w:pPr>
             <w:r>
-              <w:rPr>
-                <w:sz w:val="24"/>
-              </w:rPr>
-              <w:t xml:space="preserve">Set required field validation </w:t>
-            </w:r>
-          </w:p>
-          <w:p>
-            <w:pPr>
-              <w:spacing w:after="0" w:line="259" w:lineRule="auto"/>
-              <w:ind w:left="2" w:firstLine="0"/>
-              <w:jc w:val="left"/>
-            </w:pPr>
-            <w:r>
-              <w:rPr>
-                <w:sz w:val="24"/>
-              </w:rPr>
-              <w:t xml:space="preserve">message </w:t>
-            </w:r>
-          </w:p>
-          <w:p>
-            <w:pPr>
-              <w:spacing w:after="0" w:line="259" w:lineRule="auto"/>
-              <w:ind w:left="2" w:firstLine="0"/>
-              <w:jc w:val="left"/>
-            </w:pPr>
-            <w:r>
-              <w:rPr>
-                <w:sz w:val="24"/>
-              </w:rPr>
-              <w:t xml:space="preserve">for </w:t>
-            </w:r>
-          </w:p>
-          <w:p>
-            <w:pPr>
-              <w:spacing w:after="0" w:line="259" w:lineRule="auto"/>
-              <w:ind w:left="2" w:firstLine="0"/>
-              <w:jc w:val="left"/>
-            </w:pPr>
-            <w:r>
-              <w:rPr>
-                <w:sz w:val="24"/>
-              </w:rPr>
-              <w:t xml:space="preserve">Username and Password   </w:t>
-            </w:r>
-          </w:p>
-        </w:tc>
-        <w:tc>
-          <w:tcPr>
-            <w:tcW w:w="1398" w:type="dxa"/>
+              <w:t>Form submission should be blocked with appropriate error message</w:t>
+            </w:r>
+          </w:p>
+        </w:tc>
+        <w:tc>
+          <w:tcPr>
+            <w:tcW w:w="1381" w:type="dxa"/>
             <w:tcBorders>
               <w:top w:val="single" w:sz="4" w:space="0" w:color="000000"/>
               <w:left w:val="single" w:sz="4" w:space="0" w:color="000000"/>
@@ -26855,30 +26160,13 @@
               <w:jc w:val="left"/>
             </w:pPr>
             <w:r>
-              <w:rPr>
-                <w:sz w:val="24"/>
-              </w:rPr>
-              <w:t xml:space="preserve">Display </w:t>
-            </w:r>
-            <w:r>
-              <w:rPr>
-                <w:sz w:val="24"/>
-              </w:rPr>
-              <w:tab/>
-              <w:t xml:space="preserve">an error </w:t>
-            </w:r>
-            <w:r>
-              <w:rPr>
-                <w:sz w:val="24"/>
-              </w:rPr>
-              <w:tab/>
-              <w:t xml:space="preserve">of wrong username and password </w:t>
-            </w:r>
-          </w:p>
-        </w:tc>
-        <w:tc>
-          <w:tcPr>
-            <w:tcW w:w="1080" w:type="dxa"/>
+              <w:t>Form submission blocked</w:t>
+            </w:r>
+          </w:p>
+        </w:tc>
+        <w:tc>
+          <w:tcPr>
+            <w:tcW w:w="1051" w:type="dxa"/>
             <w:tcBorders>
               <w:top w:val="single" w:sz="4" w:space="0" w:color="000000"/>
               <w:left w:val="single" w:sz="4" w:space="0" w:color="000000"/>
@@ -26894,16 +26182,13 @@
               <w:jc w:val="center"/>
             </w:pPr>
             <w:r>
-              <w:rPr>
-                <w:sz w:val="24"/>
-              </w:rPr>
-              <w:t xml:space="preserve">Fail </w:t>
-            </w:r>
-          </w:p>
-        </w:tc>
-        <w:tc>
-          <w:tcPr>
-            <w:tcW w:w="1180" w:type="dxa"/>
+              <w:t>Pass</w:t>
+            </w:r>
+          </w:p>
+        </w:tc>
+        <w:tc>
+          <w:tcPr>
+            <w:tcW w:w="1173" w:type="dxa"/>
             <w:tcBorders>
               <w:top w:val="single" w:sz="4" w:space="0" w:color="000000"/>
               <w:left w:val="single" w:sz="4" w:space="0" w:color="000000"/>
@@ -26914,7 +26199,7 @@
           </w:tcPr>
           <w:p>
             <w:pPr>
-              <w:spacing w:after="0" w:line="240" w:lineRule="auto"/>
+              <w:spacing w:after="0" w:line="259" w:lineRule="auto"/>
               <w:ind w:left="0" w:firstLine="0"/>
               <w:jc w:val="left"/>
             </w:pPr>
@@ -26922,66 +26207,13 @@
               <w:rPr>
                 <w:sz w:val="24"/>
               </w:rPr>
-              <w:t xml:space="preserve">Not </w:t>
-            </w:r>
-            <w:proofErr w:type="spellStart"/>
-            <w:r>
-              <w:rPr>
-                <w:sz w:val="24"/>
-              </w:rPr>
-              <w:t>performa</w:t>
-            </w:r>
-            <w:proofErr w:type="spellEnd"/>
-            <w:r>
-              <w:rPr>
-                <w:sz w:val="24"/>
-              </w:rPr>
               <w:t xml:space="preserve"> </w:t>
             </w:r>
           </w:p>
-          <w:p>
-            <w:pPr>
-              <w:spacing w:after="0" w:line="240" w:lineRule="auto"/>
-              <w:ind w:left="0" w:firstLine="0"/>
-              <w:jc w:val="left"/>
-            </w:pPr>
-            <w:r>
-              <w:rPr>
-                <w:sz w:val="24"/>
-              </w:rPr>
-              <w:t xml:space="preserve">a validation </w:t>
-            </w:r>
-          </w:p>
-          <w:p>
-            <w:pPr>
-              <w:spacing w:after="0" w:line="259" w:lineRule="auto"/>
-              <w:ind w:left="0" w:firstLine="0"/>
-              <w:jc w:val="left"/>
-            </w:pPr>
-            <w:r>
-              <w:rPr>
-                <w:sz w:val="24"/>
-              </w:rPr>
-              <w:t xml:space="preserve">function </w:t>
-            </w:r>
-          </w:p>
-          <w:p>
-            <w:pPr>
-              <w:spacing w:after="0" w:line="259" w:lineRule="auto"/>
-              <w:ind w:left="0" w:firstLine="0"/>
-              <w:jc w:val="left"/>
-            </w:pPr>
-            <w:r>
-              <w:rPr>
-                <w:sz w:val="24"/>
-              </w:rPr>
-              <w:t xml:space="preserve">fix it </w:t>
-            </w:r>
-          </w:p>
-        </w:tc>
-        <w:tc>
-          <w:tcPr>
-            <w:tcW w:w="1741" w:type="dxa"/>
+        </w:tc>
+        <w:tc>
+          <w:tcPr>
+            <w:tcW w:w="1654" w:type="dxa"/>
             <w:tcBorders>
               <w:top w:val="single" w:sz="4" w:space="0" w:color="000000"/>
               <w:left w:val="single" w:sz="4" w:space="0" w:color="000000"/>
@@ -27006,7 +26238,7 @@
         </w:tc>
         <w:tc>
           <w:tcPr>
-            <w:tcW w:w="1133" w:type="dxa"/>
+            <w:tcW w:w="1124" w:type="dxa"/>
             <w:tcBorders>
               <w:top w:val="single" w:sz="4" w:space="0" w:color="000000"/>
               <w:left w:val="single" w:sz="4" w:space="0" w:color="000000"/>
@@ -27021,12 +26253,6 @@
               <w:ind w:left="34" w:firstLine="0"/>
               <w:jc w:val="left"/>
             </w:pPr>
-            <w:r>
-              <w:rPr>
-                <w:sz w:val="24"/>
-              </w:rPr>
-              <w:t xml:space="preserve">Bug_002 </w:t>
-            </w:r>
           </w:p>
         </w:tc>
       </w:tr>
@@ -27269,7 +26495,6 @@
                 <w:b/>
                 <w:sz w:val="24"/>
               </w:rPr>
-              <w:lastRenderedPageBreak/>
               <w:t xml:space="preserve">Pre-condition </w:t>
             </w:r>
           </w:p>
@@ -27357,6 +26582,7 @@
                 <w:b/>
                 <w:sz w:val="20"/>
               </w:rPr>
+              <w:lastRenderedPageBreak/>
               <w:t xml:space="preserve">Test Step </w:t>
             </w:r>
           </w:p>
@@ -27788,7 +27014,7 @@
               <w:ind w:left="3" w:firstLine="0"/>
               <w:jc w:val="left"/>
             </w:pPr>
-            <w:hyperlink r:id="rId51">
+            <w:hyperlink r:id="rId47">
               <w:r>
                 <w:rPr>
                   <w:color w:val="0000FF"/>
@@ -27805,7 +27031,7 @@
               <w:ind w:left="3" w:firstLine="0"/>
               <w:jc w:val="left"/>
             </w:pPr>
-            <w:hyperlink r:id="rId52">
+            <w:hyperlink r:id="rId48">
               <w:r>
                 <w:rPr>
                   <w:color w:val="0000FF"/>
@@ -27825,7 +27051,7 @@
               </w:r>
               <w:proofErr w:type="spellEnd"/>
             </w:hyperlink>
-            <w:hyperlink r:id="rId53">
+            <w:hyperlink r:id="rId49">
               <w:r>
                 <w:rPr>
                   <w:color w:val="0000FF"/>
@@ -28128,7 +27354,15 @@
               <w:rPr>
                 <w:sz w:val="24"/>
               </w:rPr>
-              <w:t xml:space="preserve">Login page loaded successfully </w:t>
+              <w:t>Login page loaded succ</w:t>
+            </w:r>
+            <w:bookmarkStart w:id="43" w:name="_GoBack"/>
+            <w:bookmarkEnd w:id="43"/>
+            <w:r>
+              <w:rPr>
+                <w:sz w:val="24"/>
+              </w:rPr>
+              <w:t xml:space="preserve">essfully </w:t>
             </w:r>
           </w:p>
         </w:tc>
@@ -29841,12 +29075,12 @@
       </w:r>
     </w:p>
     <w:sectPr>
-      <w:headerReference w:type="even" r:id="rId54"/>
-      <w:headerReference w:type="default" r:id="rId55"/>
-      <w:footerReference w:type="even" r:id="rId56"/>
-      <w:footerReference w:type="default" r:id="rId57"/>
-      <w:headerReference w:type="first" r:id="rId58"/>
-      <w:footerReference w:type="first" r:id="rId59"/>
+      <w:headerReference w:type="even" r:id="rId50"/>
+      <w:headerReference w:type="default" r:id="rId51"/>
+      <w:footerReference w:type="even" r:id="rId52"/>
+      <w:footerReference w:type="default" r:id="rId53"/>
+      <w:headerReference w:type="first" r:id="rId54"/>
+      <w:footerReference w:type="first" r:id="rId55"/>
       <w:pgSz w:w="11906" w:h="16838"/>
       <w:pgMar w:top="1445" w:right="851" w:bottom="1530" w:left="1419" w:header="751" w:footer="706" w:gutter="0"/>
       <w:cols w:space="720"/>
@@ -29947,7 +29181,7 @@
         <w:b/>
         <w:noProof/>
       </w:rPr>
-      <w:t>8</w:t>
+      <w:t>6</w:t>
     </w:r>
     <w:r>
       <w:rPr>
@@ -30016,7 +29250,7 @@
         <w:b/>
         <w:noProof/>
       </w:rPr>
-      <w:t>9</w:t>
+      <w:t>5</w:t>
     </w:r>
     <w:r>
       <w:rPr>
@@ -30153,7 +29387,7 @@
         <w:b/>
         <w:noProof/>
       </w:rPr>
-      <w:t>22</w:t>
+      <w:t>20</w:t>
     </w:r>
     <w:r>
       <w:rPr>
@@ -30222,7 +29456,7 @@
         <w:b/>
         <w:noProof/>
       </w:rPr>
-      <w:t>23</w:t>
+      <w:t>21</w:t>
     </w:r>
     <w:r>
       <w:rPr>
